--- a/calculus-double-integrals.docx
+++ b/calculus-double-integrals.docx
@@ -15,7 +15,7 @@
         <w:pStyle w:val="Date"/>
       </w:pPr>
       <w:r>
-        <w:t xml:space="preserve">Last modified: 2026-10-10 11:17:20 (PDT)</w:t>
+        <w:t xml:space="preserve">Last modified: 2026-10-10 18:57:52 (PDT)</w:t>
       </w:r>
     </w:p>
     <w:bookmarkStart w:id="83" w:name="sec-double-integrals"/>

--- a/calculus-double-integrals.docx
+++ b/calculus-double-integrals.docx
@@ -15,7 +15,7 @@
         <w:pStyle w:val="Date"/>
       </w:pPr>
       <w:r>
-        <w:t xml:space="preserve">Last modified: 2026-10-10 18:57:52 (PDT)</w:t>
+        <w:t xml:space="preserve">Last modified: 2026-10-10 19:44:14 (PDT)</w:t>
       </w:r>
     </w:p>
     <w:bookmarkStart w:id="83" w:name="sec-double-integrals"/>

--- a/calculus-double-integrals.docx
+++ b/calculus-double-integrals.docx
@@ -15,7 +15,7 @@
         <w:pStyle w:val="Date"/>
       </w:pPr>
       <w:r>
-        <w:t xml:space="preserve">Last modified: 2026-10-10 19:44:14 (PDT)</w:t>
+        <w:t xml:space="preserve">Last modified: 2026-10-11 00:33:48 (PDT)</w:t>
       </w:r>
     </w:p>
     <w:bookmarkStart w:id="83" w:name="sec-double-integrals"/>

--- a/calculus-double-integrals.docx
+++ b/calculus-double-integrals.docx
@@ -15,7 +15,7 @@
         <w:pStyle w:val="Date"/>
       </w:pPr>
       <w:r>
-        <w:t xml:space="preserve">Last modified: 2026-10-11 00:33:48 (PDT)</w:t>
+        <w:t xml:space="preserve">Last modified: 2026-10-11 01:21:14 (PDT)</w:t>
       </w:r>
     </w:p>
     <w:bookmarkStart w:id="83" w:name="sec-double-integrals"/>

--- a/calculus-double-integrals.docx
+++ b/calculus-double-integrals.docx
@@ -15,7 +15,7 @@
         <w:pStyle w:val="Date"/>
       </w:pPr>
       <w:r>
-        <w:t xml:space="preserve">Last modified: 2026-10-11 01:21:14 (PDT)</w:t>
+        <w:t xml:space="preserve">Last modified: 2026-10-12 01:27:56 (PDT)</w:t>
       </w:r>
     </w:p>
     <w:bookmarkStart w:id="83" w:name="sec-double-integrals"/>

--- a/calculus-double-integrals.docx
+++ b/calculus-double-integrals.docx
@@ -15,7 +15,7 @@
         <w:pStyle w:val="Date"/>
       </w:pPr>
       <w:r>
-        <w:t xml:space="preserve">Last modified: 2026-10-12 01:27:56 (PDT)</w:t>
+        <w:t xml:space="preserve">Last modified: 2026-10-12 19:40:12 (PDT)</w:t>
       </w:r>
     </w:p>
     <w:bookmarkStart w:id="83" w:name="sec-double-integrals"/>

--- a/calculus-double-integrals.docx
+++ b/calculus-double-integrals.docx
@@ -15,7 +15,7 @@
         <w:pStyle w:val="Date"/>
       </w:pPr>
       <w:r>
-        <w:t xml:space="preserve">Last modified: 2026-10-12 19:40:12 (PDT)</w:t>
+        <w:t xml:space="preserve">Last modified: 2026-10-12 20:31:51 (PDT)</w:t>
       </w:r>
     </w:p>
     <w:bookmarkStart w:id="83" w:name="sec-double-integrals"/>

--- a/calculus-double-integrals.docx
+++ b/calculus-double-integrals.docx
@@ -15,7 +15,7 @@
         <w:pStyle w:val="Date"/>
       </w:pPr>
       <w:r>
-        <w:t xml:space="preserve">Last modified: 2026-10-12 20:31:51 (PDT)</w:t>
+        <w:t xml:space="preserve">Last modified: 2026-10-12 21:21:07 (PDT)</w:t>
       </w:r>
     </w:p>
     <w:bookmarkStart w:id="83" w:name="sec-double-integrals"/>

--- a/calculus-double-integrals.docx
+++ b/calculus-double-integrals.docx
@@ -15,7 +15,7 @@
         <w:pStyle w:val="Date"/>
       </w:pPr>
       <w:r>
-        <w:t xml:space="preserve">Last modified: 2026-10-12 21:21:07 (PDT)</w:t>
+        <w:t xml:space="preserve">Last modified: 2026-10-12 22:07:53 (PDT)</w:t>
       </w:r>
     </w:p>
     <w:bookmarkStart w:id="83" w:name="sec-double-integrals"/>

--- a/calculus-double-integrals.docx
+++ b/calculus-double-integrals.docx
@@ -15,7 +15,7 @@
         <w:pStyle w:val="Date"/>
       </w:pPr>
       <w:r>
-        <w:t xml:space="preserve">Last modified: 2026-10-12 22:07:53 (PDT)</w:t>
+        <w:t xml:space="preserve">Last modified: 2026-10-12 22:45:08 (PDT)</w:t>
       </w:r>
     </w:p>
     <w:bookmarkStart w:id="83" w:name="sec-double-integrals"/>

--- a/calculus-double-integrals.docx
+++ b/calculus-double-integrals.docx
@@ -15,7 +15,7 @@
         <w:pStyle w:val="Date"/>
       </w:pPr>
       <w:r>
-        <w:t xml:space="preserve">Last modified: 2026-10-12 22:45:08 (PDT)</w:t>
+        <w:t xml:space="preserve">Last modified: 2026-10-13 01:20:47 (PDT)</w:t>
       </w:r>
     </w:p>
     <w:bookmarkStart w:id="83" w:name="sec-double-integrals"/>

--- a/calculus-double-integrals.docx
+++ b/calculus-double-integrals.docx
@@ -15,7 +15,7 @@
         <w:pStyle w:val="Date"/>
       </w:pPr>
       <w:r>
-        <w:t xml:space="preserve">Last modified: 2026-10-13 01:20:47 (PDT)</w:t>
+        <w:t xml:space="preserve">Last modified: 2026-10-13 10:37:49 (PDT)</w:t>
       </w:r>
     </w:p>
     <w:bookmarkStart w:id="83" w:name="sec-double-integrals"/>

--- a/calculus-double-integrals.docx
+++ b/calculus-double-integrals.docx
@@ -15,7 +15,7 @@
         <w:pStyle w:val="Date"/>
       </w:pPr>
       <w:r>
-        <w:t xml:space="preserve">Last modified: 2026-10-13 10:37:49 (PDT)</w:t>
+        <w:t xml:space="preserve">Last modified: 2026-10-13 11:22:25 (PDT)</w:t>
       </w:r>
     </w:p>
     <w:bookmarkStart w:id="83" w:name="sec-double-integrals"/>

--- a/calculus-double-integrals.docx
+++ b/calculus-double-integrals.docx
@@ -15,7 +15,7 @@
         <w:pStyle w:val="Date"/>
       </w:pPr>
       <w:r>
-        <w:t xml:space="preserve">Last modified: 2026-10-13 11:22:25 (PDT)</w:t>
+        <w:t xml:space="preserve">Last modified: 2026-10-13 14:29:41 (PDT)</w:t>
       </w:r>
     </w:p>
     <w:bookmarkStart w:id="83" w:name="sec-double-integrals"/>

--- a/calculus-double-integrals.docx
+++ b/calculus-double-integrals.docx
@@ -15,7 +15,7 @@
         <w:pStyle w:val="Date"/>
       </w:pPr>
       <w:r>
-        <w:t xml:space="preserve">Last modified: 2026-10-13 14:29:41 (PDT)</w:t>
+        <w:t xml:space="preserve">Last modified: 2026-10-13 15:25:57 (PDT)</w:t>
       </w:r>
     </w:p>
     <w:bookmarkStart w:id="83" w:name="sec-double-integrals"/>

--- a/calculus-double-integrals.docx
+++ b/calculus-double-integrals.docx
@@ -15,7 +15,7 @@
         <w:pStyle w:val="Date"/>
       </w:pPr>
       <w:r>
-        <w:t xml:space="preserve">Last modified: 2026-10-13 15:25:57 (PDT)</w:t>
+        <w:t xml:space="preserve">Last modified: 2026-10-13 16:09:33 (PDT)</w:t>
       </w:r>
     </w:p>
     <w:bookmarkStart w:id="83" w:name="sec-double-integrals"/>

--- a/calculus-double-integrals.docx
+++ b/calculus-double-integrals.docx
@@ -15,7 +15,7 @@
         <w:pStyle w:val="Date"/>
       </w:pPr>
       <w:r>
-        <w:t xml:space="preserve">Last modified: 2026-10-13 16:09:33 (PDT)</w:t>
+        <w:t xml:space="preserve">Last modified: 2026-10-13 16:58:37 (PDT)</w:t>
       </w:r>
     </w:p>
     <w:bookmarkStart w:id="83" w:name="sec-double-integrals"/>

--- a/calculus-double-integrals.docx
+++ b/calculus-double-integrals.docx
@@ -15,7 +15,7 @@
         <w:pStyle w:val="Date"/>
       </w:pPr>
       <w:r>
-        <w:t xml:space="preserve">Last modified: 2026-10-13 16:58:37 (PDT)</w:t>
+        <w:t xml:space="preserve">Last modified: 2026-10-13 17:46:07 (PDT)</w:t>
       </w:r>
     </w:p>
     <w:bookmarkStart w:id="83" w:name="sec-double-integrals"/>

--- a/calculus-double-integrals.docx
+++ b/calculus-double-integrals.docx
@@ -15,7 +15,7 @@
         <w:pStyle w:val="Date"/>
       </w:pPr>
       <w:r>
-        <w:t xml:space="preserve">Last modified: 2026-10-13 17:46:07 (PDT)</w:t>
+        <w:t xml:space="preserve">Last modified: 2026-10-13 18:36:45 (PDT)</w:t>
       </w:r>
     </w:p>
     <w:bookmarkStart w:id="83" w:name="sec-double-integrals"/>

--- a/calculus-double-integrals.docx
+++ b/calculus-double-integrals.docx
@@ -15,7 +15,7 @@
         <w:pStyle w:val="Date"/>
       </w:pPr>
       <w:r>
-        <w:t xml:space="preserve">Last modified: 2026-10-13 18:36:45 (PDT)</w:t>
+        <w:t xml:space="preserve">Last modified: 2026-10-13 19:28:53 (PDT)</w:t>
       </w:r>
     </w:p>
     <w:bookmarkStart w:id="83" w:name="sec-double-integrals"/>

--- a/calculus-double-integrals.docx
+++ b/calculus-double-integrals.docx
@@ -15,7 +15,7 @@
         <w:pStyle w:val="Date"/>
       </w:pPr>
       <w:r>
-        <w:t xml:space="preserve">Last modified: 2026-10-13 19:28:53 (PDT)</w:t>
+        <w:t xml:space="preserve">Last modified: 2026-10-13 20:27:09 (PDT)</w:t>
       </w:r>
     </w:p>
     <w:bookmarkStart w:id="83" w:name="sec-double-integrals"/>

--- a/calculus-double-integrals.docx
+++ b/calculus-double-integrals.docx
@@ -15,7 +15,7 @@
         <w:pStyle w:val="Date"/>
       </w:pPr>
       <w:r>
-        <w:t xml:space="preserve">Last modified: 2026-10-13 20:27:09 (PDT)</w:t>
+        <w:t xml:space="preserve">Last modified: 2026-10-13 23:18:59 (PDT)</w:t>
       </w:r>
     </w:p>
     <w:bookmarkStart w:id="83" w:name="sec-double-integrals"/>

--- a/calculus-double-integrals.docx
+++ b/calculus-double-integrals.docx
@@ -15,7 +15,7 @@
         <w:pStyle w:val="Date"/>
       </w:pPr>
       <w:r>
-        <w:t xml:space="preserve">Last modified: 2026-10-13 23:18:59 (PDT)</w:t>
+        <w:t xml:space="preserve">Last modified: 2026-10-14 01:48:43 (PDT)</w:t>
       </w:r>
     </w:p>
     <w:bookmarkStart w:id="83" w:name="sec-double-integrals"/>

--- a/calculus-double-integrals.docx
+++ b/calculus-double-integrals.docx
@@ -15,7 +15,7 @@
         <w:pStyle w:val="Date"/>
       </w:pPr>
       <w:r>
-        <w:t xml:space="preserve">Last modified: 2026-10-14 01:48:43 (PDT)</w:t>
+        <w:t xml:space="preserve">Last modified: 2026-10-14 08:08:00 (PDT)</w:t>
       </w:r>
     </w:p>
     <w:bookmarkStart w:id="83" w:name="sec-double-integrals"/>

--- a/calculus-double-integrals.docx
+++ b/calculus-double-integrals.docx
@@ -15,7 +15,7 @@
         <w:pStyle w:val="Date"/>
       </w:pPr>
       <w:r>
-        <w:t xml:space="preserve">Last modified: 2026-10-14 08:08:00 (PDT)</w:t>
+        <w:t xml:space="preserve">Last modified: 2026-10-14 13:15:43 (PDT)</w:t>
       </w:r>
     </w:p>
     <w:bookmarkStart w:id="83" w:name="sec-double-integrals"/>

--- a/calculus-double-integrals.docx
+++ b/calculus-double-integrals.docx
@@ -15,10 +15,10 @@
         <w:pStyle w:val="Date"/>
       </w:pPr>
       <w:r>
-        <w:t xml:space="preserve">Last modified: 2026-10-14 13:15:43 (PDT)</w:t>
+        <w:t xml:space="preserve">Last modified: 2026-10-14 23:45:57 (PDT)</w:t>
       </w:r>
     </w:p>
-    <w:bookmarkStart w:id="83" w:name="sec-double-integrals"/>
+    <w:bookmarkStart w:id="85" w:name="sec-double-integrals"/>
     <w:p>
       <w:pPr>
         <w:pStyle w:val="Heading2"/>
@@ -60,7 +60,7 @@
         <w:t xml:space="preserve"> </w:t>
       </w:r>
       <w:r>
-        <w:t xml:space="preserve">We state two versions:</w:t>
+        <w:t xml:space="preserve">We state them in two settings:</w:t>
       </w:r>
       <w:r>
         <w:t xml:space="preserve"> </w:t>
@@ -111,9 +111,15 @@
         <w:t xml:space="preserve"> </w:t>
       </w:r>
       <w:r>
-        <w:t xml:space="preserve">measure-theoretic version (</w:t>
-      </w:r>
-      <w:hyperlink w:anchor="thm-fubini-tonelli">
+        <w:t xml:space="preserve">measure-theoretic versions</w:t>
+      </w:r>
+      <w:r>
+        <w:t xml:space="preserve"> </w:t>
+      </w:r>
+      <w:r>
+        <w:t xml:space="preserve">(</w:t>
+      </w:r>
+      <w:hyperlink w:anchor="thm-tonelli-measure">
         <w:r>
           <w:rPr>
             <w:rStyle w:val="Hyperlink"/>
@@ -122,7 +128,24 @@
         </w:r>
       </w:hyperlink>
       <w:r>
-        <w:t xml:space="preserve">) is</w:t>
+        <w:t xml:space="preserve"> </w:t>
+      </w:r>
+      <w:r>
+        <w:t xml:space="preserve">and</w:t>
+      </w:r>
+      <w:r>
+        <w:t xml:space="preserve"> </w:t>
+      </w:r>
+      <w:hyperlink w:anchor="thm-fubini-measure">
+        <w:r>
+          <w:rPr>
+            <w:rStyle w:val="Hyperlink"/>
+          </w:rPr>
+          <w:t xml:space="preserve">Theorem 3</w:t>
+        </w:r>
+      </w:hyperlink>
+      <w:r>
+        <w:t xml:space="preserve">) are</w:t>
       </w:r>
       <w:r>
         <w:t xml:space="preserve"> </w:t>
@@ -26843,17 +26866,24 @@
       </w:r>
     </w:p>
     <w:bookmarkEnd w:id="56"/>
-    <w:bookmarkStart w:id="64" w:name="thm-fubini-tonelli"/>
     <w:p>
       <w:pPr>
         <w:pStyle w:val="BodyText"/>
       </w:pPr>
+      <w:bookmarkStart w:id="57" w:name="thm-fubini-tonelli"/>
+      <w:bookmarkEnd w:id="57"/>
+    </w:p>
+    <w:bookmarkStart w:id="64" w:name="thm-tonelli-measure"/>
+    <w:p>
+      <w:pPr>
+        <w:pStyle w:val="BodyText"/>
+      </w:pPr>
       <w:r>
         <w:rPr>
           <w:b/>
           <w:bCs/>
         </w:rPr>
-        <w:t xml:space="preserve">Theorem 2 (Fubini–Tonelli theorem (measure-theoretic form))</w:t>
+        <w:t xml:space="preserve">Theorem 2 (Tonelli’s theorem (measure-theoretic form))</w:t>
       </w:r>
       <w:r>
         <w:t xml:space="preserve"> </w:t>
@@ -27020,7 +27050,7 @@
       <w:r>
         <w:t xml:space="preserve"> </w:t>
       </w:r>
-      <w:hyperlink r:id="rId57">
+      <w:hyperlink r:id="rId58">
         <w:r>
           <w:rPr>
             <w:rStyle w:val="Hyperlink"/>
@@ -27134,7 +27164,7 @@
       <w:r>
         <w:t xml:space="preserve"> </w:t>
       </w:r>
-      <w:hyperlink r:id="rId58">
+      <w:hyperlink r:id="rId59">
         <w:r>
           <w:rPr>
             <w:rStyle w:val="Hyperlink"/>
@@ -27151,7 +27181,7 @@
       <w:r>
         <w:t xml:space="preserve"> </w:t>
       </w:r>
-      <w:hyperlink r:id="rId59">
+      <w:hyperlink r:id="rId60">
         <w:r>
           <w:rPr>
             <w:rStyle w:val="Hyperlink"/>
@@ -27226,16 +27256,11 @@
         <w:t xml:space="preserve"> </w:t>
       </w:r>
       <w:r>
-        <w:t xml:space="preserve">If either</w:t>
-      </w:r>
-    </w:p>
-    <w:p>
-      <w:pPr>
-        <w:numPr>
-          <w:ilvl w:val="0"/>
-          <w:numId w:val="1002"/>
-        </w:numPr>
-      </w:pPr>
+        <w:t xml:space="preserve">If</w:t>
+      </w:r>
+      <w:r>
+        <w:t xml:space="preserve"> </w:t>
+      </w:r>
       <m:oMath>
         <m:r>
           <m:t>f</m:t>
@@ -27253,7 +27278,7 @@
       <w:r>
         <w:t xml:space="preserve"> </w:t>
       </w:r>
-      <w:hyperlink r:id="rId60">
+      <w:hyperlink r:id="rId61">
         <w:r>
           <w:rPr>
             <w:rStyle w:val="Hyperlink"/>
@@ -27270,7 +27295,7 @@
       <w:r>
         <w:t xml:space="preserve"> </w:t>
       </w:r>
-      <w:hyperlink r:id="rId61">
+      <w:hyperlink r:id="rId62">
         <w:r>
           <w:rPr>
             <w:rStyle w:val="Hyperlink"/>
@@ -27314,29 +27339,1025 @@
         </m:sSub>
       </m:oMath>
       <w:r>
-        <w:t xml:space="preserve"> </w:t>
-      </w:r>
-      <w:r>
-        <w:t xml:space="preserve">(</w:t>
-      </w:r>
+        <w:t xml:space="preserve">,</w:t>
+      </w:r>
+      <w:r>
+        <w:t xml:space="preserve"> </w:t>
+      </w:r>
+      <w:r>
+        <w:t xml:space="preserve">then both iterated</w:t>
+      </w:r>
+      <w:r>
+        <w:t xml:space="preserve"> </w:t>
+      </w:r>
+      <w:hyperlink r:id="rId63">
+        <w:r>
+          <w:rPr>
+            <w:rStyle w:val="Hyperlink"/>
+          </w:rPr>
+          <w:t xml:space="preserve">integrals</w:t>
+        </w:r>
+      </w:hyperlink>
+      <w:r>
+        <w:t xml:space="preserve"> </w:t>
+      </w:r>
+      <w:r>
+        <w:t xml:space="preserve">exist (possibly equal to</w:t>
+      </w:r>
+      <w:r>
+        <w:t xml:space="preserve"> </w:t>
+      </w:r>
+      <m:oMath>
+        <m:r>
+          <m:rPr>
+            <m:sty m:val="p"/>
+          </m:rPr>
+          <m:t>+</m:t>
+        </m:r>
+        <m:r>
+          <m:rPr>
+            <m:sty m:val="p"/>
+          </m:rPr>
+          <m:t>∞</m:t>
+        </m:r>
+      </m:oMath>
+      <w:r>
+        <w:t xml:space="preserve">),</w:t>
+      </w:r>
+      <w:r>
+        <w:t xml:space="preserve"> </w:t>
+      </w:r>
+      <w:r>
+        <w:t xml:space="preserve">agree with the double integral,</w:t>
+      </w:r>
+      <w:r>
+        <w:t xml:space="preserve"> </w:t>
+      </w:r>
+      <w:r>
+        <w:t xml:space="preserve">and equal each other:</w:t>
+      </w:r>
+    </w:p>
+    <w:p>
+      <w:pPr>
+        <w:pStyle w:val="BodyText"/>
+      </w:pPr>
+      <m:oMathPara>
+        <m:oMathParaPr>
+          <m:jc m:val="center"/>
+        </m:oMathParaPr>
+        <m:oMath>
+          <m:eqArr>
+            <m:e>
+              <m:nary>
+                <m:naryPr>
+                  <m:chr m:val="∫"/>
+                  <m:limLoc m:val="subSup"/>
+                  <m:subHide m:val="off"/>
+                  <m:supHide m:val="on"/>
+                </m:naryPr>
+                <m:sub>
+                  <m:sSub>
+                    <m:e>
+                      <m:r>
+                        <m:rPr>
+                          <m:sty m:val="p"/>
+                        </m:rPr>
+                        <m:t>Ω</m:t>
+                      </m:r>
+                    </m:e>
+                    <m:sub>
+                      <m:r>
+                        <m:t>1</m:t>
+                      </m:r>
+                    </m:sub>
+                  </m:sSub>
+                  <m:r>
+                    <m:rPr>
+                      <m:sty m:val="p"/>
+                    </m:rPr>
+                    <m:t>×</m:t>
+                  </m:r>
+                  <m:sSub>
+                    <m:e>
+                      <m:r>
+                        <m:rPr>
+                          <m:sty m:val="p"/>
+                        </m:rPr>
+                        <m:t>Ω</m:t>
+                      </m:r>
+                    </m:e>
+                    <m:sub>
+                      <m:r>
+                        <m:t>2</m:t>
+                      </m:r>
+                    </m:sub>
+                  </m:sSub>
+                </m:sub>
+                <m:sup>
+                  <m:r>
+                    <m:t>​</m:t>
+                  </m:r>
+                </m:sup>
+                <m:e>
+                  <m:r>
+                    <m:t>f</m:t>
+                  </m:r>
+                </m:e>
+              </m:nary>
+              <m:r>
+                <m:t> </m:t>
+              </m:r>
+              <m:r>
+                <m:t>d</m:t>
+              </m:r>
+              <m:r>
+                <m:rPr>
+                  <m:sty m:val="p"/>
+                </m:rPr>
+                <m:t>(</m:t>
+              </m:r>
+              <m:sSub>
+                <m:e>
+                  <m:r>
+                    <m:t>μ</m:t>
+                  </m:r>
+                </m:e>
+                <m:sub>
+                  <m:r>
+                    <m:t>1</m:t>
+                  </m:r>
+                </m:sub>
+              </m:sSub>
+              <m:r>
+                <m:rPr>
+                  <m:sty m:val="p"/>
+                </m:rPr>
+                <m:t>⊗</m:t>
+              </m:r>
+              <m:sSub>
+                <m:e>
+                  <m:r>
+                    <m:t>μ</m:t>
+                  </m:r>
+                </m:e>
+                <m:sub>
+                  <m:r>
+                    <m:t>2</m:t>
+                  </m:r>
+                </m:sub>
+              </m:sSub>
+              <m:r>
+                <m:rPr>
+                  <m:sty m:val="p"/>
+                </m:rPr>
+                <m:t>)</m:t>
+              </m:r>
+              <m:r>
+                <m:t>&amp;</m:t>
+              </m:r>
+              <m:r>
+                <m:rPr>
+                  <m:sty m:val="p"/>
+                </m:rPr>
+                <m:t>=</m:t>
+              </m:r>
+              <m:nary>
+                <m:naryPr>
+                  <m:chr m:val="∫"/>
+                  <m:limLoc m:val="subSup"/>
+                  <m:subHide m:val="off"/>
+                  <m:supHide m:val="on"/>
+                </m:naryPr>
+                <m:sub>
+                  <m:sSub>
+                    <m:e>
+                      <m:r>
+                        <m:rPr>
+                          <m:sty m:val="p"/>
+                        </m:rPr>
+                        <m:t>Ω</m:t>
+                      </m:r>
+                    </m:e>
+                    <m:sub>
+                      <m:r>
+                        <m:t>1</m:t>
+                      </m:r>
+                    </m:sub>
+                  </m:sSub>
+                </m:sub>
+                <m:sup>
+                  <m:r>
+                    <m:t>​</m:t>
+                  </m:r>
+                </m:sup>
+                <m:e>
+                  <m:r>
+                    <m:t>​</m:t>
+                  </m:r>
+                </m:e>
+              </m:nary>
+              <m:d>
+                <m:dPr>
+                  <m:begChr m:val="("/>
+                  <m:sepChr m:val=""/>
+                  <m:endChr m:val=")"/>
+                  <m:grow/>
+                </m:dPr>
+                <m:e>
+                  <m:nary>
+                    <m:naryPr>
+                      <m:chr m:val="∫"/>
+                      <m:limLoc m:val="subSup"/>
+                      <m:subHide m:val="off"/>
+                      <m:supHide m:val="on"/>
+                    </m:naryPr>
+                    <m:sub>
+                      <m:sSub>
+                        <m:e>
+                          <m:r>
+                            <m:rPr>
+                              <m:sty m:val="p"/>
+                            </m:rPr>
+                            <m:t>Ω</m:t>
+                          </m:r>
+                        </m:e>
+                        <m:sub>
+                          <m:r>
+                            <m:t>2</m:t>
+                          </m:r>
+                        </m:sub>
+                      </m:sSub>
+                    </m:sub>
+                    <m:sup>
+                      <m:r>
+                        <m:t>​</m:t>
+                      </m:r>
+                    </m:sup>
+                    <m:e>
+                      <m:r>
+                        <m:t>f</m:t>
+                      </m:r>
+                    </m:e>
+                  </m:nary>
+                  <m:r>
+                    <m:rPr>
+                      <m:sty m:val="p"/>
+                    </m:rPr>
+                    <m:t>(</m:t>
+                  </m:r>
+                  <m:sSub>
+                    <m:e>
+                      <m:r>
+                        <m:t>ω</m:t>
+                      </m:r>
+                    </m:e>
+                    <m:sub>
+                      <m:r>
+                        <m:t>1</m:t>
+                      </m:r>
+                    </m:sub>
+                  </m:sSub>
+                  <m:r>
+                    <m:rPr>
+                      <m:sty m:val="p"/>
+                    </m:rPr>
+                    <m:t>,</m:t>
+                  </m:r>
+                  <m:sSub>
+                    <m:e>
+                      <m:r>
+                        <m:t>ω</m:t>
+                      </m:r>
+                    </m:e>
+                    <m:sub>
+                      <m:r>
+                        <m:t>2</m:t>
+                      </m:r>
+                    </m:sub>
+                  </m:sSub>
+                  <m:r>
+                    <m:rPr>
+                      <m:sty m:val="p"/>
+                    </m:rPr>
+                    <m:t>)</m:t>
+                  </m:r>
+                  <m:r>
+                    <m:t> </m:t>
+                  </m:r>
+                  <m:r>
+                    <m:t>d</m:t>
+                  </m:r>
+                  <m:sSub>
+                    <m:e>
+                      <m:r>
+                        <m:t>μ</m:t>
+                      </m:r>
+                    </m:e>
+                    <m:sub>
+                      <m:r>
+                        <m:t>2</m:t>
+                      </m:r>
+                    </m:sub>
+                  </m:sSub>
+                  <m:r>
+                    <m:rPr>
+                      <m:sty m:val="p"/>
+                    </m:rPr>
+                    <m:t>(</m:t>
+                  </m:r>
+                  <m:sSub>
+                    <m:e>
+                      <m:r>
+                        <m:t>ω</m:t>
+                      </m:r>
+                    </m:e>
+                    <m:sub>
+                      <m:r>
+                        <m:t>2</m:t>
+                      </m:r>
+                    </m:sub>
+                  </m:sSub>
+                  <m:r>
+                    <m:rPr>
+                      <m:sty m:val="p"/>
+                    </m:rPr>
+                    <m:t>)</m:t>
+                  </m:r>
+                </m:e>
+              </m:d>
+              <m:r>
+                <m:t>​</m:t>
+              </m:r>
+              <m:r>
+                <m:t> </m:t>
+              </m:r>
+              <m:r>
+                <m:t>d</m:t>
+              </m:r>
+              <m:sSub>
+                <m:e>
+                  <m:r>
+                    <m:t>μ</m:t>
+                  </m:r>
+                </m:e>
+                <m:sub>
+                  <m:r>
+                    <m:t>1</m:t>
+                  </m:r>
+                </m:sub>
+              </m:sSub>
+              <m:r>
+                <m:rPr>
+                  <m:sty m:val="p"/>
+                </m:rPr>
+                <m:t>(</m:t>
+              </m:r>
+              <m:sSub>
+                <m:e>
+                  <m:r>
+                    <m:t>ω</m:t>
+                  </m:r>
+                </m:e>
+                <m:sub>
+                  <m:r>
+                    <m:t>1</m:t>
+                  </m:r>
+                </m:sub>
+              </m:sSub>
+              <m:r>
+                <m:rPr>
+                  <m:sty m:val="p"/>
+                </m:rPr>
+                <m:t>)</m:t>
+              </m:r>
+            </m:e>
+            <m:e>
+              <m:r>
+                <m:t>&amp;</m:t>
+              </m:r>
+              <m:r>
+                <m:rPr>
+                  <m:sty m:val="p"/>
+                </m:rPr>
+                <m:t>=</m:t>
+              </m:r>
+              <m:nary>
+                <m:naryPr>
+                  <m:chr m:val="∫"/>
+                  <m:limLoc m:val="subSup"/>
+                  <m:subHide m:val="off"/>
+                  <m:supHide m:val="on"/>
+                </m:naryPr>
+                <m:sub>
+                  <m:sSub>
+                    <m:e>
+                      <m:r>
+                        <m:rPr>
+                          <m:sty m:val="p"/>
+                        </m:rPr>
+                        <m:t>Ω</m:t>
+                      </m:r>
+                    </m:e>
+                    <m:sub>
+                      <m:r>
+                        <m:t>2</m:t>
+                      </m:r>
+                    </m:sub>
+                  </m:sSub>
+                </m:sub>
+                <m:sup>
+                  <m:r>
+                    <m:t>​</m:t>
+                  </m:r>
+                </m:sup>
+                <m:e>
+                  <m:r>
+                    <m:t>​</m:t>
+                  </m:r>
+                </m:e>
+              </m:nary>
+              <m:d>
+                <m:dPr>
+                  <m:begChr m:val="("/>
+                  <m:sepChr m:val=""/>
+                  <m:endChr m:val=")"/>
+                  <m:grow/>
+                </m:dPr>
+                <m:e>
+                  <m:nary>
+                    <m:naryPr>
+                      <m:chr m:val="∫"/>
+                      <m:limLoc m:val="subSup"/>
+                      <m:subHide m:val="off"/>
+                      <m:supHide m:val="on"/>
+                    </m:naryPr>
+                    <m:sub>
+                      <m:sSub>
+                        <m:e>
+                          <m:r>
+                            <m:rPr>
+                              <m:sty m:val="p"/>
+                            </m:rPr>
+                            <m:t>Ω</m:t>
+                          </m:r>
+                        </m:e>
+                        <m:sub>
+                          <m:r>
+                            <m:t>1</m:t>
+                          </m:r>
+                        </m:sub>
+                      </m:sSub>
+                    </m:sub>
+                    <m:sup>
+                      <m:r>
+                        <m:t>​</m:t>
+                      </m:r>
+                    </m:sup>
+                    <m:e>
+                      <m:r>
+                        <m:t>f</m:t>
+                      </m:r>
+                    </m:e>
+                  </m:nary>
+                  <m:r>
+                    <m:rPr>
+                      <m:sty m:val="p"/>
+                    </m:rPr>
+                    <m:t>(</m:t>
+                  </m:r>
+                  <m:sSub>
+                    <m:e>
+                      <m:r>
+                        <m:t>ω</m:t>
+                      </m:r>
+                    </m:e>
+                    <m:sub>
+                      <m:r>
+                        <m:t>1</m:t>
+                      </m:r>
+                    </m:sub>
+                  </m:sSub>
+                  <m:r>
+                    <m:rPr>
+                      <m:sty m:val="p"/>
+                    </m:rPr>
+                    <m:t>,</m:t>
+                  </m:r>
+                  <m:sSub>
+                    <m:e>
+                      <m:r>
+                        <m:t>ω</m:t>
+                      </m:r>
+                    </m:e>
+                    <m:sub>
+                      <m:r>
+                        <m:t>2</m:t>
+                      </m:r>
+                    </m:sub>
+                  </m:sSub>
+                  <m:r>
+                    <m:rPr>
+                      <m:sty m:val="p"/>
+                    </m:rPr>
+                    <m:t>)</m:t>
+                  </m:r>
+                  <m:r>
+                    <m:t> </m:t>
+                  </m:r>
+                  <m:r>
+                    <m:t>d</m:t>
+                  </m:r>
+                  <m:sSub>
+                    <m:e>
+                      <m:r>
+                        <m:t>μ</m:t>
+                      </m:r>
+                    </m:e>
+                    <m:sub>
+                      <m:r>
+                        <m:t>1</m:t>
+                      </m:r>
+                    </m:sub>
+                  </m:sSub>
+                  <m:r>
+                    <m:rPr>
+                      <m:sty m:val="p"/>
+                    </m:rPr>
+                    <m:t>(</m:t>
+                  </m:r>
+                  <m:sSub>
+                    <m:e>
+                      <m:r>
+                        <m:t>ω</m:t>
+                      </m:r>
+                    </m:e>
+                    <m:sub>
+                      <m:r>
+                        <m:t>1</m:t>
+                      </m:r>
+                    </m:sub>
+                  </m:sSub>
+                  <m:r>
+                    <m:rPr>
+                      <m:sty m:val="p"/>
+                    </m:rPr>
+                    <m:t>)</m:t>
+                  </m:r>
+                </m:e>
+              </m:d>
+              <m:r>
+                <m:t>​</m:t>
+              </m:r>
+              <m:r>
+                <m:t> </m:t>
+              </m:r>
+              <m:r>
+                <m:t>d</m:t>
+              </m:r>
+              <m:sSub>
+                <m:e>
+                  <m:r>
+                    <m:t>μ</m:t>
+                  </m:r>
+                </m:e>
+                <m:sub>
+                  <m:r>
+                    <m:t>2</m:t>
+                  </m:r>
+                </m:sub>
+              </m:sSub>
+              <m:r>
+                <m:rPr>
+                  <m:sty m:val="p"/>
+                </m:rPr>
+                <m:t>(</m:t>
+              </m:r>
+              <m:sSub>
+                <m:e>
+                  <m:r>
+                    <m:t>ω</m:t>
+                  </m:r>
+                </m:e>
+                <m:sub>
+                  <m:r>
+                    <m:t>2</m:t>
+                  </m:r>
+                </m:sub>
+              </m:sSub>
+              <m:r>
+                <m:rPr>
+                  <m:sty m:val="p"/>
+                </m:rPr>
+                <m:t>)</m:t>
+              </m:r>
+              <m:r>
+                <m:rPr>
+                  <m:sty m:val="p"/>
+                </m:rPr>
+                <m:t>.</m:t>
+              </m:r>
+            </m:e>
+          </m:eqArr>
+        </m:oMath>
+      </m:oMathPara>
+    </w:p>
+    <w:p>
+      <w:pPr>
+        <w:pStyle w:val="FirstParagraph"/>
+      </w:pPr>
+      <w:r>
+        <w:t xml:space="preserve">(Billingsley 1995, Theorem 18.3; Gut 2013, Theorem 9.1, p. 65; Wikipedia contributors 2024)</w:t>
+      </w:r>
+    </w:p>
+    <w:bookmarkEnd w:id="64"/>
+    <w:bookmarkStart w:id="66" w:name="thm-fubini-measure"/>
+    <w:p>
+      <w:pPr>
+        <w:pStyle w:val="BodyText"/>
+      </w:pPr>
       <w:r>
         <w:rPr>
           <w:b/>
           <w:bCs/>
         </w:rPr>
-        <w:t xml:space="preserve">Tonelli’s theorem</w:t>
-      </w:r>
-      <w:r>
-        <w:t xml:space="preserve">), or</w:t>
-      </w:r>
-    </w:p>
-    <w:p>
-      <w:pPr>
-        <w:numPr>
-          <w:ilvl w:val="0"/>
-          <w:numId w:val="1002"/>
-        </w:numPr>
-      </w:pPr>
+        <w:t xml:space="preserve">Theorem 3 (Fubini’s theorem (measure-theoretic form))</w:t>
+      </w:r>
+      <w:r>
+        <w:t xml:space="preserve"> </w:t>
+      </w:r>
+      <w:r>
+        <w:t xml:space="preserve">Let</w:t>
+      </w:r>
+      <w:r>
+        <w:t xml:space="preserve"> </w:t>
+      </w:r>
+      <m:oMath>
+        <m:r>
+          <m:rPr>
+            <m:sty m:val="p"/>
+          </m:rPr>
+          <m:t>(</m:t>
+        </m:r>
+        <m:sSub>
+          <m:e>
+            <m:r>
+              <m:rPr>
+                <m:sty m:val="p"/>
+              </m:rPr>
+              <m:t>Ω</m:t>
+            </m:r>
+          </m:e>
+          <m:sub>
+            <m:r>
+              <m:t>1</m:t>
+            </m:r>
+          </m:sub>
+        </m:sSub>
+        <m:r>
+          <m:rPr>
+            <m:sty m:val="p"/>
+          </m:rPr>
+          <m:t>,</m:t>
+        </m:r>
+        <m:sSub>
+          <m:e>
+            <m:r>
+              <m:rPr>
+                <m:scr m:val="script"/>
+                <m:sty m:val="p"/>
+              </m:rPr>
+              <m:t>F</m:t>
+            </m:r>
+          </m:e>
+          <m:sub>
+            <m:r>
+              <m:t>1</m:t>
+            </m:r>
+          </m:sub>
+        </m:sSub>
+        <m:r>
+          <m:rPr>
+            <m:sty m:val="p"/>
+          </m:rPr>
+          <m:t>,</m:t>
+        </m:r>
+        <m:sSub>
+          <m:e>
+            <m:r>
+              <m:t>μ</m:t>
+            </m:r>
+          </m:e>
+          <m:sub>
+            <m:r>
+              <m:t>1</m:t>
+            </m:r>
+          </m:sub>
+        </m:sSub>
+        <m:r>
+          <m:rPr>
+            <m:sty m:val="p"/>
+          </m:rPr>
+          <m:t>)</m:t>
+        </m:r>
+      </m:oMath>
+      <w:r>
+        <w:t xml:space="preserve"> </w:t>
+      </w:r>
+      <w:r>
+        <w:t xml:space="preserve">and</w:t>
+      </w:r>
+      <w:r>
+        <w:t xml:space="preserve"> </w:t>
+      </w:r>
+      <m:oMath>
+        <m:r>
+          <m:rPr>
+            <m:sty m:val="p"/>
+          </m:rPr>
+          <m:t>(</m:t>
+        </m:r>
+        <m:sSub>
+          <m:e>
+            <m:r>
+              <m:rPr>
+                <m:sty m:val="p"/>
+              </m:rPr>
+              <m:t>Ω</m:t>
+            </m:r>
+          </m:e>
+          <m:sub>
+            <m:r>
+              <m:t>2</m:t>
+            </m:r>
+          </m:sub>
+        </m:sSub>
+        <m:r>
+          <m:rPr>
+            <m:sty m:val="p"/>
+          </m:rPr>
+          <m:t>,</m:t>
+        </m:r>
+        <m:sSub>
+          <m:e>
+            <m:r>
+              <m:rPr>
+                <m:scr m:val="script"/>
+                <m:sty m:val="p"/>
+              </m:rPr>
+              <m:t>F</m:t>
+            </m:r>
+          </m:e>
+          <m:sub>
+            <m:r>
+              <m:t>2</m:t>
+            </m:r>
+          </m:sub>
+        </m:sSub>
+        <m:r>
+          <m:rPr>
+            <m:sty m:val="p"/>
+          </m:rPr>
+          <m:t>,</m:t>
+        </m:r>
+        <m:sSub>
+          <m:e>
+            <m:r>
+              <m:t>μ</m:t>
+            </m:r>
+          </m:e>
+          <m:sub>
+            <m:r>
+              <m:t>2</m:t>
+            </m:r>
+          </m:sub>
+        </m:sSub>
+        <m:r>
+          <m:rPr>
+            <m:sty m:val="p"/>
+          </m:rPr>
+          <m:t>)</m:t>
+        </m:r>
+      </m:oMath>
+      <w:r>
+        <w:t xml:space="preserve"> </w:t>
+      </w:r>
+      <w:r>
+        <w:t xml:space="preserve">be</w:t>
+      </w:r>
+      <w:r>
+        <w:t xml:space="preserve"> </w:t>
+      </w:r>
+      <w:hyperlink r:id="rId58">
+        <w:r>
+          <w:rPr>
+            <w:rStyle w:val="Hyperlink"/>
+          </w:rPr>
+          <w:t xml:space="preserve">measure spaces</w:t>
+        </w:r>
+      </w:hyperlink>
+      <w:r>
+        <w:t xml:space="preserve"> </w:t>
+      </w:r>
+      <w:r>
+        <w:t xml:space="preserve">with</w:t>
+      </w:r>
+      <w:r>
+        <w:t xml:space="preserve"> </w:t>
+      </w:r>
+      <w:hyperlink r:id="rId9">
+        <m:oMath>
+          <m:r>
+            <m:t>σ</m:t>
+          </m:r>
+        </m:oMath>
+        <w:r>
+          <w:rPr>
+            <w:rStyle w:val="Hyperlink"/>
+          </w:rPr>
+          <w:t xml:space="preserve">-finite</w:t>
+        </w:r>
+      </w:hyperlink>
+      <w:r>
+        <w:t xml:space="preserve"> </w:t>
+      </w:r>
+      <w:r>
+        <w:t xml:space="preserve">measures,</w:t>
+      </w:r>
+      <w:r>
+        <w:t xml:space="preserve"> </w:t>
+      </w:r>
+      <w:r>
+        <w:t xml:space="preserve">and let</w:t>
+      </w:r>
+      <w:r>
+        <w:t xml:space="preserve"> </w:t>
+      </w:r>
+      <m:oMath>
+        <m:r>
+          <m:t>f</m:t>
+        </m:r>
+        <m:r>
+          <m:rPr>
+            <m:sty m:val="p"/>
+          </m:rPr>
+          <m:t>:</m:t>
+        </m:r>
+        <m:sSub>
+          <m:e>
+            <m:r>
+              <m:rPr>
+                <m:sty m:val="p"/>
+              </m:rPr>
+              <m:t>Ω</m:t>
+            </m:r>
+          </m:e>
+          <m:sub>
+            <m:r>
+              <m:t>1</m:t>
+            </m:r>
+          </m:sub>
+        </m:sSub>
+        <m:r>
+          <m:rPr>
+            <m:sty m:val="p"/>
+          </m:rPr>
+          <m:t>×</m:t>
+        </m:r>
+        <m:sSub>
+          <m:e>
+            <m:r>
+              <m:rPr>
+                <m:sty m:val="p"/>
+              </m:rPr>
+              <m:t>Ω</m:t>
+            </m:r>
+          </m:e>
+          <m:sub>
+            <m:r>
+              <m:t>2</m:t>
+            </m:r>
+          </m:sub>
+        </m:sSub>
+        <m:r>
+          <m:rPr>
+            <m:sty m:val="p"/>
+          </m:rPr>
+          <m:t>→</m:t>
+        </m:r>
+        <m:r>
+          <m:rPr>
+            <m:scr m:val="double-struck"/>
+            <m:sty m:val="p"/>
+          </m:rPr>
+          <m:t>R</m:t>
+        </m:r>
+      </m:oMath>
+      <w:r>
+        <w:t xml:space="preserve"> </w:t>
+      </w:r>
+      <w:r>
+        <w:t xml:space="preserve">be</w:t>
+      </w:r>
+      <w:r>
+        <w:t xml:space="preserve"> </w:t>
+      </w:r>
+      <w:hyperlink r:id="rId59">
+        <w:r>
+          <w:rPr>
+            <w:rStyle w:val="Hyperlink"/>
+          </w:rPr>
+          <w:t xml:space="preserve">measurable</w:t>
+        </w:r>
+      </w:hyperlink>
+      <w:r>
+        <w:t xml:space="preserve"> </w:t>
+      </w:r>
+      <w:r>
+        <w:t xml:space="preserve">with respect to the</w:t>
+      </w:r>
+      <w:r>
+        <w:t xml:space="preserve"> </w:t>
+      </w:r>
+      <w:hyperlink r:id="rId60">
+        <w:r>
+          <w:rPr>
+            <w:rStyle w:val="Hyperlink"/>
+          </w:rPr>
+          <w:t xml:space="preserve">product</w:t>
+        </w:r>
+        <w:r>
+          <w:rPr>
+            <w:rStyle w:val="Hyperlink"/>
+          </w:rPr>
+          <w:t xml:space="preserve"> </w:t>
+        </w:r>
+        <m:oMath>
+          <m:r>
+            <m:t>σ</m:t>
+          </m:r>
+        </m:oMath>
+        <w:r>
+          <w:rPr>
+            <w:rStyle w:val="Hyperlink"/>
+          </w:rPr>
+          <w:t xml:space="preserve">-algebra</w:t>
+        </w:r>
+      </w:hyperlink>
+      <w:r>
+        <w:t xml:space="preserve"> </w:t>
+      </w:r>
+      <m:oMath>
+        <m:sSub>
+          <m:e>
+            <m:r>
+              <m:rPr>
+                <m:scr m:val="script"/>
+                <m:sty m:val="p"/>
+              </m:rPr>
+              <m:t>F</m:t>
+            </m:r>
+          </m:e>
+          <m:sub>
+            <m:r>
+              <m:t>1</m:t>
+            </m:r>
+          </m:sub>
+        </m:sSub>
+        <m:r>
+          <m:rPr>
+            <m:sty m:val="p"/>
+          </m:rPr>
+          <m:t>⊗</m:t>
+        </m:r>
+        <m:sSub>
+          <m:e>
+            <m:r>
+              <m:rPr>
+                <m:scr m:val="script"/>
+                <m:sty m:val="p"/>
+              </m:rPr>
+              <m:t>F</m:t>
+            </m:r>
+          </m:e>
+          <m:sub>
+            <m:r>
+              <m:t>2</m:t>
+            </m:r>
+          </m:sub>
+        </m:sSub>
+      </m:oMath>
+      <w:r>
+        <w:t xml:space="preserve">.</w:t>
+      </w:r>
+      <w:r>
+        <w:t xml:space="preserve"> </w:t>
+      </w:r>
+      <w:r>
+        <w:t xml:space="preserve">If</w:t>
+      </w:r>
+      <w:r>
+        <w:t xml:space="preserve"> </w:t>
+      </w:r>
       <m:oMath>
         <m:nary>
           <m:naryPr>
@@ -27497,7 +28518,7 @@
       <w:r>
         <w:t xml:space="preserve"> </w:t>
       </w:r>
-      <w:hyperlink r:id="rId62">
+      <w:hyperlink r:id="rId65">
         <w:r>
           <w:rPr>
             <w:rStyle w:val="Hyperlink"/>
@@ -27506,26 +28527,11 @@
         </w:r>
       </w:hyperlink>
       <w:r>
-        <w:t xml:space="preserve"> </w:t>
-      </w:r>
-      <w:r>
-        <w:t xml:space="preserve">(</w:t>
-      </w:r>
-      <w:r>
-        <w:rPr>
-          <w:b/>
-          <w:bCs/>
-        </w:rPr>
-        <w:t xml:space="preserve">Fubini’s theorem</w:t>
-      </w:r>
-      <w:r>
-        <w:t xml:space="preserve">),</w:t>
-      </w:r>
-    </w:p>
-    <w:p>
-      <w:pPr>
-        <w:pStyle w:val="FirstParagraph"/>
-      </w:pPr>
+        <w:t xml:space="preserve">,</w:t>
+      </w:r>
+      <w:r>
+        <w:t xml:space="preserve"> </w:t>
+      </w:r>
       <w:r>
         <w:t xml:space="preserve">then both iterated</w:t>
       </w:r>
@@ -27544,7 +28550,13 @@
         <w:t xml:space="preserve"> </w:t>
       </w:r>
       <w:r>
-        <w:t xml:space="preserve">exist, agree with the double integral,</w:t>
+        <w:t xml:space="preserve">exist,</w:t>
+      </w:r>
+      <w:r>
+        <w:t xml:space="preserve"> </w:t>
+      </w:r>
+      <w:r>
+        <w:t xml:space="preserve">agree with the double integral,</w:t>
       </w:r>
       <w:r>
         <w:t xml:space="preserve"> </w:t>
@@ -28125,8 +29137,8 @@
         <w:t xml:space="preserve">(Billingsley 1995, Theorem 18.3; Gut 2013, Theorem 9.1, p. 65; Fubini 1907; Wikipedia contributors 2024)</w:t>
       </w:r>
     </w:p>
-    <w:bookmarkEnd w:id="64"/>
-    <w:bookmarkStart w:id="68" w:name="rem-fubini-tonelli-probability"/>
+    <w:bookmarkEnd w:id="66"/>
+    <w:bookmarkStart w:id="70" w:name="rem-fubini-tonelli-probability"/>
     <w:p>
       <w:pPr>
         <w:pStyle w:val="BodyText"/>
@@ -28189,7 +29201,7 @@
       <w:r>
         <w:t xml:space="preserve"> </w:t>
       </w:r>
-      <w:hyperlink r:id="rId65">
+      <w:hyperlink r:id="rId67">
         <w:r>
           <w:rPr>
             <w:rStyle w:val="Hyperlink"/>
@@ -28315,7 +29327,7 @@
       <w:r>
         <w:t xml:space="preserve">(</w:t>
       </w:r>
-      <w:hyperlink r:id="rId66">
+      <w:hyperlink r:id="rId68">
         <w:r>
           <w:rPr>
             <w:rStyle w:val="Hyperlink"/>
@@ -28377,7 +29389,7 @@
       <w:r>
         <w:t xml:space="preserve"> </w:t>
       </w:r>
-      <w:hyperlink r:id="rId62">
+      <w:hyperlink r:id="rId65">
         <w:r>
           <w:rPr>
             <w:rStyle w:val="Hyperlink"/>
@@ -28403,7 +29415,7 @@
       <w:r>
         <w:t xml:space="preserve"> </w:t>
       </w:r>
-      <w:hyperlink r:id="rId67">
+      <w:hyperlink r:id="rId69">
         <w:r>
           <w:rPr>
             <w:rStyle w:val="Hyperlink"/>
@@ -28591,8 +29603,8 @@
         <w:t xml:space="preserve">-finiteness alone does not make the iterated integrals agree.</w:t>
       </w:r>
     </w:p>
-    <w:bookmarkEnd w:id="68"/>
-    <w:bookmarkStart w:id="70" w:name="exm-fubini-tonelli-apply"/>
+    <w:bookmarkEnd w:id="70"/>
+    <w:bookmarkStart w:id="72" w:name="exm-fubini-tonelli-apply"/>
     <w:p>
       <w:pPr>
         <w:pStyle w:val="BodyText"/>
@@ -28611,7 +29623,7 @@
         </w:rPr>
         <w:t xml:space="preserve"> </w:t>
       </w:r>
-      <w:hyperlink w:anchor="thm-fubini-tonelli">
+      <w:hyperlink w:anchor="thm-tonelli-measure">
         <w:r>
           <w:rPr>
             <w:rStyle w:val="Hyperlink"/>
@@ -28676,7 +29688,7 @@
       <w:r>
         <w:t xml:space="preserve"> </w:t>
       </w:r>
-      <w:hyperlink r:id="rId69">
+      <w:hyperlink r:id="rId71">
         <m:oMath>
           <m:r>
             <m:rPr>
@@ -29161,7 +30173,7 @@
       <w:r>
         <w:t xml:space="preserve"> </w:t>
       </w:r>
-      <w:hyperlink w:anchor="thm-fubini-tonelli">
+      <w:hyperlink w:anchor="thm-tonelli-measure">
         <w:r>
           <w:rPr>
             <w:rStyle w:val="Hyperlink"/>
@@ -29274,7 +30286,7 @@
         <w:t xml:space="preserve"> </w:t>
       </w:r>
       <w:r>
-        <w:t xml:space="preserve">condition (a) (Tonelli’s theorem, nonnegativity) is also satisfied.</w:t>
+        <w:t xml:space="preserve">the nonnegativity condition is also satisfied.</w:t>
       </w:r>
     </w:p>
     <w:p>
@@ -29287,7 +30299,7 @@
       <w:r>
         <w:t xml:space="preserve"> </w:t>
       </w:r>
-      <w:hyperlink w:anchor="thm-fubini-tonelli">
+      <w:hyperlink w:anchor="thm-tonelli-measure">
         <w:r>
           <w:rPr>
             <w:rStyle w:val="Hyperlink"/>
@@ -31698,7 +32710,7 @@
       <w:r>
         <w:t xml:space="preserve"> </w:t>
       </w:r>
-      <w:hyperlink w:anchor="thm-fubini-tonelli">
+      <w:hyperlink w:anchor="thm-tonelli-measure">
         <w:r>
           <w:rPr>
             <w:rStyle w:val="Hyperlink"/>
@@ -31710,11 +32722,11 @@
         <w:t xml:space="preserve"> </w:t>
       </w:r>
       <w:r>
-        <w:t xml:space="preserve">guarantees when condition (a) holds.</w:t>
+        <w:t xml:space="preserve">guarantees.</w:t>
       </w:r>
     </w:p>
-    <w:bookmarkEnd w:id="70"/>
-    <w:bookmarkStart w:id="71" w:name="exm-fubini-fail-tonelli"/>
+    <w:bookmarkEnd w:id="72"/>
+    <w:bookmarkStart w:id="73" w:name="exm-fubini-fail-tonelli"/>
     <w:p>
       <w:pPr>
         <w:pStyle w:val="BodyText"/>
@@ -31724,7 +32736,7 @@
           <w:b/>
           <w:bCs/>
         </w:rPr>
-        <w:t xml:space="preserve">Example 7 (When neither Fubini–Tonelli condition is satisfied)</w:t>
+        <w:t xml:space="preserve">Example 7 (When neither Tonelli’s nor Fubini’s condition is satisfied)</w:t>
       </w:r>
       <w:r>
         <w:t xml:space="preserve"> </w:t>
@@ -31890,12 +32902,12 @@
         <w:t xml:space="preserve"> </w:t>
       </w:r>
       <w:r>
-        <w:t xml:space="preserve">illustrates a case where neither condition of</w:t>
-      </w:r>
-      <w:r>
-        <w:t xml:space="preserve"> </w:t>
-      </w:r>
-      <w:hyperlink w:anchor="thm-fubini-tonelli">
+        <w:t xml:space="preserve">illustrates a case where neither the hypothesis of</w:t>
+      </w:r>
+      <w:r>
+        <w:t xml:space="preserve"> </w:t>
+      </w:r>
+      <w:hyperlink w:anchor="thm-tonelli-measure">
         <w:r>
           <w:rPr>
             <w:rStyle w:val="Hyperlink"/>
@@ -31907,6 +32919,23 @@
         <w:t xml:space="preserve"> </w:t>
       </w:r>
       <w:r>
+        <w:t xml:space="preserve">nor that of</w:t>
+      </w:r>
+      <w:r>
+        <w:t xml:space="preserve"> </w:t>
+      </w:r>
+      <w:hyperlink w:anchor="thm-fubini-measure">
+        <w:r>
+          <w:rPr>
+            <w:rStyle w:val="Hyperlink"/>
+          </w:rPr>
+          <w:t xml:space="preserve">Theorem 3</w:t>
+        </w:r>
+      </w:hyperlink>
+      <w:r>
+        <w:t xml:space="preserve"> </w:t>
+      </w:r>
+      <w:r>
         <w:t xml:space="preserve">is satisfied.</w:t>
       </w:r>
     </w:p>
@@ -31919,31 +32948,7 @@
           <w:b/>
           <w:bCs/>
         </w:rPr>
-        <w:t xml:space="preserve">Why</w:t>
-      </w:r>
-      <w:r>
-        <w:rPr>
-          <w:b/>
-          <w:bCs/>
-        </w:rPr>
-        <w:t xml:space="preserve"> </w:t>
-      </w:r>
-      <w:hyperlink w:anchor="thm-fubini-tonelli">
-        <w:r>
-          <w:rPr>
-            <w:rStyle w:val="Hyperlink"/>
-            <w:b/>
-            <w:bCs/>
-          </w:rPr>
-          <w:t xml:space="preserve">Theorem 2</w:t>
-        </w:r>
-      </w:hyperlink>
-      <w:r>
-        <w:rPr>
-          <w:b/>
-          <w:bCs/>
-        </w:rPr>
-        <w:t xml:space="preserve">’s conditions fail:</w:t>
+        <w:t xml:space="preserve">Why the hypotheses fail:</w:t>
       </w:r>
       <w:r>
         <w:t xml:space="preserve"> </w:t>
@@ -32007,7 +33012,27 @@
         </m:r>
       </m:oMath>
       <w:r>
-        <w:t xml:space="preserve">, which violates condition (b).</w:t>
+        <w:t xml:space="preserve">, which violates the absolute-integrability</w:t>
+      </w:r>
+      <w:r>
+        <w:t xml:space="preserve"> </w:t>
+      </w:r>
+      <w:r>
+        <w:t xml:space="preserve">hypothesis of</w:t>
+      </w:r>
+      <w:r>
+        <w:t xml:space="preserve"> </w:t>
+      </w:r>
+      <w:hyperlink w:anchor="thm-fubini-measure">
+        <w:r>
+          <w:rPr>
+            <w:rStyle w:val="Hyperlink"/>
+          </w:rPr>
+          <w:t xml:space="preserve">Theorem 3</w:t>
+        </w:r>
+      </w:hyperlink>
+      <w:r>
+        <w:t xml:space="preserve">.</w:t>
       </w:r>
       <w:r>
         <w:t xml:space="preserve"> </w:t>
@@ -32776,12 +33801,35 @@
         <w:t xml:space="preserve"> </w:t>
       </w:r>
       <w:r>
-        <w:t xml:space="preserve">and condition (b) of</w:t>
-      </w:r>
-      <w:r>
-        <w:t xml:space="preserve"> </w:t>
-      </w:r>
-      <w:hyperlink w:anchor="thm-fubini-tonelli">
+        <w:t xml:space="preserve">and the hypothesis of</w:t>
+      </w:r>
+      <w:r>
+        <w:t xml:space="preserve"> </w:t>
+      </w:r>
+      <w:hyperlink w:anchor="thm-fubini-measure">
+        <w:r>
+          <w:rPr>
+            <w:rStyle w:val="Hyperlink"/>
+          </w:rPr>
+          <w:t xml:space="preserve">Theorem 3</w:t>
+        </w:r>
+      </w:hyperlink>
+      <w:r>
+        <w:t xml:space="preserve"> </w:t>
+      </w:r>
+      <w:r>
+        <w:t xml:space="preserve">is not satisfied.</w:t>
+      </w:r>
+      <w:r>
+        <w:t xml:space="preserve"> </w:t>
+      </w:r>
+      <w:r>
+        <w:t xml:space="preserve">(The hypothesis of</w:t>
+      </w:r>
+      <w:r>
+        <w:t xml:space="preserve"> </w:t>
+      </w:r>
+      <w:hyperlink w:anchor="thm-tonelli-measure">
         <w:r>
           <w:rPr>
             <w:rStyle w:val="Hyperlink"/>
@@ -32793,13 +33841,7 @@
         <w:t xml:space="preserve"> </w:t>
       </w:r>
       <w:r>
-        <w:t xml:space="preserve">is not satisfied.</w:t>
-      </w:r>
-      <w:r>
-        <w:t xml:space="preserve"> </w:t>
-      </w:r>
-      <w:r>
-        <w:t xml:space="preserve">(Condition (a) also fails:</w:t>
+        <w:t xml:space="preserve">also fails:</w:t>
       </w:r>
       <w:r>
         <w:t xml:space="preserve"> </w:t>
@@ -32813,13 +33855,13 @@
         <w:t xml:space="preserve"> </w:t>
       </w:r>
       <w:r>
-        <w:t xml:space="preserve">takes both positive and negative values,</w:t>
-      </w:r>
-      <w:r>
-        <w:t xml:space="preserve"> </w:t>
-      </w:r>
-      <w:r>
-        <w:t xml:space="preserve">so it is not nonnegative a.e.)</w:t>
+        <w:t xml:space="preserve">takes both positive</w:t>
+      </w:r>
+      <w:r>
+        <w:t xml:space="preserve"> </w:t>
+      </w:r>
+      <w:r>
+        <w:t xml:space="preserve">and negative values, so it is not nonnegative a.e.)</w:t>
       </w:r>
       <w:r>
         <w:t xml:space="preserve"> </w:t>
@@ -32848,21 +33890,7 @@
         <w:t xml:space="preserve"> </w:t>
       </w:r>
       <w:r>
-        <w:t xml:space="preserve">with</w:t>
-      </w:r>
-      <w:r>
-        <w:t xml:space="preserve"> </w:t>
-      </w:r>
-      <w:hyperlink w:anchor="thm-fubini-tonelli">
-        <w:r>
-          <w:rPr>
-            <w:rStyle w:val="Hyperlink"/>
-          </w:rPr>
-          <w:t xml:space="preserve">Theorem 2</w:t>
-        </w:r>
-      </w:hyperlink>
-      <w:r>
-        <w:t xml:space="preserve">: the theorem simply does not apply.</w:t>
+        <w:t xml:space="preserve">with both theorems: neither one applies.</w:t>
       </w:r>
     </w:p>
     <w:p>
@@ -32873,9 +33901,9 @@
         <w:t xml:space="preserve">(Wikipedia contributors 2024)</w:t>
       </w:r>
     </w:p>
-    <w:bookmarkEnd w:id="71"/>
-    <w:bookmarkStart w:id="82" w:name="refs"/>
-    <w:bookmarkStart w:id="72" w:name="ref-billingsley1995probability"/>
+    <w:bookmarkEnd w:id="73"/>
+    <w:bookmarkStart w:id="84" w:name="refs"/>
+    <w:bookmarkStart w:id="74" w:name="ref-billingsley1995probability"/>
     <w:p>
       <w:pPr>
         <w:pStyle w:val="Bibliography"/>
@@ -32897,8 +33925,8 @@
         <w:t xml:space="preserve">. 3rd ed. Wiley Series in Probability and Mathematical Statistics. Wiley.</w:t>
       </w:r>
     </w:p>
-    <w:bookmarkEnd w:id="72"/>
-    <w:bookmarkStart w:id="73" w:name="ref-fubini1907"/>
+    <w:bookmarkEnd w:id="74"/>
+    <w:bookmarkStart w:id="75" w:name="ref-fubini1907"/>
     <w:p>
       <w:pPr>
         <w:pStyle w:val="Bibliography"/>
@@ -32929,8 +33957,8 @@
         <w:t xml:space="preserve">16: 608–14.</w:t>
       </w:r>
     </w:p>
-    <w:bookmarkEnd w:id="73"/>
-    <w:bookmarkStart w:id="75" w:name="ref-gut2013"/>
+    <w:bookmarkEnd w:id="75"/>
+    <w:bookmarkStart w:id="77" w:name="ref-gut2013"/>
     <w:p>
       <w:pPr>
         <w:pStyle w:val="Bibliography"/>
@@ -32954,7 +33982,7 @@
       <w:r>
         <w:t xml:space="preserve"> </w:t>
       </w:r>
-      <w:hyperlink r:id="rId74">
+      <w:hyperlink r:id="rId76">
         <w:r>
           <w:rPr>
             <w:rStyle w:val="Hyperlink"/>
@@ -32966,8 +33994,8 @@
         <w:t xml:space="preserve">.</w:t>
       </w:r>
     </w:p>
-    <w:bookmarkEnd w:id="75"/>
-    <w:bookmarkStart w:id="77" w:name="ref-larsonCalc11e"/>
+    <w:bookmarkEnd w:id="77"/>
+    <w:bookmarkStart w:id="79" w:name="ref-larsonCalc11e"/>
     <w:p>
       <w:pPr>
         <w:pStyle w:val="Bibliography"/>
@@ -32991,7 +34019,7 @@
       <w:r>
         <w:t xml:space="preserve"> </w:t>
       </w:r>
-      <w:hyperlink r:id="rId76">
+      <w:hyperlink r:id="rId78">
         <w:r>
           <w:rPr>
             <w:rStyle w:val="Hyperlink"/>
@@ -33003,8 +34031,8 @@
         <w:t xml:space="preserve">.</w:t>
       </w:r>
     </w:p>
-    <w:bookmarkEnd w:id="77"/>
-    <w:bookmarkStart w:id="79" w:name="ref-problifesavercalc"/>
+    <w:bookmarkEnd w:id="79"/>
+    <w:bookmarkStart w:id="81" w:name="ref-problifesavercalc"/>
     <w:p>
       <w:pPr>
         <w:pStyle w:val="Bibliography"/>
@@ -33028,7 +34056,7 @@
       <w:r>
         <w:t xml:space="preserve"> </w:t>
       </w:r>
-      <w:hyperlink r:id="rId78">
+      <w:hyperlink r:id="rId80">
         <w:r>
           <w:rPr>
             <w:rStyle w:val="Hyperlink"/>
@@ -33040,8 +34068,8 @@
         <w:t xml:space="preserve">.</w:t>
       </w:r>
     </w:p>
-    <w:bookmarkEnd w:id="79"/>
-    <w:bookmarkStart w:id="81" w:name="ref-wp:fubini"/>
+    <w:bookmarkEnd w:id="81"/>
+    <w:bookmarkStart w:id="83" w:name="ref-wp:fubini"/>
     <w:p>
       <w:pPr>
         <w:pStyle w:val="Bibliography"/>
@@ -33100,7 +34128,7 @@
       <w:r>
         <w:t xml:space="preserve"> </w:t>
       </w:r>
-      <w:hyperlink r:id="rId80">
+      <w:hyperlink r:id="rId82">
         <w:r>
           <w:rPr>
             <w:rStyle w:val="Hyperlink"/>
@@ -33112,9 +34140,9 @@
         <w:t xml:space="preserve">.</w:t>
       </w:r>
     </w:p>
-    <w:bookmarkEnd w:id="81"/>
-    <w:bookmarkEnd w:id="82"/>
     <w:bookmarkEnd w:id="83"/>
+    <w:bookmarkEnd w:id="84"/>
+    <w:bookmarkEnd w:id="85"/>
     <w:sectPr>
       <w:footnotePr>
         <w:numRestart w:val="eachSect"/>
@@ -33310,126 +34338,11 @@
       </w:pPr>
     </w:lvl>
   </w:abstractNum>
-  <w:abstractNum w:abstractNumId="99731">
-    <w:nsid w:val="00A99731"/>
-    <w:multiLevelType w:val="multilevel"/>
-    <w:lvl w:ilvl="0">
-      <w:start w:val="1"/>
-      <w:numFmt w:val="lowerLetter"/>
-      <w:lvlText w:val="(%1)"/>
-      <w:lvlJc w:val="left"/>
-      <w:pPr>
-        <w:ind w:left="720" w:hanging="360"/>
-      </w:pPr>
-    </w:lvl>
-    <w:lvl w:ilvl="1">
-      <w:start w:val="1"/>
-      <w:numFmt w:val="lowerLetter"/>
-      <w:lvlText w:val="(%2)"/>
-      <w:lvlJc w:val="left"/>
-      <w:pPr>
-        <w:ind w:left="1440" w:hanging="360"/>
-      </w:pPr>
-    </w:lvl>
-    <w:lvl w:ilvl="2">
-      <w:start w:val="1"/>
-      <w:numFmt w:val="lowerLetter"/>
-      <w:lvlText w:val="(%3)"/>
-      <w:lvlJc w:val="left"/>
-      <w:pPr>
-        <w:ind w:left="2160" w:hanging="360"/>
-      </w:pPr>
-    </w:lvl>
-    <w:lvl w:ilvl="3">
-      <w:start w:val="1"/>
-      <w:numFmt w:val="lowerLetter"/>
-      <w:lvlText w:val="(%4)"/>
-      <w:lvlJc w:val="left"/>
-      <w:pPr>
-        <w:ind w:left="2880" w:hanging="360"/>
-      </w:pPr>
-    </w:lvl>
-    <w:lvl w:ilvl="4">
-      <w:start w:val="1"/>
-      <w:numFmt w:val="lowerLetter"/>
-      <w:lvlText w:val="(%5)"/>
-      <w:lvlJc w:val="left"/>
-      <w:pPr>
-        <w:ind w:left="3600" w:hanging="360"/>
-      </w:pPr>
-    </w:lvl>
-    <w:lvl w:ilvl="5">
-      <w:start w:val="1"/>
-      <w:numFmt w:val="lowerLetter"/>
-      <w:lvlText w:val="(%6)"/>
-      <w:lvlJc w:val="left"/>
-      <w:pPr>
-        <w:ind w:left="4320" w:hanging="360"/>
-      </w:pPr>
-    </w:lvl>
-    <w:lvl w:ilvl="6">
-      <w:start w:val="1"/>
-      <w:numFmt w:val="lowerLetter"/>
-      <w:lvlText w:val="(%7)"/>
-      <w:lvlJc w:val="left"/>
-      <w:pPr>
-        <w:ind w:left="5040" w:hanging="360"/>
-      </w:pPr>
-    </w:lvl>
-    <w:lvl w:ilvl="7">
-      <w:start w:val="1"/>
-      <w:numFmt w:val="lowerLetter"/>
-      <w:lvlText w:val="(%8)"/>
-      <w:lvlJc w:val="left"/>
-      <w:pPr>
-        <w:ind w:left="5760" w:hanging="360"/>
-      </w:pPr>
-    </w:lvl>
-    <w:lvl w:ilvl="8">
-      <w:start w:val="1"/>
-      <w:numFmt w:val="lowerLetter"/>
-      <w:lvlText w:val="(%9)"/>
-      <w:lvlJc w:val="left"/>
-      <w:pPr>
-        <w:ind w:left="6480" w:hanging="360"/>
-      </w:pPr>
-    </w:lvl>
-  </w:abstractNum>
   <w:num w:numId="1000">
     <w:abstractNumId w:val="990"/>
   </w:num>
   <w:num w:numId="1001">
     <w:abstractNumId w:val="99411"/>
-    <w:lvlOverride w:ilvl="0">
-      <w:startOverride w:val="1"/>
-    </w:lvlOverride>
-    <w:lvlOverride w:ilvl="1">
-      <w:startOverride w:val="1"/>
-    </w:lvlOverride>
-    <w:lvlOverride w:ilvl="2">
-      <w:startOverride w:val="1"/>
-    </w:lvlOverride>
-    <w:lvlOverride w:ilvl="3">
-      <w:startOverride w:val="1"/>
-    </w:lvlOverride>
-    <w:lvlOverride w:ilvl="4">
-      <w:startOverride w:val="1"/>
-    </w:lvlOverride>
-    <w:lvlOverride w:ilvl="5">
-      <w:startOverride w:val="1"/>
-    </w:lvlOverride>
-    <w:lvlOverride w:ilvl="6">
-      <w:startOverride w:val="1"/>
-    </w:lvlOverride>
-    <w:lvlOverride w:ilvl="7">
-      <w:startOverride w:val="1"/>
-    </w:lvlOverride>
-    <w:lvlOverride w:ilvl="8">
-      <w:startOverride w:val="1"/>
-    </w:lvlOverride>
-  </w:num>
-  <w:num w:numId="1002">
-    <w:abstractNumId w:val="99731"/>
     <w:lvlOverride w:ilvl="0">
       <w:startOverride w:val="1"/>
     </w:lvlOverride>

--- a/calculus-double-integrals.docx
+++ b/calculus-double-integrals.docx
@@ -15,7 +15,7 @@
         <w:pStyle w:val="Date"/>
       </w:pPr>
       <w:r>
-        <w:t xml:space="preserve">Last modified: 2026-10-14 23:45:57 (PDT)</w:t>
+        <w:t xml:space="preserve">Last modified: 2026-10-15 00:49:40 (PDT)</w:t>
       </w:r>
     </w:p>
     <w:bookmarkStart w:id="85" w:name="sec-double-integrals"/>

--- a/calculus-double-integrals.docx
+++ b/calculus-double-integrals.docx
@@ -15,7 +15,7 @@
         <w:pStyle w:val="Date"/>
       </w:pPr>
       <w:r>
-        <w:t xml:space="preserve">Last modified: 2026-10-15 00:49:40 (PDT)</w:t>
+        <w:t xml:space="preserve">Last modified: 2026-10-15 02:44:48 (PDT)</w:t>
       </w:r>
     </w:p>
     <w:bookmarkStart w:id="85" w:name="sec-double-integrals"/>

--- a/calculus-double-integrals.docx
+++ b/calculus-double-integrals.docx
@@ -15,7 +15,7 @@
         <w:pStyle w:val="Date"/>
       </w:pPr>
       <w:r>
-        <w:t xml:space="preserve">Last modified: 2026-10-15 02:44:48 (PDT)</w:t>
+        <w:t xml:space="preserve">Last modified: 2026-10-15 03:52:50 (PDT)</w:t>
       </w:r>
     </w:p>
     <w:bookmarkStart w:id="85" w:name="sec-double-integrals"/>

--- a/calculus-double-integrals.docx
+++ b/calculus-double-integrals.docx
@@ -15,10 +15,10 @@
         <w:pStyle w:val="Date"/>
       </w:pPr>
       <w:r>
-        <w:t xml:space="preserve">Last modified: 2026-10-15 03:52:50 (PDT)</w:t>
+        <w:t xml:space="preserve">Last modified: 2026-10-15 04:45:51 (PDT)</w:t>
       </w:r>
     </w:p>
-    <w:bookmarkStart w:id="85" w:name="sec-double-integrals"/>
+    <w:bookmarkStart w:id="87" w:name="sec-double-integrals"/>
     <w:p>
       <w:pPr>
         <w:pStyle w:val="Heading2"/>
@@ -124,7 +124,7 @@
           <w:rPr>
             <w:rStyle w:val="Hyperlink"/>
           </w:rPr>
-          <w:t xml:space="preserve">Theorem 2</w:t>
+          <w:t xml:space="preserve">Theorem 4</w:t>
         </w:r>
       </w:hyperlink>
       <w:r>
@@ -141,7 +141,7 @@
           <w:rPr>
             <w:rStyle w:val="Hyperlink"/>
           </w:rPr>
-          <w:t xml:space="preserve">Theorem 3</w:t>
+          <w:t xml:space="preserve">Theorem 5</w:t>
         </w:r>
       </w:hyperlink>
       <w:r>
@@ -22648,7 +22648,262 @@
       </w:r>
     </w:p>
     <w:bookmarkEnd w:id="50"/>
-    <w:bookmarkStart w:id="51" w:name="exr-miller-dint-square-root-term"/>
+    <w:bookmarkStart w:id="51" w:name="thm-dint-separable"/>
+    <w:p>
+      <w:pPr>
+        <w:pStyle w:val="BodyText"/>
+      </w:pPr>
+      <w:r>
+        <w:rPr>
+          <w:b/>
+          <w:bCs/>
+        </w:rPr>
+        <w:t xml:space="preserve">Theorem 2 (Double integral of a product of powers)</w:t>
+      </w:r>
+      <w:r>
+        <w:t xml:space="preserve"> </w:t>
+      </w:r>
+      <w:r>
+        <w:t xml:space="preserve">For</w:t>
+      </w:r>
+      <w:r>
+        <w:t xml:space="preserve"> </w:t>
+      </w:r>
+      <m:oMath>
+        <m:r>
+          <m:t>m</m:t>
+        </m:r>
+        <m:r>
+          <m:rPr>
+            <m:sty m:val="p"/>
+          </m:rPr>
+          <m:t>,</m:t>
+        </m:r>
+        <m:r>
+          <m:t>n</m:t>
+        </m:r>
+        <m:r>
+          <m:rPr>
+            <m:sty m:val="p"/>
+          </m:rPr>
+          <m:t>&gt;</m:t>
+        </m:r>
+        <m:r>
+          <m:t>0</m:t>
+        </m:r>
+      </m:oMath>
+      <w:r>
+        <w:t xml:space="preserve">,</w:t>
+      </w:r>
+    </w:p>
+    <w:p>
+      <w:pPr>
+        <w:pStyle w:val="BodyText"/>
+      </w:pPr>
+      <m:oMathPara>
+        <m:oMathParaPr>
+          <m:jc m:val="center"/>
+        </m:oMathParaPr>
+        <m:oMath>
+          <m:nary>
+            <m:naryPr>
+              <m:chr m:val="∫"/>
+              <m:limLoc m:val="subSup"/>
+              <m:subHide m:val="off"/>
+              <m:supHide m:val="off"/>
+            </m:naryPr>
+            <m:sub>
+              <m:r>
+                <m:t>0</m:t>
+              </m:r>
+            </m:sub>
+            <m:sup>
+              <m:r>
+                <m:t>1</m:t>
+              </m:r>
+            </m:sup>
+            <m:e>
+              <m:nary>
+                <m:naryPr>
+                  <m:chr m:val="∫"/>
+                  <m:limLoc m:val="subSup"/>
+                  <m:subHide m:val="off"/>
+                  <m:supHide m:val="off"/>
+                </m:naryPr>
+                <m:sub>
+                  <m:r>
+                    <m:t>0</m:t>
+                  </m:r>
+                </m:sub>
+                <m:sup>
+                  <m:r>
+                    <m:t>1</m:t>
+                  </m:r>
+                </m:sup>
+                <m:e>
+                  <m:sSup>
+                    <m:e>
+                      <m:r>
+                        <m:t>x</m:t>
+                      </m:r>
+                    </m:e>
+                    <m:sup>
+                      <m:r>
+                        <m:t>m</m:t>
+                      </m:r>
+                    </m:sup>
+                  </m:sSup>
+                </m:e>
+              </m:nary>
+            </m:e>
+          </m:nary>
+          <m:sSup>
+            <m:e>
+              <m:r>
+                <m:t>y</m:t>
+              </m:r>
+            </m:e>
+            <m:sup>
+              <m:r>
+                <m:t>n</m:t>
+              </m:r>
+            </m:sup>
+          </m:sSup>
+          <m:r>
+            <m:t> </m:t>
+          </m:r>
+          <m:r>
+            <m:t>d</m:t>
+          </m:r>
+          <m:r>
+            <m:t>y</m:t>
+          </m:r>
+          <m:r>
+            <m:t> </m:t>
+          </m:r>
+          <m:r>
+            <m:t>d</m:t>
+          </m:r>
+          <m:r>
+            <m:t>x</m:t>
+          </m:r>
+          <m:r>
+            <m:rPr>
+              <m:sty m:val="p"/>
+            </m:rPr>
+            <m:t>=</m:t>
+          </m:r>
+          <m:f>
+            <m:fPr>
+              <m:type m:val="bar"/>
+            </m:fPr>
+            <m:num>
+              <m:r>
+                <m:t>1</m:t>
+              </m:r>
+            </m:num>
+            <m:den>
+              <m:r>
+                <m:rPr>
+                  <m:sty m:val="p"/>
+                </m:rPr>
+                <m:t>(</m:t>
+              </m:r>
+              <m:r>
+                <m:t>m</m:t>
+              </m:r>
+              <m:r>
+                <m:rPr>
+                  <m:sty m:val="p"/>
+                </m:rPr>
+                <m:t>+</m:t>
+              </m:r>
+              <m:r>
+                <m:t>1</m:t>
+              </m:r>
+              <m:r>
+                <m:rPr>
+                  <m:sty m:val="p"/>
+                </m:rPr>
+                <m:t>)</m:t>
+              </m:r>
+              <m:r>
+                <m:rPr>
+                  <m:sty m:val="p"/>
+                </m:rPr>
+                <m:t>(</m:t>
+              </m:r>
+              <m:r>
+                <m:t>n</m:t>
+              </m:r>
+              <m:r>
+                <m:rPr>
+                  <m:sty m:val="p"/>
+                </m:rPr>
+                <m:t>+</m:t>
+              </m:r>
+              <m:r>
+                <m:t>1</m:t>
+              </m:r>
+              <m:r>
+                <m:rPr>
+                  <m:sty m:val="p"/>
+                </m:rPr>
+                <m:t>)</m:t>
+              </m:r>
+            </m:den>
+          </m:f>
+        </m:oMath>
+      </m:oMathPara>
+    </w:p>
+    <w:bookmarkEnd w:id="51"/>
+    <w:p>
+      <w:pPr>
+        <w:pStyle w:val="FirstParagraph"/>
+      </w:pPr>
+      <w:r>
+        <w:rPr>
+          <w:i/>
+          <w:iCs/>
+        </w:rPr>
+        <w:t xml:space="preserve">Proof</w:t>
+      </w:r>
+      <w:r>
+        <w:t xml:space="preserve">. </w:t>
+      </w:r>
+      <w:r>
+        <w:t xml:space="preserve">This is the solution to</w:t>
+      </w:r>
+      <w:r>
+        <w:t xml:space="preserve"> </w:t>
+      </w:r>
+      <w:hyperlink w:anchor="exr-miller-dint-separable">
+        <w:r>
+          <w:rPr>
+            <w:rStyle w:val="Hyperlink"/>
+          </w:rPr>
+          <w:t xml:space="preserve">Exercise 5</w:t>
+        </w:r>
+      </w:hyperlink>
+      <w:r>
+        <w:t xml:space="preserve">, worked in</w:t>
+      </w:r>
+      <w:r>
+        <w:t xml:space="preserve"> </w:t>
+      </w:r>
+      <w:hyperlink w:anchor="sol-miller-dint-separable">
+        <w:r>
+          <w:rPr>
+            <w:rStyle w:val="Hyperlink"/>
+          </w:rPr>
+          <w:t xml:space="preserve">Solution 5</w:t>
+        </w:r>
+      </w:hyperlink>
+      <w:r>
+        <w:t xml:space="preserve">.</w:t>
+      </w:r>
+    </w:p>
+    <w:bookmarkStart w:id="52" w:name="exr-miller-dint-square-root-term"/>
     <w:p>
       <w:pPr>
         <w:pStyle w:val="BodyText"/>
@@ -22813,8 +23068,8 @@
         </m:oMath>
       </m:oMathPara>
     </w:p>
-    <w:bookmarkEnd w:id="51"/>
-    <w:bookmarkStart w:id="52" w:name="sol-miller-dint-square-root-term"/>
+    <w:bookmarkEnd w:id="52"/>
+    <w:bookmarkStart w:id="53" w:name="sol-miller-dint-square-root-term"/>
     <w:p>
       <w:pPr>
         <w:pStyle w:val="FirstParagraph"/>
@@ -23733,8 +23988,8 @@
         </m:oMath>
       </m:oMathPara>
     </w:p>
-    <w:bookmarkEnd w:id="52"/>
-    <w:bookmarkStart w:id="53" w:name="exr-miller-dint-linear-plane"/>
+    <w:bookmarkEnd w:id="53"/>
+    <w:bookmarkStart w:id="54" w:name="exr-miller-dint-linear-plane"/>
     <w:p>
       <w:pPr>
         <w:pStyle w:val="FirstParagraph"/>
@@ -23911,8 +24166,8 @@
         </m:oMath>
       </m:oMathPara>
     </w:p>
-    <w:bookmarkEnd w:id="53"/>
-    <w:bookmarkStart w:id="54" w:name="sol-miller-dint-linear-plane"/>
+    <w:bookmarkEnd w:id="54"/>
+    <w:bookmarkStart w:id="55" w:name="sol-miller-dint-linear-plane"/>
     <w:p>
       <w:pPr>
         <w:pStyle w:val="FirstParagraph"/>
@@ -24476,8 +24731,8 @@
         </m:oMath>
       </m:oMathPara>
     </w:p>
-    <w:bookmarkEnd w:id="54"/>
-    <w:bookmarkStart w:id="55" w:name="exr-miller-dint-harmonic-identity"/>
+    <w:bookmarkEnd w:id="55"/>
+    <w:bookmarkStart w:id="56" w:name="exr-miller-dint-harmonic-identity"/>
     <w:p>
       <w:pPr>
         <w:pStyle w:val="FirstParagraph"/>
@@ -24767,8 +25022,8 @@
         </m:oMath>
       </m:oMathPara>
     </w:p>
-    <w:bookmarkEnd w:id="55"/>
-    <w:bookmarkStart w:id="56" w:name="sol-miller-dint-harmonic-identity"/>
+    <w:bookmarkEnd w:id="56"/>
+    <w:bookmarkStart w:id="57" w:name="sol-miller-dint-harmonic-identity"/>
     <w:p>
       <w:pPr>
         <w:pStyle w:val="FirstParagraph"/>
@@ -26865,25 +27120,270 @@
         <w:t xml:space="preserve">is the Euler-Mascheroni constant.</w:t>
       </w:r>
     </w:p>
-    <w:bookmarkEnd w:id="56"/>
+    <w:bookmarkEnd w:id="57"/>
+    <w:bookmarkStart w:id="58" w:name="thm-dint-harmonic-identity"/>
     <w:p>
       <w:pPr>
         <w:pStyle w:val="BodyText"/>
       </w:pPr>
-      <w:bookmarkStart w:id="57" w:name="thm-fubini-tonelli"/>
-      <w:bookmarkEnd w:id="57"/>
+      <w:r>
+        <w:rPr>
+          <w:b/>
+          <w:bCs/>
+        </w:rPr>
+        <w:t xml:space="preserve">Theorem 3 (Harmonic numbers as a double integral)</w:t>
+      </w:r>
+      <w:r>
+        <w:t xml:space="preserve"> </w:t>
+      </w:r>
+      <w:r>
+        <w:t xml:space="preserve">For every positive integer</w:t>
+      </w:r>
+      <w:r>
+        <w:t xml:space="preserve"> </w:t>
+      </w:r>
+      <m:oMath>
+        <m:r>
+          <m:t>n</m:t>
+        </m:r>
+      </m:oMath>
+      <w:r>
+        <w:t xml:space="preserve">,</w:t>
+      </w:r>
     </w:p>
-    <w:bookmarkStart w:id="64" w:name="thm-tonelli-measure"/>
     <w:p>
       <w:pPr>
         <w:pStyle w:val="BodyText"/>
       </w:pPr>
+      <m:oMathPara>
+        <m:oMathParaPr>
+          <m:jc m:val="center"/>
+        </m:oMathParaPr>
+        <m:oMath>
+          <m:nary>
+            <m:naryPr>
+              <m:chr m:val="∫"/>
+              <m:limLoc m:val="subSup"/>
+              <m:subHide m:val="off"/>
+              <m:supHide m:val="off"/>
+            </m:naryPr>
+            <m:sub>
+              <m:r>
+                <m:t>0</m:t>
+              </m:r>
+            </m:sub>
+            <m:sup>
+              <m:r>
+                <m:t>1</m:t>
+              </m:r>
+            </m:sup>
+            <m:e>
+              <m:nary>
+                <m:naryPr>
+                  <m:chr m:val="∫"/>
+                  <m:limLoc m:val="subSup"/>
+                  <m:subHide m:val="off"/>
+                  <m:supHide m:val="off"/>
+                </m:naryPr>
+                <m:sub>
+                  <m:r>
+                    <m:t>0</m:t>
+                  </m:r>
+                </m:sub>
+                <m:sup>
+                  <m:r>
+                    <m:t>1</m:t>
+                  </m:r>
+                </m:sup>
+                <m:e>
+                  <m:r>
+                    <m:t>n</m:t>
+                  </m:r>
+                </m:e>
+              </m:nary>
+            </m:e>
+          </m:nary>
+          <m:r>
+            <m:rPr>
+              <m:sty m:val="p"/>
+            </m:rPr>
+            <m:t>(</m:t>
+          </m:r>
+          <m:r>
+            <m:t>1</m:t>
+          </m:r>
+          <m:r>
+            <m:rPr>
+              <m:sty m:val="p"/>
+            </m:rPr>
+            <m:t>−</m:t>
+          </m:r>
+          <m:r>
+            <m:t>x</m:t>
+          </m:r>
+          <m:r>
+            <m:t>y</m:t>
+          </m:r>
+          <m:sSup>
+            <m:e>
+              <m:r>
+                <m:rPr>
+                  <m:sty m:val="p"/>
+                </m:rPr>
+                <m:t>)</m:t>
+              </m:r>
+            </m:e>
+            <m:sup>
+              <m:r>
+                <m:t>n</m:t>
+              </m:r>
+              <m:r>
+                <m:rPr>
+                  <m:sty m:val="p"/>
+                </m:rPr>
+                <m:t>−</m:t>
+              </m:r>
+              <m:r>
+                <m:t>1</m:t>
+              </m:r>
+            </m:sup>
+          </m:sSup>
+          <m:r>
+            <m:t> </m:t>
+          </m:r>
+          <m:r>
+            <m:t>d</m:t>
+          </m:r>
+          <m:r>
+            <m:t>x</m:t>
+          </m:r>
+          <m:r>
+            <m:t> </m:t>
+          </m:r>
+          <m:r>
+            <m:t>d</m:t>
+          </m:r>
+          <m:r>
+            <m:t>y</m:t>
+          </m:r>
+          <m:r>
+            <m:rPr>
+              <m:sty m:val="p"/>
+            </m:rPr>
+            <m:t>=</m:t>
+          </m:r>
+          <m:nary>
+            <m:naryPr>
+              <m:chr m:val="∑"/>
+              <m:limLoc m:val="undOvr"/>
+              <m:subHide m:val="off"/>
+              <m:supHide m:val="off"/>
+            </m:naryPr>
+            <m:sub>
+              <m:r>
+                <m:t>k</m:t>
+              </m:r>
+              <m:r>
+                <m:rPr>
+                  <m:sty m:val="p"/>
+                </m:rPr>
+                <m:t>=</m:t>
+              </m:r>
+              <m:r>
+                <m:t>1</m:t>
+              </m:r>
+            </m:sub>
+            <m:sup>
+              <m:r>
+                <m:t>n</m:t>
+              </m:r>
+            </m:sup>
+            <m:e>
+              <m:f>
+                <m:fPr>
+                  <m:type m:val="bar"/>
+                </m:fPr>
+                <m:num>
+                  <m:r>
+                    <m:t>1</m:t>
+                  </m:r>
+                </m:num>
+                <m:den>
+                  <m:r>
+                    <m:t>k</m:t>
+                  </m:r>
+                </m:den>
+              </m:f>
+            </m:e>
+          </m:nary>
+        </m:oMath>
+      </m:oMathPara>
+    </w:p>
+    <w:bookmarkEnd w:id="58"/>
+    <w:p>
+      <w:pPr>
+        <w:pStyle w:val="FirstParagraph"/>
+      </w:pPr>
+      <w:r>
+        <w:rPr>
+          <w:i/>
+          <w:iCs/>
+        </w:rPr>
+        <w:t xml:space="preserve">Proof</w:t>
+      </w:r>
+      <w:r>
+        <w:t xml:space="preserve">. </w:t>
+      </w:r>
+      <w:r>
+        <w:t xml:space="preserve">This is the solution to</w:t>
+      </w:r>
+      <w:r>
+        <w:t xml:space="preserve"> </w:t>
+      </w:r>
+      <w:hyperlink w:anchor="exr-miller-dint-harmonic-identity">
+        <w:r>
+          <w:rPr>
+            <w:rStyle w:val="Hyperlink"/>
+          </w:rPr>
+          <w:t xml:space="preserve">Exercise 8</w:t>
+        </w:r>
+      </w:hyperlink>
+      <w:r>
+        <w:t xml:space="preserve">, worked in</w:t>
+      </w:r>
+      <w:r>
+        <w:t xml:space="preserve"> </w:t>
+      </w:r>
+      <w:hyperlink w:anchor="sol-miller-dint-harmonic-identity">
+        <w:r>
+          <w:rPr>
+            <w:rStyle w:val="Hyperlink"/>
+          </w:rPr>
+          <w:t xml:space="preserve">Solution 8</w:t>
+        </w:r>
+      </w:hyperlink>
+      <w:r>
+        <w:t xml:space="preserve">.</w:t>
+      </w:r>
+    </w:p>
+    <w:p>
+      <w:pPr>
+        <w:pStyle w:val="BodyText"/>
+      </w:pPr>
+      <w:bookmarkStart w:id="59" w:name="thm-fubini-tonelli"/>
+      <w:bookmarkEnd w:id="59"/>
+    </w:p>
+    <w:bookmarkStart w:id="66" w:name="thm-tonelli-measure"/>
+    <w:p>
+      <w:pPr>
+        <w:pStyle w:val="BodyText"/>
+      </w:pPr>
       <w:r>
         <w:rPr>
           <w:b/>
           <w:bCs/>
         </w:rPr>
-        <w:t xml:space="preserve">Theorem 2 (Tonelli’s theorem (measure-theoretic form))</w:t>
+        <w:t xml:space="preserve">Theorem 4 (Tonelli’s theorem (measure-theoretic form))</w:t>
       </w:r>
       <w:r>
         <w:t xml:space="preserve"> </w:t>
@@ -27050,7 +27550,7 @@
       <w:r>
         <w:t xml:space="preserve"> </w:t>
       </w:r>
-      <w:hyperlink r:id="rId58">
+      <w:hyperlink r:id="rId60">
         <w:r>
           <w:rPr>
             <w:rStyle w:val="Hyperlink"/>
@@ -27164,7 +27664,7 @@
       <w:r>
         <w:t xml:space="preserve"> </w:t>
       </w:r>
-      <w:hyperlink r:id="rId59">
+      <w:hyperlink r:id="rId61">
         <w:r>
           <w:rPr>
             <w:rStyle w:val="Hyperlink"/>
@@ -27181,7 +27681,7 @@
       <w:r>
         <w:t xml:space="preserve"> </w:t>
       </w:r>
-      <w:hyperlink r:id="rId60">
+      <w:hyperlink r:id="rId62">
         <w:r>
           <w:rPr>
             <w:rStyle w:val="Hyperlink"/>
@@ -27278,7 +27778,7 @@
       <w:r>
         <w:t xml:space="preserve"> </w:t>
       </w:r>
-      <w:hyperlink r:id="rId61">
+      <w:hyperlink r:id="rId63">
         <w:r>
           <w:rPr>
             <w:rStyle w:val="Hyperlink"/>
@@ -27295,7 +27795,7 @@
       <w:r>
         <w:t xml:space="preserve"> </w:t>
       </w:r>
-      <w:hyperlink r:id="rId62">
+      <w:hyperlink r:id="rId64">
         <w:r>
           <w:rPr>
             <w:rStyle w:val="Hyperlink"/>
@@ -27350,7 +27850,7 @@
       <w:r>
         <w:t xml:space="preserve"> </w:t>
       </w:r>
-      <w:hyperlink r:id="rId63">
+      <w:hyperlink r:id="rId65">
         <w:r>
           <w:rPr>
             <w:rStyle w:val="Hyperlink"/>
@@ -27969,8 +28469,8 @@
         <w:t xml:space="preserve">(Billingsley 1995, Theorem 18.3; Gut 2013, Theorem 9.1, p. 65; Wikipedia contributors 2024)</w:t>
       </w:r>
     </w:p>
-    <w:bookmarkEnd w:id="64"/>
-    <w:bookmarkStart w:id="66" w:name="thm-fubini-measure"/>
+    <w:bookmarkEnd w:id="66"/>
+    <w:bookmarkStart w:id="68" w:name="thm-fubini-measure"/>
     <w:p>
       <w:pPr>
         <w:pStyle w:val="BodyText"/>
@@ -27980,7 +28480,7 @@
           <w:b/>
           <w:bCs/>
         </w:rPr>
-        <w:t xml:space="preserve">Theorem 3 (Fubini’s theorem (measure-theoretic form))</w:t>
+        <w:t xml:space="preserve">Theorem 5 (Fubini’s theorem (measure-theoretic form))</w:t>
       </w:r>
       <w:r>
         <w:t xml:space="preserve"> </w:t>
@@ -28147,7 +28647,7 @@
       <w:r>
         <w:t xml:space="preserve"> </w:t>
       </w:r>
-      <w:hyperlink r:id="rId58">
+      <w:hyperlink r:id="rId60">
         <w:r>
           <w:rPr>
             <w:rStyle w:val="Hyperlink"/>
@@ -28261,7 +28761,7 @@
       <w:r>
         <w:t xml:space="preserve"> </w:t>
       </w:r>
-      <w:hyperlink r:id="rId59">
+      <w:hyperlink r:id="rId61">
         <w:r>
           <w:rPr>
             <w:rStyle w:val="Hyperlink"/>
@@ -28278,7 +28778,7 @@
       <w:r>
         <w:t xml:space="preserve"> </w:t>
       </w:r>
-      <w:hyperlink r:id="rId60">
+      <w:hyperlink r:id="rId62">
         <w:r>
           <w:rPr>
             <w:rStyle w:val="Hyperlink"/>
@@ -28518,7 +29018,7 @@
       <w:r>
         <w:t xml:space="preserve"> </w:t>
       </w:r>
-      <w:hyperlink r:id="rId65">
+      <w:hyperlink r:id="rId67">
         <w:r>
           <w:rPr>
             <w:rStyle w:val="Hyperlink"/>
@@ -28538,7 +29038,7 @@
       <w:r>
         <w:t xml:space="preserve"> </w:t>
       </w:r>
-      <w:hyperlink r:id="rId63">
+      <w:hyperlink r:id="rId65">
         <w:r>
           <w:rPr>
             <w:rStyle w:val="Hyperlink"/>
@@ -29137,8 +29637,8 @@
         <w:t xml:space="preserve">(Billingsley 1995, Theorem 18.3; Gut 2013, Theorem 9.1, p. 65; Fubini 1907; Wikipedia contributors 2024)</w:t>
       </w:r>
     </w:p>
-    <w:bookmarkEnd w:id="66"/>
-    <w:bookmarkStart w:id="70" w:name="rem-fubini-tonelli-probability"/>
+    <w:bookmarkEnd w:id="68"/>
+    <w:bookmarkStart w:id="72" w:name="rem-fubini-tonelli-probability"/>
     <w:p>
       <w:pPr>
         <w:pStyle w:val="BodyText"/>
@@ -29201,7 +29701,7 @@
       <w:r>
         <w:t xml:space="preserve"> </w:t>
       </w:r>
-      <w:hyperlink r:id="rId67">
+      <w:hyperlink r:id="rId69">
         <w:r>
           <w:rPr>
             <w:rStyle w:val="Hyperlink"/>
@@ -29327,7 +29827,7 @@
       <w:r>
         <w:t xml:space="preserve">(</w:t>
       </w:r>
-      <w:hyperlink r:id="rId68">
+      <w:hyperlink r:id="rId70">
         <w:r>
           <w:rPr>
             <w:rStyle w:val="Hyperlink"/>
@@ -29389,7 +29889,7 @@
       <w:r>
         <w:t xml:space="preserve"> </w:t>
       </w:r>
-      <w:hyperlink r:id="rId65">
+      <w:hyperlink r:id="rId67">
         <w:r>
           <w:rPr>
             <w:rStyle w:val="Hyperlink"/>
@@ -29415,7 +29915,7 @@
       <w:r>
         <w:t xml:space="preserve"> </w:t>
       </w:r>
-      <w:hyperlink r:id="rId69">
+      <w:hyperlink r:id="rId71">
         <w:r>
           <w:rPr>
             <w:rStyle w:val="Hyperlink"/>
@@ -29603,8 +30103,8 @@
         <w:t xml:space="preserve">-finiteness alone does not make the iterated integrals agree.</w:t>
       </w:r>
     </w:p>
-    <w:bookmarkEnd w:id="70"/>
-    <w:bookmarkStart w:id="72" w:name="exm-fubini-tonelli-apply"/>
+    <w:bookmarkEnd w:id="72"/>
+    <w:bookmarkStart w:id="74" w:name="exm-fubini-tonelli-apply"/>
     <w:p>
       <w:pPr>
         <w:pStyle w:val="BodyText"/>
@@ -29630,7 +30130,7 @@
             <w:b/>
             <w:bCs/>
           </w:rPr>
-          <w:t xml:space="preserve">Theorem 2</w:t>
+          <w:t xml:space="preserve">Theorem 4</w:t>
         </w:r>
       </w:hyperlink>
       <w:r>
@@ -29688,7 +30188,7 @@
       <w:r>
         <w:t xml:space="preserve"> </w:t>
       </w:r>
-      <w:hyperlink r:id="rId71">
+      <w:hyperlink r:id="rId73">
         <m:oMath>
           <m:r>
             <m:rPr>
@@ -30178,7 +30678,7 @@
           <w:rPr>
             <w:rStyle w:val="Hyperlink"/>
           </w:rPr>
-          <w:t xml:space="preserve">Theorem 2</w:t>
+          <w:t xml:space="preserve">Theorem 4</w:t>
         </w:r>
       </w:hyperlink>
       <w:r>
@@ -30304,7 +30804,7 @@
           <w:rPr>
             <w:rStyle w:val="Hyperlink"/>
           </w:rPr>
-          <w:t xml:space="preserve">Theorem 2</w:t>
+          <w:t xml:space="preserve">Theorem 4</w:t>
         </w:r>
       </w:hyperlink>
       <w:r>
@@ -32715,7 +33215,7 @@
           <w:rPr>
             <w:rStyle w:val="Hyperlink"/>
           </w:rPr>
-          <w:t xml:space="preserve">Theorem 2</w:t>
+          <w:t xml:space="preserve">Theorem 4</w:t>
         </w:r>
       </w:hyperlink>
       <w:r>
@@ -32725,8 +33225,8 @@
         <w:t xml:space="preserve">guarantees.</w:t>
       </w:r>
     </w:p>
-    <w:bookmarkEnd w:id="72"/>
-    <w:bookmarkStart w:id="73" w:name="exm-fubini-fail-tonelli"/>
+    <w:bookmarkEnd w:id="74"/>
+    <w:bookmarkStart w:id="75" w:name="exm-fubini-fail-tonelli"/>
     <w:p>
       <w:pPr>
         <w:pStyle w:val="BodyText"/>
@@ -32912,7 +33412,7 @@
           <w:rPr>
             <w:rStyle w:val="Hyperlink"/>
           </w:rPr>
-          <w:t xml:space="preserve">Theorem 2</w:t>
+          <w:t xml:space="preserve">Theorem 4</w:t>
         </w:r>
       </w:hyperlink>
       <w:r>
@@ -32929,7 +33429,7 @@
           <w:rPr>
             <w:rStyle w:val="Hyperlink"/>
           </w:rPr>
-          <w:t xml:space="preserve">Theorem 3</w:t>
+          <w:t xml:space="preserve">Theorem 5</w:t>
         </w:r>
       </w:hyperlink>
       <w:r>
@@ -33028,7 +33528,7 @@
           <w:rPr>
             <w:rStyle w:val="Hyperlink"/>
           </w:rPr>
-          <w:t xml:space="preserve">Theorem 3</w:t>
+          <w:t xml:space="preserve">Theorem 5</w:t>
         </w:r>
       </w:hyperlink>
       <w:r>
@@ -33811,7 +34311,7 @@
           <w:rPr>
             <w:rStyle w:val="Hyperlink"/>
           </w:rPr>
-          <w:t xml:space="preserve">Theorem 3</w:t>
+          <w:t xml:space="preserve">Theorem 5</w:t>
         </w:r>
       </w:hyperlink>
       <w:r>
@@ -33834,7 +34334,7 @@
           <w:rPr>
             <w:rStyle w:val="Hyperlink"/>
           </w:rPr>
-          <w:t xml:space="preserve">Theorem 2</w:t>
+          <w:t xml:space="preserve">Theorem 4</w:t>
         </w:r>
       </w:hyperlink>
       <w:r>
@@ -33901,9 +34401,9 @@
         <w:t xml:space="preserve">(Wikipedia contributors 2024)</w:t>
       </w:r>
     </w:p>
-    <w:bookmarkEnd w:id="73"/>
-    <w:bookmarkStart w:id="84" w:name="refs"/>
-    <w:bookmarkStart w:id="74" w:name="ref-billingsley1995probability"/>
+    <w:bookmarkEnd w:id="75"/>
+    <w:bookmarkStart w:id="86" w:name="refs"/>
+    <w:bookmarkStart w:id="76" w:name="ref-billingsley1995probability"/>
     <w:p>
       <w:pPr>
         <w:pStyle w:val="Bibliography"/>
@@ -33925,8 +34425,8 @@
         <w:t xml:space="preserve">. 3rd ed. Wiley Series in Probability and Mathematical Statistics. Wiley.</w:t>
       </w:r>
     </w:p>
-    <w:bookmarkEnd w:id="74"/>
-    <w:bookmarkStart w:id="75" w:name="ref-fubini1907"/>
+    <w:bookmarkEnd w:id="76"/>
+    <w:bookmarkStart w:id="77" w:name="ref-fubini1907"/>
     <w:p>
       <w:pPr>
         <w:pStyle w:val="Bibliography"/>
@@ -33957,8 +34457,8 @@
         <w:t xml:space="preserve">16: 608–14.</w:t>
       </w:r>
     </w:p>
-    <w:bookmarkEnd w:id="75"/>
-    <w:bookmarkStart w:id="77" w:name="ref-gut2013"/>
+    <w:bookmarkEnd w:id="77"/>
+    <w:bookmarkStart w:id="79" w:name="ref-gut2013"/>
     <w:p>
       <w:pPr>
         <w:pStyle w:val="Bibliography"/>
@@ -33982,7 +34482,7 @@
       <w:r>
         <w:t xml:space="preserve"> </w:t>
       </w:r>
-      <w:hyperlink r:id="rId76">
+      <w:hyperlink r:id="rId78">
         <w:r>
           <w:rPr>
             <w:rStyle w:val="Hyperlink"/>
@@ -33994,8 +34494,8 @@
         <w:t xml:space="preserve">.</w:t>
       </w:r>
     </w:p>
-    <w:bookmarkEnd w:id="77"/>
-    <w:bookmarkStart w:id="79" w:name="ref-larsonCalc11e"/>
+    <w:bookmarkEnd w:id="79"/>
+    <w:bookmarkStart w:id="81" w:name="ref-larsonCalc11e"/>
     <w:p>
       <w:pPr>
         <w:pStyle w:val="Bibliography"/>
@@ -34019,7 +34519,7 @@
       <w:r>
         <w:t xml:space="preserve"> </w:t>
       </w:r>
-      <w:hyperlink r:id="rId78">
+      <w:hyperlink r:id="rId80">
         <w:r>
           <w:rPr>
             <w:rStyle w:val="Hyperlink"/>
@@ -34031,8 +34531,8 @@
         <w:t xml:space="preserve">.</w:t>
       </w:r>
     </w:p>
-    <w:bookmarkEnd w:id="79"/>
-    <w:bookmarkStart w:id="81" w:name="ref-problifesavercalc"/>
+    <w:bookmarkEnd w:id="81"/>
+    <w:bookmarkStart w:id="83" w:name="ref-problifesavercalc"/>
     <w:p>
       <w:pPr>
         <w:pStyle w:val="Bibliography"/>
@@ -34056,7 +34556,7 @@
       <w:r>
         <w:t xml:space="preserve"> </w:t>
       </w:r>
-      <w:hyperlink r:id="rId80">
+      <w:hyperlink r:id="rId82">
         <w:r>
           <w:rPr>
             <w:rStyle w:val="Hyperlink"/>
@@ -34068,8 +34568,8 @@
         <w:t xml:space="preserve">.</w:t>
       </w:r>
     </w:p>
-    <w:bookmarkEnd w:id="81"/>
-    <w:bookmarkStart w:id="83" w:name="ref-wp:fubini"/>
+    <w:bookmarkEnd w:id="83"/>
+    <w:bookmarkStart w:id="85" w:name="ref-wp:fubini"/>
     <w:p>
       <w:pPr>
         <w:pStyle w:val="Bibliography"/>
@@ -34128,7 +34628,7 @@
       <w:r>
         <w:t xml:space="preserve"> </w:t>
       </w:r>
-      <w:hyperlink r:id="rId82">
+      <w:hyperlink r:id="rId84">
         <w:r>
           <w:rPr>
             <w:rStyle w:val="Hyperlink"/>
@@ -34140,9 +34640,9 @@
         <w:t xml:space="preserve">.</w:t>
       </w:r>
     </w:p>
-    <w:bookmarkEnd w:id="83"/>
-    <w:bookmarkEnd w:id="84"/>
     <w:bookmarkEnd w:id="85"/>
+    <w:bookmarkEnd w:id="86"/>
+    <w:bookmarkEnd w:id="87"/>
     <w:sectPr>
       <w:footnotePr>
         <w:numRestart w:val="eachSect"/>

--- a/calculus-double-integrals.docx
+++ b/calculus-double-integrals.docx
@@ -15,7 +15,7 @@
         <w:pStyle w:val="Date"/>
       </w:pPr>
       <w:r>
-        <w:t xml:space="preserve">Last modified: 2026-10-15 04:45:51 (PDT)</w:t>
+        <w:t xml:space="preserve">Last modified: 2026-10-15 06:48:48 (PDT)</w:t>
       </w:r>
     </w:p>
     <w:bookmarkStart w:id="87" w:name="sec-double-integrals"/>

--- a/calculus-double-integrals.docx
+++ b/calculus-double-integrals.docx
@@ -15,7 +15,7 @@
         <w:pStyle w:val="Date"/>
       </w:pPr>
       <w:r>
-        <w:t xml:space="preserve">Last modified: 2026-10-15 06:48:48 (PDT)</w:t>
+        <w:t xml:space="preserve">Last modified: 2026-10-15 07:39:11 (PDT)</w:t>
       </w:r>
     </w:p>
     <w:bookmarkStart w:id="87" w:name="sec-double-integrals"/>

--- a/calculus-double-integrals.docx
+++ b/calculus-double-integrals.docx
@@ -15,7 +15,7 @@
         <w:pStyle w:val="Date"/>
       </w:pPr>
       <w:r>
-        <w:t xml:space="preserve">Last modified: 2026-10-15 07:39:11 (PDT)</w:t>
+        <w:t xml:space="preserve">Last modified: 2026-10-15 08:28:32 (PDT)</w:t>
       </w:r>
     </w:p>
     <w:bookmarkStart w:id="87" w:name="sec-double-integrals"/>

--- a/calculus-double-integrals.docx
+++ b/calculus-double-integrals.docx
@@ -15,7 +15,7 @@
         <w:pStyle w:val="Date"/>
       </w:pPr>
       <w:r>
-        <w:t xml:space="preserve">Last modified: 2026-10-15 08:28:32 (PDT)</w:t>
+        <w:t xml:space="preserve">Last modified: 2026-10-15 09:23:43 (PDT)</w:t>
       </w:r>
     </w:p>
     <w:bookmarkStart w:id="87" w:name="sec-double-integrals"/>

--- a/calculus-double-integrals.docx
+++ b/calculus-double-integrals.docx
@@ -15,7 +15,7 @@
         <w:pStyle w:val="Date"/>
       </w:pPr>
       <w:r>
-        <w:t xml:space="preserve">Last modified: 2026-10-15 09:23:43 (PDT)</w:t>
+        <w:t xml:space="preserve">Last modified: 2026-10-15 10:07:44 (PDT)</w:t>
       </w:r>
     </w:p>
     <w:bookmarkStart w:id="87" w:name="sec-double-integrals"/>

--- a/calculus-double-integrals.docx
+++ b/calculus-double-integrals.docx
@@ -15,7 +15,7 @@
         <w:pStyle w:val="Date"/>
       </w:pPr>
       <w:r>
-        <w:t xml:space="preserve">Last modified: 2026-10-15 10:07:44 (PDT)</w:t>
+        <w:t xml:space="preserve">Last modified: 2026-10-15 12:42:30 (PDT)</w:t>
       </w:r>
     </w:p>
     <w:bookmarkStart w:id="87" w:name="sec-double-integrals"/>

--- a/calculus-double-integrals.docx
+++ b/calculus-double-integrals.docx
@@ -15,7 +15,7 @@
         <w:pStyle w:val="Date"/>
       </w:pPr>
       <w:r>
-        <w:t xml:space="preserve">Last modified: 2026-10-15 12:42:30 (PDT)</w:t>
+        <w:t xml:space="preserve">Last modified: 2026-10-15 13:39:21 (PDT)</w:t>
       </w:r>
     </w:p>
     <w:bookmarkStart w:id="87" w:name="sec-double-integrals"/>

--- a/calculus-double-integrals.docx
+++ b/calculus-double-integrals.docx
@@ -15,7 +15,7 @@
         <w:pStyle w:val="Date"/>
       </w:pPr>
       <w:r>
-        <w:t xml:space="preserve">Last modified: 2026-10-15 13:39:21 (PDT)</w:t>
+        <w:t xml:space="preserve">Last modified: 2026-10-15 14:23:59 (PDT)</w:t>
       </w:r>
     </w:p>
     <w:bookmarkStart w:id="87" w:name="sec-double-integrals"/>

--- a/calculus-double-integrals.docx
+++ b/calculus-double-integrals.docx
@@ -15,10 +15,10 @@
         <w:pStyle w:val="Date"/>
       </w:pPr>
       <w:r>
-        <w:t xml:space="preserve">Last modified: 2026-10-15 14:23:59 (PDT)</w:t>
+        <w:t xml:space="preserve">Last modified: 2026-10-15 15:19:18 (PDT)</w:t>
       </w:r>
     </w:p>
-    <w:bookmarkStart w:id="87" w:name="sec-double-integrals"/>
+    <w:bookmarkStart w:id="88" w:name="sec-double-integrals"/>
     <w:p>
       <w:pPr>
         <w:pStyle w:val="Heading2"/>
@@ -24742,7 +24742,7 @@
           <w:b/>
           <w:bCs/>
         </w:rPr>
-        <w:t xml:space="preserve">Exercise 8 (Harmonic numbers via double integrals)</w:t>
+        <w:t xml:space="preserve">Exercise 8 (A double integral with a parameter)</w:t>
       </w:r>
       <w:r>
         <w:t xml:space="preserve"> </w:t>
@@ -24765,18 +24765,7 @@
         <w:pStyle w:val="BodyText"/>
       </w:pPr>
       <w:r>
-        <w:t xml:space="preserve">Prove that for every positive integer</w:t>
-      </w:r>
-      <w:r>
-        <w:t xml:space="preserve"> </w:t>
-      </w:r>
-      <m:oMath>
-        <m:r>
-          <m:t>n</m:t>
-        </m:r>
-      </m:oMath>
-      <w:r>
-        <w:t xml:space="preserve">:</w:t>
+        <w:t xml:space="preserve">Evaluate the double integral</w:t>
       </w:r>
     </w:p>
     <w:p>
@@ -24788,7 +24777,23 @@
           <m:jc m:val="center"/>
         </m:oMathParaPr>
         <m:oMath>
-          <m:eqArr>
+          <m:nary>
+            <m:naryPr>
+              <m:chr m:val="∫"/>
+              <m:limLoc m:val="subSup"/>
+              <m:subHide m:val="off"/>
+              <m:supHide m:val="off"/>
+            </m:naryPr>
+            <m:sub>
+              <m:r>
+                <m:t>0</m:t>
+              </m:r>
+            </m:sub>
+            <m:sup>
+              <m:r>
+                <m:t>1</m:t>
+              </m:r>
+            </m:sup>
             <m:e>
               <m:nary>
                 <m:naryPr>
@@ -24808,225 +24813,109 @@
                   </m:r>
                 </m:sup>
                 <m:e>
-                  <m:nary>
-                    <m:naryPr>
-                      <m:chr m:val="∫"/>
-                      <m:limLoc m:val="subSup"/>
-                      <m:subHide m:val="off"/>
-                      <m:supHide m:val="off"/>
-                    </m:naryPr>
-                    <m:sub>
-                      <m:r>
-                        <m:t>0</m:t>
-                      </m:r>
-                    </m:sub>
-                    <m:sup>
-                      <m:r>
-                        <m:t>1</m:t>
-                      </m:r>
-                    </m:sup>
-                    <m:e>
-                      <m:r>
-                        <m:t>n</m:t>
-                      </m:r>
-                    </m:e>
-                  </m:nary>
-                </m:e>
-              </m:nary>
-              <m:r>
-                <m:rPr>
-                  <m:sty m:val="p"/>
-                </m:rPr>
-                <m:t>(</m:t>
-              </m:r>
-              <m:r>
-                <m:t>1</m:t>
-              </m:r>
-              <m:r>
-                <m:rPr>
-                  <m:sty m:val="p"/>
-                </m:rPr>
-                <m:t>−</m:t>
-              </m:r>
-              <m:r>
-                <m:t>x</m:t>
-              </m:r>
-              <m:r>
-                <m:t>y</m:t>
-              </m:r>
-              <m:sSup>
-                <m:e>
-                  <m:r>
-                    <m:rPr>
-                      <m:sty m:val="p"/>
-                    </m:rPr>
-                    <m:t>)</m:t>
-                  </m:r>
-                </m:e>
-                <m:sup>
                   <m:r>
                     <m:t>n</m:t>
                   </m:r>
-                  <m:r>
-                    <m:rPr>
-                      <m:sty m:val="p"/>
-                    </m:rPr>
-                    <m:t>−</m:t>
-                  </m:r>
-                  <m:r>
-                    <m:t>1</m:t>
-                  </m:r>
-                </m:sup>
-              </m:sSup>
-              <m:r>
-                <m:t> </m:t>
-              </m:r>
-              <m:r>
-                <m:t>d</m:t>
-              </m:r>
-              <m:r>
-                <m:t>x</m:t>
-              </m:r>
-              <m:r>
-                <m:t> </m:t>
-              </m:r>
-              <m:r>
-                <m:t>d</m:t>
-              </m:r>
-              <m:r>
-                <m:t>y</m:t>
-              </m:r>
-              <m:r>
-                <m:t>&amp;</m:t>
-              </m:r>
-              <m:r>
-                <m:rPr>
-                  <m:sty m:val="p"/>
-                </m:rPr>
-                <m:t>=</m:t>
-              </m:r>
-              <m:nary>
-                <m:naryPr>
-                  <m:chr m:val="∑"/>
-                  <m:limLoc m:val="undOvr"/>
-                  <m:subHide m:val="off"/>
-                  <m:supHide m:val="off"/>
-                </m:naryPr>
-                <m:sub>
-                  <m:r>
-                    <m:t>k</m:t>
-                  </m:r>
-                  <m:r>
-                    <m:rPr>
-                      <m:sty m:val="p"/>
-                    </m:rPr>
-                    <m:t>=</m:t>
-                  </m:r>
-                  <m:r>
-                    <m:t>1</m:t>
-                  </m:r>
-                </m:sub>
-                <m:sup>
-                  <m:r>
-                    <m:t>n</m:t>
-                  </m:r>
-                </m:sup>
-                <m:e>
-                  <m:f>
-                    <m:fPr>
-                      <m:type m:val="bar"/>
-                    </m:fPr>
-                    <m:num>
-                      <m:r>
-                        <m:t>1</m:t>
-                      </m:r>
-                    </m:num>
-                    <m:den>
-                      <m:r>
-                        <m:t>k</m:t>
-                      </m:r>
-                    </m:den>
-                  </m:f>
                 </m:e>
               </m:nary>
             </m:e>
+          </m:nary>
+          <m:r>
+            <m:rPr>
+              <m:sty m:val="p"/>
+            </m:rPr>
+            <m:t>(</m:t>
+          </m:r>
+          <m:r>
+            <m:t>1</m:t>
+          </m:r>
+          <m:r>
+            <m:rPr>
+              <m:sty m:val="p"/>
+            </m:rPr>
+            <m:t>−</m:t>
+          </m:r>
+          <m:r>
+            <m:t>x</m:t>
+          </m:r>
+          <m:r>
+            <m:t>y</m:t>
+          </m:r>
+          <m:sSup>
             <m:e>
               <m:r>
-                <m:t>&amp;</m:t>
-              </m:r>
-              <m:r>
-                <m:rPr>
-                  <m:sty m:val="p"/>
-                </m:rPr>
-                <m:t>=</m:t>
+                <m:rPr>
+                  <m:sty m:val="p"/>
+                </m:rPr>
+                <m:t>)</m:t>
+              </m:r>
+            </m:e>
+            <m:sup>
+              <m:r>
+                <m:t>n</m:t>
+              </m:r>
+              <m:r>
+                <m:rPr>
+                  <m:sty m:val="p"/>
+                </m:rPr>
+                <m:t>−</m:t>
               </m:r>
               <m:r>
                 <m:t>1</m:t>
               </m:r>
-              <m:r>
-                <m:rPr>
-                  <m:sty m:val="p"/>
-                </m:rPr>
-                <m:t>+</m:t>
-              </m:r>
-              <m:f>
-                <m:fPr>
-                  <m:type m:val="bar"/>
-                </m:fPr>
-                <m:num>
-                  <m:r>
-                    <m:t>1</m:t>
-                  </m:r>
-                </m:num>
-                <m:den>
-                  <m:r>
-                    <m:t>2</m:t>
-                  </m:r>
-                </m:den>
-              </m:f>
-              <m:r>
-                <m:rPr>
-                  <m:sty m:val="p"/>
-                </m:rPr>
-                <m:t>+</m:t>
-              </m:r>
-              <m:r>
-                <m:rPr>
-                  <m:sty m:val="p"/>
-                </m:rPr>
-                <m:t>…</m:t>
-              </m:r>
-              <m:r>
-                <m:rPr>
-                  <m:sty m:val="p"/>
-                </m:rPr>
-                <m:t>+</m:t>
-              </m:r>
-              <m:f>
-                <m:fPr>
-                  <m:type m:val="bar"/>
-                </m:fPr>
-                <m:num>
-                  <m:r>
-                    <m:t>1</m:t>
-                  </m:r>
-                </m:num>
-                <m:den>
-                  <m:r>
-                    <m:t>n</m:t>
-                  </m:r>
-                </m:den>
-              </m:f>
-            </m:e>
-          </m:eqArr>
+            </m:sup>
+          </m:sSup>
+          <m:r>
+            <m:t> </m:t>
+          </m:r>
+          <m:r>
+            <m:t>d</m:t>
+          </m:r>
+          <m:r>
+            <m:t>x</m:t>
+          </m:r>
+          <m:r>
+            <m:t> </m:t>
+          </m:r>
+          <m:r>
+            <m:t>d</m:t>
+          </m:r>
+          <m:r>
+            <m:t>y</m:t>
+          </m:r>
         </m:oMath>
       </m:oMathPara>
+    </w:p>
+    <w:p>
+      <w:pPr>
+        <w:pStyle w:val="FirstParagraph"/>
+      </w:pPr>
+      <w:r>
+        <w:t xml:space="preserve">for every positive integer</w:t>
+      </w:r>
+      <w:r>
+        <w:t xml:space="preserve"> </w:t>
+      </w:r>
+      <m:oMath>
+        <m:r>
+          <m:t>n</m:t>
+        </m:r>
+      </m:oMath>
+      <w:r>
+        <w:t xml:space="preserve">,</w:t>
+      </w:r>
+      <w:r>
+        <w:t xml:space="preserve"> </w:t>
+      </w:r>
+      <w:r>
+        <w:t xml:space="preserve">and write the result as a sum of reciprocals of integers.</w:t>
+      </w:r>
     </w:p>
     <w:bookmarkEnd w:id="56"/>
     <w:bookmarkStart w:id="57" w:name="sol-miller-dint-harmonic-identity"/>
     <w:p>
       <w:pPr>
-        <w:pStyle w:val="FirstParagraph"/>
+        <w:pStyle w:val="BodyText"/>
       </w:pPr>
       <w:r>
         <w:rPr>
@@ -25043,7 +24932,7 @@
           <w:b/>
           <w:bCs/>
         </w:rPr>
-        <w:t xml:space="preserve">Method 1 (integration then geometric series):</w:t>
+        <w:t xml:space="preserve">Integration, then a geometric series:</w:t>
       </w:r>
       <w:r>
         <w:t xml:space="preserve"> </w:t>
@@ -26154,11 +26043,39 @@
         <w:pStyle w:val="FirstParagraph"/>
       </w:pPr>
       <w:r>
+        <w:t xml:space="preserve">The result is stated as</w:t>
+      </w:r>
+      <w:r>
+        <w:t xml:space="preserve"> </w:t>
+      </w:r>
+      <w:hyperlink w:anchor="thm-dint-harmonic-identity">
+        <w:r>
+          <w:rPr>
+            <w:rStyle w:val="Hyperlink"/>
+          </w:rPr>
+          <w:t xml:space="preserve">Theorem 3</w:t>
+        </w:r>
+      </w:hyperlink>
+      <w:r>
+        <w:t xml:space="preserve">.</w:t>
+      </w:r>
+    </w:p>
+    <w:p>
+      <w:pPr>
+        <w:pStyle w:val="BodyText"/>
+      </w:pPr>
+      <w:r>
         <w:rPr>
-          <w:b/>
-          <w:bCs/>
+          <w:i/>
+          <w:iCs/>
         </w:rPr>
-        <w:t xml:space="preserve">Method 2 (binomial expansion):</w:t>
+        <w:t xml:space="preserve">Remark (binomial expansion):</w:t>
+      </w:r>
+      <w:r>
+        <w:t xml:space="preserve"> </w:t>
+      </w:r>
+      <w:r>
+        <w:t xml:space="preserve">The same integral can be expanded in a different way.</w:t>
       </w:r>
       <w:r>
         <w:t xml:space="preserve"> </w:t>
@@ -26926,61 +26843,6 @@
                 </m:den>
               </m:f>
             </m:e>
-            <m:e>
-              <m:r>
-                <m:t>&amp;</m:t>
-              </m:r>
-              <m:r>
-                <m:rPr>
-                  <m:sty m:val="p"/>
-                </m:rPr>
-                <m:t>=</m:t>
-              </m:r>
-              <m:nary>
-                <m:naryPr>
-                  <m:chr m:val="∑"/>
-                  <m:limLoc m:val="undOvr"/>
-                  <m:subHide m:val="off"/>
-                  <m:supHide m:val="off"/>
-                </m:naryPr>
-                <m:sub>
-                  <m:r>
-                    <m:t>j</m:t>
-                  </m:r>
-                  <m:r>
-                    <m:rPr>
-                      <m:sty m:val="p"/>
-                    </m:rPr>
-                    <m:t>=</m:t>
-                  </m:r>
-                  <m:r>
-                    <m:t>1</m:t>
-                  </m:r>
-                </m:sub>
-                <m:sup>
-                  <m:r>
-                    <m:t>n</m:t>
-                  </m:r>
-                </m:sup>
-                <m:e>
-                  <m:f>
-                    <m:fPr>
-                      <m:type m:val="bar"/>
-                    </m:fPr>
-                    <m:num>
-                      <m:r>
-                        <m:t>1</m:t>
-                      </m:r>
-                    </m:num>
-                    <m:den>
-                      <m:r>
-                        <m:t>j</m:t>
-                      </m:r>
-                    </m:den>
-                  </m:f>
-                </m:e>
-              </m:nary>
-            </m:e>
           </m:eqArr>
         </m:oMath>
       </m:oMathPara>
@@ -26988,6 +26850,75 @@
     <w:p>
       <w:pPr>
         <w:pStyle w:val="FirstParagraph"/>
+      </w:pPr>
+      <w:r>
+        <w:t xml:space="preserve">This reaches the alternating binomial sum for the same integral as above,</w:t>
+      </w:r>
+      <w:r>
+        <w:t xml:space="preserve"> </w:t>
+      </w:r>
+      <w:r>
+        <w:t xml:space="preserve">so it inherits the value</w:t>
+      </w:r>
+      <w:r>
+        <w:t xml:space="preserve"> </w:t>
+      </w:r>
+      <m:oMath>
+        <m:nary>
+          <m:naryPr>
+            <m:chr m:val="∑"/>
+            <m:limLoc m:val="undOvr"/>
+            <m:subHide m:val="off"/>
+            <m:supHide m:val="off"/>
+          </m:naryPr>
+          <m:sub>
+            <m:r>
+              <m:t>j</m:t>
+            </m:r>
+            <m:r>
+              <m:rPr>
+                <m:sty m:val="p"/>
+              </m:rPr>
+              <m:t>=</m:t>
+            </m:r>
+            <m:r>
+              <m:t>1</m:t>
+            </m:r>
+          </m:sub>
+          <m:sup>
+            <m:r>
+              <m:t>n</m:t>
+            </m:r>
+          </m:sup>
+          <m:e>
+            <m:f>
+              <m:fPr>
+                <m:type m:val="bar"/>
+              </m:fPr>
+              <m:num>
+                <m:r>
+                  <m:t>1</m:t>
+                </m:r>
+              </m:num>
+              <m:den>
+                <m:r>
+                  <m:t>j</m:t>
+                </m:r>
+              </m:den>
+            </m:f>
+          </m:e>
+        </m:nary>
+      </m:oMath>
+      <w:r>
+        <w:t xml:space="preserve"> </w:t>
+      </w:r>
+      <w:r>
+        <w:t xml:space="preserve">from the integration-then-geometric-series computation.</w:t>
+      </w:r>
+    </w:p>
+    <w:p>
+      <w:pPr>
+        <w:pStyle w:val="BodyText"/>
       </w:pPr>
       <w:r>
         <w:rPr>
@@ -29638,7 +29569,7 @@
       </w:r>
     </w:p>
     <w:bookmarkEnd w:id="68"/>
-    <w:bookmarkStart w:id="72" w:name="rem-fubini-tonelli-probability"/>
+    <w:bookmarkStart w:id="73" w:name="rem-fubini-tonelli-probability"/>
     <w:p>
       <w:pPr>
         <w:pStyle w:val="BodyText"/>
@@ -29799,7 +29730,7 @@
       <w:r>
         <w:t xml:space="preserve"> </w:t>
       </w:r>
-      <w:hyperlink r:id="rId9">
+      <w:hyperlink r:id="rId70">
         <w:r>
           <w:rPr>
             <w:rStyle w:val="Hyperlink"/>
@@ -29827,7 +29758,7 @@
       <w:r>
         <w:t xml:space="preserve">(</w:t>
       </w:r>
-      <w:hyperlink r:id="rId70">
+      <w:hyperlink r:id="rId71">
         <w:r>
           <w:rPr>
             <w:rStyle w:val="Hyperlink"/>
@@ -29915,7 +29846,7 @@
       <w:r>
         <w:t xml:space="preserve"> </w:t>
       </w:r>
-      <w:hyperlink r:id="rId71">
+      <w:hyperlink r:id="rId72">
         <w:r>
           <w:rPr>
             <w:rStyle w:val="Hyperlink"/>
@@ -30103,8 +30034,8 @@
         <w:t xml:space="preserve">-finiteness alone does not make the iterated integrals agree.</w:t>
       </w:r>
     </w:p>
-    <w:bookmarkEnd w:id="72"/>
-    <w:bookmarkStart w:id="74" w:name="exm-fubini-tonelli-apply"/>
+    <w:bookmarkEnd w:id="73"/>
+    <w:bookmarkStart w:id="75" w:name="exm-fubini-tonelli-apply"/>
     <w:p>
       <w:pPr>
         <w:pStyle w:val="BodyText"/>
@@ -30188,7 +30119,7 @@
       <w:r>
         <w:t xml:space="preserve"> </w:t>
       </w:r>
-      <w:hyperlink r:id="rId73">
+      <w:hyperlink r:id="rId74">
         <m:oMath>
           <m:r>
             <m:rPr>
@@ -33225,8 +33156,8 @@
         <w:t xml:space="preserve">guarantees.</w:t>
       </w:r>
     </w:p>
-    <w:bookmarkEnd w:id="74"/>
-    <w:bookmarkStart w:id="75" w:name="exm-fubini-fail-tonelli"/>
+    <w:bookmarkEnd w:id="75"/>
+    <w:bookmarkStart w:id="76" w:name="exm-fubini-fail-tonelli"/>
     <w:p>
       <w:pPr>
         <w:pStyle w:val="BodyText"/>
@@ -34401,9 +34332,9 @@
         <w:t xml:space="preserve">(Wikipedia contributors 2024)</w:t>
       </w:r>
     </w:p>
-    <w:bookmarkEnd w:id="75"/>
-    <w:bookmarkStart w:id="86" w:name="refs"/>
-    <w:bookmarkStart w:id="76" w:name="ref-billingsley1995probability"/>
+    <w:bookmarkEnd w:id="76"/>
+    <w:bookmarkStart w:id="87" w:name="refs"/>
+    <w:bookmarkStart w:id="77" w:name="ref-billingsley1995probability"/>
     <w:p>
       <w:pPr>
         <w:pStyle w:val="Bibliography"/>
@@ -34425,8 +34356,8 @@
         <w:t xml:space="preserve">. 3rd ed. Wiley Series in Probability and Mathematical Statistics. Wiley.</w:t>
       </w:r>
     </w:p>
-    <w:bookmarkEnd w:id="76"/>
-    <w:bookmarkStart w:id="77" w:name="ref-fubini1907"/>
+    <w:bookmarkEnd w:id="77"/>
+    <w:bookmarkStart w:id="78" w:name="ref-fubini1907"/>
     <w:p>
       <w:pPr>
         <w:pStyle w:val="Bibliography"/>
@@ -34457,8 +34388,8 @@
         <w:t xml:space="preserve">16: 608–14.</w:t>
       </w:r>
     </w:p>
-    <w:bookmarkEnd w:id="77"/>
-    <w:bookmarkStart w:id="79" w:name="ref-gut2013"/>
+    <w:bookmarkEnd w:id="78"/>
+    <w:bookmarkStart w:id="80" w:name="ref-gut2013"/>
     <w:p>
       <w:pPr>
         <w:pStyle w:val="Bibliography"/>
@@ -34482,7 +34413,7 @@
       <w:r>
         <w:t xml:space="preserve"> </w:t>
       </w:r>
-      <w:hyperlink r:id="rId78">
+      <w:hyperlink r:id="rId79">
         <w:r>
           <w:rPr>
             <w:rStyle w:val="Hyperlink"/>
@@ -34494,8 +34425,8 @@
         <w:t xml:space="preserve">.</w:t>
       </w:r>
     </w:p>
-    <w:bookmarkEnd w:id="79"/>
-    <w:bookmarkStart w:id="81" w:name="ref-larsonCalc11e"/>
+    <w:bookmarkEnd w:id="80"/>
+    <w:bookmarkStart w:id="82" w:name="ref-larsonCalc11e"/>
     <w:p>
       <w:pPr>
         <w:pStyle w:val="Bibliography"/>
@@ -34519,7 +34450,7 @@
       <w:r>
         <w:t xml:space="preserve"> </w:t>
       </w:r>
-      <w:hyperlink r:id="rId80">
+      <w:hyperlink r:id="rId81">
         <w:r>
           <w:rPr>
             <w:rStyle w:val="Hyperlink"/>
@@ -34531,8 +34462,8 @@
         <w:t xml:space="preserve">.</w:t>
       </w:r>
     </w:p>
-    <w:bookmarkEnd w:id="81"/>
-    <w:bookmarkStart w:id="83" w:name="ref-problifesavercalc"/>
+    <w:bookmarkEnd w:id="82"/>
+    <w:bookmarkStart w:id="84" w:name="ref-problifesavercalc"/>
     <w:p>
       <w:pPr>
         <w:pStyle w:val="Bibliography"/>
@@ -34556,7 +34487,7 @@
       <w:r>
         <w:t xml:space="preserve"> </w:t>
       </w:r>
-      <w:hyperlink r:id="rId82">
+      <w:hyperlink r:id="rId83">
         <w:r>
           <w:rPr>
             <w:rStyle w:val="Hyperlink"/>
@@ -34568,8 +34499,8 @@
         <w:t xml:space="preserve">.</w:t>
       </w:r>
     </w:p>
-    <w:bookmarkEnd w:id="83"/>
-    <w:bookmarkStart w:id="85" w:name="ref-wp:fubini"/>
+    <w:bookmarkEnd w:id="84"/>
+    <w:bookmarkStart w:id="86" w:name="ref-wp:fubini"/>
     <w:p>
       <w:pPr>
         <w:pStyle w:val="Bibliography"/>
@@ -34628,7 +34559,7 @@
       <w:r>
         <w:t xml:space="preserve"> </w:t>
       </w:r>
-      <w:hyperlink r:id="rId84">
+      <w:hyperlink r:id="rId85">
         <w:r>
           <w:rPr>
             <w:rStyle w:val="Hyperlink"/>
@@ -34640,9 +34571,9 @@
         <w:t xml:space="preserve">.</w:t>
       </w:r>
     </w:p>
-    <w:bookmarkEnd w:id="85"/>
     <w:bookmarkEnd w:id="86"/>
     <w:bookmarkEnd w:id="87"/>
+    <w:bookmarkEnd w:id="88"/>
     <w:sectPr>
       <w:footnotePr>
         <w:numRestart w:val="eachSect"/>

--- a/calculus-double-integrals.docx
+++ b/calculus-double-integrals.docx
@@ -15,7 +15,7 @@
         <w:pStyle w:val="Date"/>
       </w:pPr>
       <w:r>
-        <w:t xml:space="preserve">Last modified: 2026-10-15 15:19:18 (PDT)</w:t>
+        <w:t xml:space="preserve">Last modified: 2026-10-15 16:26:25 (PDT)</w:t>
       </w:r>
     </w:p>
     <w:bookmarkStart w:id="88" w:name="sec-double-integrals"/>

--- a/calculus-double-integrals.docx
+++ b/calculus-double-integrals.docx
@@ -15,7 +15,7 @@
         <w:pStyle w:val="Date"/>
       </w:pPr>
       <w:r>
-        <w:t xml:space="preserve">Last modified: 2026-10-15 16:26:25 (PDT)</w:t>
+        <w:t xml:space="preserve">Last modified: 2026-10-15 17:47:31 (PDT)</w:t>
       </w:r>
     </w:p>
     <w:bookmarkStart w:id="88" w:name="sec-double-integrals"/>

--- a/calculus-double-integrals.docx
+++ b/calculus-double-integrals.docx
@@ -15,7 +15,7 @@
         <w:pStyle w:val="Date"/>
       </w:pPr>
       <w:r>
-        <w:t xml:space="preserve">Last modified: 2026-10-15 17:47:31 (PDT)</w:t>
+        <w:t xml:space="preserve">Last modified: 2026-10-15 18:37:38 (PDT)</w:t>
       </w:r>
     </w:p>
     <w:bookmarkStart w:id="88" w:name="sec-double-integrals"/>

--- a/calculus-double-integrals.docx
+++ b/calculus-double-integrals.docx
@@ -15,7 +15,7 @@
         <w:pStyle w:val="Date"/>
       </w:pPr>
       <w:r>
-        <w:t xml:space="preserve">Last modified: 2026-10-15 18:37:38 (PDT)</w:t>
+        <w:t xml:space="preserve">Last modified: 2026-10-15 19:41:40 (PDT)</w:t>
       </w:r>
     </w:p>
     <w:bookmarkStart w:id="88" w:name="sec-double-integrals"/>

--- a/calculus-double-integrals.docx
+++ b/calculus-double-integrals.docx
@@ -15,7 +15,7 @@
         <w:pStyle w:val="Date"/>
       </w:pPr>
       <w:r>
-        <w:t xml:space="preserve">Last modified: 2026-10-15 19:41:40 (PDT)</w:t>
+        <w:t xml:space="preserve">Last modified: 2026-10-15 20:43:22 (PDT)</w:t>
       </w:r>
     </w:p>
     <w:bookmarkStart w:id="88" w:name="sec-double-integrals"/>

--- a/calculus-double-integrals.docx
+++ b/calculus-double-integrals.docx
@@ -15,7 +15,7 @@
         <w:pStyle w:val="Date"/>
       </w:pPr>
       <w:r>
-        <w:t xml:space="preserve">Last modified: 2026-10-15 20:43:22 (PDT)</w:t>
+        <w:t xml:space="preserve">Last modified: 2026-10-15 21:43:14 (PDT)</w:t>
       </w:r>
     </w:p>
     <w:bookmarkStart w:id="88" w:name="sec-double-integrals"/>

--- a/calculus-double-integrals.docx
+++ b/calculus-double-integrals.docx
@@ -15,7 +15,7 @@
         <w:pStyle w:val="Date"/>
       </w:pPr>
       <w:r>
-        <w:t xml:space="preserve">Last modified: 2026-10-15 21:43:14 (PDT)</w:t>
+        <w:t xml:space="preserve">Last modified: 2026-10-15 23:56:47 (PDT)</w:t>
       </w:r>
     </w:p>
     <w:bookmarkStart w:id="88" w:name="sec-double-integrals"/>

--- a/calculus-double-integrals.docx
+++ b/calculus-double-integrals.docx
@@ -15,7 +15,7 @@
         <w:pStyle w:val="Date"/>
       </w:pPr>
       <w:r>
-        <w:t xml:space="preserve">Last modified: 2026-10-15 23:56:47 (PDT)</w:t>
+        <w:t xml:space="preserve">Last modified: 2026-10-16 01:00:03 (PDT)</w:t>
       </w:r>
     </w:p>
     <w:bookmarkStart w:id="88" w:name="sec-double-integrals"/>

--- a/calculus-double-integrals.docx
+++ b/calculus-double-integrals.docx
@@ -15,7 +15,7 @@
         <w:pStyle w:val="Date"/>
       </w:pPr>
       <w:r>
-        <w:t xml:space="preserve">Last modified: 2026-10-16 01:00:03 (PDT)</w:t>
+        <w:t xml:space="preserve">Last modified: 2026-10-16 01:53:21 (PDT)</w:t>
       </w:r>
     </w:p>
     <w:bookmarkStart w:id="88" w:name="sec-double-integrals"/>

--- a/calculus-double-integrals.docx
+++ b/calculus-double-integrals.docx
@@ -15,7 +15,7 @@
         <w:pStyle w:val="Date"/>
       </w:pPr>
       <w:r>
-        <w:t xml:space="preserve">Last modified: 2026-10-16 01:53:21 (PDT)</w:t>
+        <w:t xml:space="preserve">Last modified: 2026-10-16 02:45:37 (PDT)</w:t>
       </w:r>
     </w:p>
     <w:bookmarkStart w:id="88" w:name="sec-double-integrals"/>

--- a/calculus-double-integrals.docx
+++ b/calculus-double-integrals.docx
@@ -15,7 +15,7 @@
         <w:pStyle w:val="Date"/>
       </w:pPr>
       <w:r>
-        <w:t xml:space="preserve">Last modified: 2026-10-16 02:45:37 (PDT)</w:t>
+        <w:t xml:space="preserve">Last modified: 2026-10-16 03:50:53 (PDT)</w:t>
       </w:r>
     </w:p>
     <w:bookmarkStart w:id="88" w:name="sec-double-integrals"/>

--- a/calculus-double-integrals.docx
+++ b/calculus-double-integrals.docx
@@ -15,7 +15,7 @@
         <w:pStyle w:val="Date"/>
       </w:pPr>
       <w:r>
-        <w:t xml:space="preserve">Last modified: 2026-10-16 03:50:53 (PDT)</w:t>
+        <w:t xml:space="preserve">Last modified: 2026-10-16 04:38:30 (PDT)</w:t>
       </w:r>
     </w:p>
     <w:bookmarkStart w:id="88" w:name="sec-double-integrals"/>

--- a/calculus-double-integrals.docx
+++ b/calculus-double-integrals.docx
@@ -15,7 +15,7 @@
         <w:pStyle w:val="Date"/>
       </w:pPr>
       <w:r>
-        <w:t xml:space="preserve">Last modified: 2026-10-16 04:38:30 (PDT)</w:t>
+        <w:t xml:space="preserve">Last modified: 2026-10-16 05:24:53 (PDT)</w:t>
       </w:r>
     </w:p>
     <w:bookmarkStart w:id="88" w:name="sec-double-integrals"/>

--- a/calculus-double-integrals.docx
+++ b/calculus-double-integrals.docx
@@ -15,7 +15,7 @@
         <w:pStyle w:val="Date"/>
       </w:pPr>
       <w:r>
-        <w:t xml:space="preserve">Last modified: 2026-10-16 05:24:53 (PDT)</w:t>
+        <w:t xml:space="preserve">Last modified: 2026-10-16 06:27:40 (PDT)</w:t>
       </w:r>
     </w:p>
     <w:bookmarkStart w:id="88" w:name="sec-double-integrals"/>

--- a/calculus-double-integrals.docx
+++ b/calculus-double-integrals.docx
@@ -15,7 +15,7 @@
         <w:pStyle w:val="Date"/>
       </w:pPr>
       <w:r>
-        <w:t xml:space="preserve">Last modified: 2026-10-16 06:27:40 (PDT)</w:t>
+        <w:t xml:space="preserve">Last modified: 2026-10-16 10:11:43 (PDT)</w:t>
       </w:r>
     </w:p>
     <w:bookmarkStart w:id="88" w:name="sec-double-integrals"/>

--- a/calculus-double-integrals.docx
+++ b/calculus-double-integrals.docx
@@ -15,7 +15,7 @@
         <w:pStyle w:val="Date"/>
       </w:pPr>
       <w:r>
-        <w:t xml:space="preserve">Last modified: 2026-10-16 10:11:43 (PDT)</w:t>
+        <w:t xml:space="preserve">Last modified: 2026-10-16 10:58:47 (PDT)</w:t>
       </w:r>
     </w:p>
     <w:bookmarkStart w:id="88" w:name="sec-double-integrals"/>

--- a/calculus-double-integrals.docx
+++ b/calculus-double-integrals.docx
@@ -15,7 +15,7 @@
         <w:pStyle w:val="Date"/>
       </w:pPr>
       <w:r>
-        <w:t xml:space="preserve">Last modified: 2026-10-16 10:58:47 (PDT)</w:t>
+        <w:t xml:space="preserve">Last modified: 2026-10-16 18:32:13 (PDT)</w:t>
       </w:r>
     </w:p>
     <w:bookmarkStart w:id="88" w:name="sec-double-integrals"/>

--- a/calculus-double-integrals.docx
+++ b/calculus-double-integrals.docx
@@ -15,7 +15,7 @@
         <w:pStyle w:val="Date"/>
       </w:pPr>
       <w:r>
-        <w:t xml:space="preserve">Last modified: 2026-10-16 18:32:13 (PDT)</w:t>
+        <w:t xml:space="preserve">Last modified: 2026-10-16 19:32:00 (PDT)</w:t>
       </w:r>
     </w:p>
     <w:bookmarkStart w:id="88" w:name="sec-double-integrals"/>

--- a/calculus-double-integrals.docx
+++ b/calculus-double-integrals.docx
@@ -15,7 +15,7 @@
         <w:pStyle w:val="Date"/>
       </w:pPr>
       <w:r>
-        <w:t xml:space="preserve">Last modified: 2026-10-16 19:32:00 (PDT)</w:t>
+        <w:t xml:space="preserve">Last modified: 2026-10-17 02:34:23 (PDT)</w:t>
       </w:r>
     </w:p>
     <w:bookmarkStart w:id="88" w:name="sec-double-integrals"/>

--- a/calculus-double-integrals.docx
+++ b/calculus-double-integrals.docx
@@ -15,7 +15,7 @@
         <w:pStyle w:val="Date"/>
       </w:pPr>
       <w:r>
-        <w:t xml:space="preserve">Last modified: 2026-10-17 02:34:23 (PDT)</w:t>
+        <w:t xml:space="preserve">Last modified: 2026-10-17 03:46:15 (PDT)</w:t>
       </w:r>
     </w:p>
     <w:bookmarkStart w:id="88" w:name="sec-double-integrals"/>

--- a/calculus-double-integrals.docx
+++ b/calculus-double-integrals.docx
@@ -15,7 +15,7 @@
         <w:pStyle w:val="Date"/>
       </w:pPr>
       <w:r>
-        <w:t xml:space="preserve">Last modified: 2026-10-17 03:46:15 (PDT)</w:t>
+        <w:t xml:space="preserve">Last modified: 2026-10-17 04:46:25 (PDT)</w:t>
       </w:r>
     </w:p>
     <w:bookmarkStart w:id="88" w:name="sec-double-integrals"/>

--- a/calculus-double-integrals.docx
+++ b/calculus-double-integrals.docx
@@ -15,7 +15,7 @@
         <w:pStyle w:val="Date"/>
       </w:pPr>
       <w:r>
-        <w:t xml:space="preserve">Last modified: 2026-10-17 04:46:25 (PDT)</w:t>
+        <w:t xml:space="preserve">Last modified: 2026-10-17 06:29:34 (PDT)</w:t>
       </w:r>
     </w:p>
     <w:bookmarkStart w:id="88" w:name="sec-double-integrals"/>

--- a/calculus-double-integrals.docx
+++ b/calculus-double-integrals.docx
@@ -15,7 +15,7 @@
         <w:pStyle w:val="Date"/>
       </w:pPr>
       <w:r>
-        <w:t xml:space="preserve">Last modified: 2026-10-17 06:29:34 (PDT)</w:t>
+        <w:t xml:space="preserve">Last modified: 2026-10-17 07:35:34 (PDT)</w:t>
       </w:r>
     </w:p>
     <w:bookmarkStart w:id="88" w:name="sec-double-integrals"/>

--- a/calculus-double-integrals.docx
+++ b/calculus-double-integrals.docx
@@ -15,7 +15,7 @@
         <w:pStyle w:val="Date"/>
       </w:pPr>
       <w:r>
-        <w:t xml:space="preserve">Last modified: 2026-10-17 15:54:57 (PDT)</w:t>
+        <w:t xml:space="preserve">Last modified: 2026-10-17 22:01:17 (PDT)</w:t>
       </w:r>
     </w:p>
     <w:bookmarkStart w:id="77" w:name="sec-double-integrals"/>

--- a/calculus-double-integrals.docx
+++ b/calculus-double-integrals.docx
@@ -15,7 +15,7 @@
         <w:pStyle w:val="Date"/>
       </w:pPr>
       <w:r>
-        <w:t xml:space="preserve">Last modified: 2026-10-17 22:01:17 (PDT)</w:t>
+        <w:t xml:space="preserve">Last modified: 2026-10-18 11:27:44 (PDT)</w:t>
       </w:r>
     </w:p>
     <w:bookmarkStart w:id="77" w:name="sec-double-integrals"/>
@@ -253,7 +253,7 @@
         <w:t xml:space="preserve"> </w:t>
       </w:r>
       <w:r>
-        <w:t xml:space="preserve">(Wikipedia contributors 2026b)</w:t>
+        <w:t xml:space="preserve">[1]</w:t>
       </w:r>
       <w:r>
         <w:t xml:space="preserve">.</w:t>
@@ -874,7 +874,7 @@
         <w:pStyle w:val="BodyText"/>
       </w:pPr>
       <w:r>
-        <w:t xml:space="preserve">(Larson and Edwards 2018, sec. 14.2)</w:t>
+        <w:t xml:space="preserve">[2, Sec. 14.2]</w:t>
       </w:r>
     </w:p>
     <w:bookmarkEnd w:id="11"/>
@@ -1229,7 +1229,7 @@
         <w:t xml:space="preserve"> </w:t>
       </w:r>
       <w:r>
-        <w:t xml:space="preserve">(Wikipedia contributors 2026a)</w:t>
+        <w:t xml:space="preserve">[3]</w:t>
       </w:r>
       <w:r>
         <w:t xml:space="preserve">:</w:t>
@@ -2629,7 +2629,7 @@
         <w:t xml:space="preserve"> </w:t>
       </w:r>
       <w:r>
-        <w:t xml:space="preserve">(Wikipedia contributors 2024)</w:t>
+        <w:t xml:space="preserve">[4]</w:t>
       </w:r>
       <w:r>
         <w:t xml:space="preserve">.</w:t>
@@ -3564,7 +3564,7 @@
         <w:pStyle w:val="BodyText"/>
       </w:pPr>
       <w:r>
-        <w:t xml:space="preserve">(Larson and Edwards 2018, Theorem 14.2, p. 982)</w:t>
+        <w:t xml:space="preserve">[2], Theorem 14.2, p. 982</w:t>
       </w:r>
     </w:p>
     <w:bookmarkEnd w:id="15"/>
@@ -3590,7 +3590,7 @@
         <w:t xml:space="preserve"> </w:t>
       </w:r>
       <w:r>
-        <w:t xml:space="preserve">(Larson and Edwards 2018, sec. 14.2, Example 4, pp. 984–985)</w:t>
+        <w:t xml:space="preserve">[2, Sec. 14.2], Example 4, pp. 984–985</w:t>
       </w:r>
       <w:r>
         <w:t xml:space="preserve">.</w:t>
@@ -9390,7 +9390,7 @@
         <w:t xml:space="preserve"> </w:t>
       </w:r>
       <w:r>
-        <w:t xml:space="preserve">Miller (2016)</w:t>
+        <w:t xml:space="preserve">Miller [5]</w:t>
       </w:r>
       <w:r>
         <w:t xml:space="preserve">, Question 1.1.50.</w:t>
@@ -10728,7 +10728,7 @@
         <w:t xml:space="preserve"> </w:t>
       </w:r>
       <w:r>
-        <w:t xml:space="preserve">Miller (2016)</w:t>
+        <w:t xml:space="preserve">Miller [5]</w:t>
       </w:r>
       <w:r>
         <w:t xml:space="preserve">, Question 1.1.51.</w:t>
@@ -14693,7 +14693,7 @@
         <w:pStyle w:val="BodyText"/>
       </w:pPr>
       <w:r>
-        <w:t xml:space="preserve">(Wikipedia contributors 2024)</w:t>
+        <w:t xml:space="preserve">[4]</w:t>
       </w:r>
     </w:p>
     <w:p>
@@ -15840,7 +15840,7 @@
         <w:pStyle w:val="FirstParagraph"/>
       </w:pPr>
       <w:r>
-        <w:t xml:space="preserve">(Larson and Edwards 2018, Theorem 14.2, p. 982)</w:t>
+        <w:t xml:space="preserve">[2], Theorem 14.2, p. 982</w:t>
       </w:r>
     </w:p>
     <w:bookmarkEnd w:id="38"/>
@@ -16120,7 +16120,7 @@
         <w:t xml:space="preserve"> </w:t>
       </w:r>
       <w:r>
-        <w:t xml:space="preserve">(Larson and Edwards 2018, sec. 14.2, Example 2, pp. 982–983)</w:t>
+        <w:t xml:space="preserve">[2, Sec. 14.2], Example 2, pp. 982–983</w:t>
       </w:r>
       <w:r>
         <w:t xml:space="preserve">;</w:t>
@@ -19909,7 +19909,7 @@
         <w:t xml:space="preserve"> </w:t>
       </w:r>
       <w:r>
-        <w:t xml:space="preserve">Miller (2016)</w:t>
+        <w:t xml:space="preserve">Miller [5]</w:t>
       </w:r>
       <w:r>
         <w:t xml:space="preserve">, Question 1.1.47.</w:t>
@@ -20909,7 +20909,7 @@
         <w:t xml:space="preserve"> </w:t>
       </w:r>
       <w:r>
-        <w:t xml:space="preserve">Miller (2016)</w:t>
+        <w:t xml:space="preserve">Miller [5]</w:t>
       </w:r>
       <w:r>
         <w:t xml:space="preserve">, Question 1.1.48.</w:t>
@@ -21654,7 +21654,7 @@
         <w:t xml:space="preserve"> </w:t>
       </w:r>
       <w:r>
-        <w:t xml:space="preserve">Miller (2016)</w:t>
+        <w:t xml:space="preserve">Miller [5]</w:t>
       </w:r>
       <w:r>
         <w:t xml:space="preserve">, Question 1.1.49.</w:t>
@@ -22946,7 +22946,7 @@
         <w:t xml:space="preserve"> </w:t>
       </w:r>
       <w:r>
-        <w:t xml:space="preserve">Miller (2016)</w:t>
+        <w:t xml:space="preserve">Miller [5]</w:t>
       </w:r>
       <w:r>
         <w:t xml:space="preserve">, Question 1.1.52.</w:t>
@@ -24032,7 +24032,7 @@
         <w:t xml:space="preserve"> </w:t>
       </w:r>
       <w:r>
-        <w:t xml:space="preserve">Miller (2016)</w:t>
+        <w:t xml:space="preserve">Miller [5]</w:t>
       </w:r>
       <w:r>
         <w:t xml:space="preserve">, Question 1.1.53.</w:t>
@@ -24775,7 +24775,7 @@
         <w:t xml:space="preserve"> </w:t>
       </w:r>
       <w:r>
-        <w:t xml:space="preserve">Miller (2016)</w:t>
+        <w:t xml:space="preserve">Miller [5]</w:t>
       </w:r>
       <w:r>
         <w:t xml:space="preserve">, Question 1.1.54.</w:t>
@@ -28418,7 +28418,7 @@
         <w:pStyle w:val="FirstParagraph"/>
       </w:pPr>
       <w:r>
-        <w:t xml:space="preserve">(Billingsley 1995, Theorem 18.3; Gut 2013, Theorem 9.1, p. 65; Wikipedia contributors 2024)</w:t>
+        <w:t xml:space="preserve">[6], Theorem 18.3, [7], Theorem 9.1, p. 65, [4]</w:t>
       </w:r>
     </w:p>
     <w:bookmarkEnd w:id="66"/>
@@ -29586,7 +29586,7 @@
         <w:pStyle w:val="FirstParagraph"/>
       </w:pPr>
       <w:r>
-        <w:t xml:space="preserve">(Billingsley 1995, Theorem 18.3; Gut 2013, Theorem 9.1, p. 65; Fubini 1907; Wikipedia contributors 2024)</w:t>
+        <w:t xml:space="preserve">[6], Theorem 18.3, [7], Theorem 9.1, p. 65, [4], [8]</w:t>
       </w:r>
     </w:p>
     <w:bookmarkEnd w:id="68"/>
@@ -34350,7 +34350,7 @@
         <w:pStyle w:val="BodyText"/>
       </w:pPr>
       <w:r>
-        <w:t xml:space="preserve">(Wikipedia contributors 2024)</w:t>
+        <w:t xml:space="preserve">[4]</w:t>
       </w:r>
     </w:p>
     <w:bookmarkEnd w:id="76"/>
@@ -34372,7 +34372,7 @@
         </w:numPr>
       </w:pPr>
       <w:r>
-        <w:t xml:space="preserve">Wikipedia contributors (2026b)</w:t>
+        <w:t xml:space="preserve">Wikipedia contributors [1]</w:t>
       </w:r>
       <w:r>
         <w:t xml:space="preserve"> </w:t>
@@ -34389,7 +34389,7 @@
         </w:numPr>
       </w:pPr>
       <w:r>
-        <w:t xml:space="preserve">Wikipedia contributors (2026a)</w:t>
+        <w:t xml:space="preserve">Wikipedia contributors [3]</w:t>
       </w:r>
       <w:r>
         <w:t xml:space="preserve"> </w:t>
@@ -34406,7 +34406,7 @@
         </w:numPr>
       </w:pPr>
       <w:r>
-        <w:t xml:space="preserve">Wikipedia contributors (2024)</w:t>
+        <w:t xml:space="preserve">Wikipedia contributors [4]</w:t>
       </w:r>
       <w:r>
         <w:t xml:space="preserve"> </w:t>
@@ -34423,7 +34423,7 @@
         </w:numPr>
       </w:pPr>
       <w:r>
-        <w:t xml:space="preserve">Wikipedia contributors (2026c)</w:t>
+        <w:t xml:space="preserve">Wikipedia contributors [9]</w:t>
       </w:r>
       <w:r>
         <w:t xml:space="preserve"> </w:t>
@@ -34433,105 +34433,79 @@
       </w:r>
     </w:p>
     <w:bookmarkStart w:id="94" w:name="refs"/>
-    <w:bookmarkStart w:id="78" w:name="ref-billingsley1995probability"/>
+    <w:bookmarkStart w:id="79" w:name="ref-wikipedia_multiple_integral"/>
     <w:p>
       <w:pPr>
         <w:pStyle w:val="Bibliography"/>
       </w:pPr>
       <w:r>
-        <w:t xml:space="preserve">Billingsley, Patrick. 1995.</w:t>
-      </w:r>
-      <w:r>
-        <w:t xml:space="preserve"> </w:t>
-      </w:r>
-      <w:r>
-        <w:rPr>
-          <w:i/>
-          <w:iCs/>
-        </w:rPr>
-        <w:t xml:space="preserve">Probability and Measure</w:t>
-      </w:r>
-      <w:r>
-        <w:t xml:space="preserve">. 3rd ed. Wiley Series in Probability and Mathematical Statistics. Wiley.</w:t>
-      </w:r>
+        <w:t xml:space="preserve">[1]</w:t>
+      </w:r>
+      <w:r>
+        <w:t xml:space="preserve"> </w:t>
+      </w:r>
+      <w:r>
+        <w:t xml:space="preserve">	</w:t>
+      </w:r>
+      <w:r>
+        <w:t xml:space="preserve">Wikipedia contributors,</w:t>
+      </w:r>
+      <w:r>
+        <w:t xml:space="preserve"> </w:t>
+      </w:r>
+      <w:r>
+        <w:t xml:space="preserve">“Multiple integral —</w:t>
+      </w:r>
+      <w:r>
+        <w:t xml:space="preserve"> </w:t>
+      </w:r>
+      <w:r>
+        <w:t xml:space="preserve">Wikipedia</w:t>
+      </w:r>
+      <w:r>
+        <w:t xml:space="preserve">,</w:t>
+      </w:r>
+      <w:r>
+        <w:t xml:space="preserve"> </w:t>
+      </w:r>
+      <w:r>
+        <w:t xml:space="preserve">the free encyclopedia.”</w:t>
+      </w:r>
+      <w:r>
+        <w:t xml:space="preserve"> </w:t>
+      </w:r>
+      <w:r>
+        <w:t xml:space="preserve">2026. Available:</w:t>
+      </w:r>
+      <w:r>
+        <w:t xml:space="preserve"> </w:t>
+      </w:r>
+      <w:hyperlink r:id="rId78">
+        <w:r>
+          <w:rPr>
+            <w:rStyle w:val="Hyperlink"/>
+          </w:rPr>
+          <w:t xml:space="preserve">https://en.wikipedia.org/wiki/Multiple_integral</w:t>
+        </w:r>
+      </w:hyperlink>
     </w:p>
-    <w:bookmarkEnd w:id="78"/>
-    <w:bookmarkStart w:id="79" w:name="ref-fubini1907"/>
+    <w:bookmarkEnd w:id="79"/>
+    <w:bookmarkStart w:id="81" w:name="ref-larsonCalc11e"/>
     <w:p>
       <w:pPr>
         <w:pStyle w:val="Bibliography"/>
       </w:pPr>
       <w:r>
-        <w:t xml:space="preserve">Fubini, Guido. 1907.</w:t>
-      </w:r>
-      <w:r>
-        <w:t xml:space="preserve"> </w:t>
-      </w:r>
-      <w:r>
-        <w:t xml:space="preserve">“Sugli Integrali Multipli.”</w:t>
-      </w:r>
-      <w:r>
-        <w:t xml:space="preserve"> </w:t>
-      </w:r>
-      <w:r>
-        <w:rPr>
-          <w:i/>
-          <w:iCs/>
-        </w:rPr>
-        <w:t xml:space="preserve">Rendiconti Della Reale Accademia Dei Lincei. Classe Di Scienze Fisiche, Matematiche e Naturali</w:t>
-      </w:r>
-      <w:r>
-        <w:t xml:space="preserve"> </w:t>
-      </w:r>
-      <w:r>
-        <w:t xml:space="preserve">16: 608–14.</w:t>
-      </w:r>
-    </w:p>
-    <w:bookmarkEnd w:id="79"/>
-    <w:bookmarkStart w:id="81" w:name="ref-gut2013"/>
-    <w:p>
-      <w:pPr>
-        <w:pStyle w:val="Bibliography"/>
-      </w:pPr>
-      <w:r>
-        <w:t xml:space="preserve">Gut, Allan. 2013.</w:t>
-      </w:r>
-      <w:r>
-        <w:t xml:space="preserve"> </w:t>
-      </w:r>
-      <w:r>
-        <w:rPr>
-          <w:i/>
-          <w:iCs/>
-        </w:rPr>
-        <w:t xml:space="preserve">Probability: A Graduate Course</w:t>
-      </w:r>
-      <w:r>
-        <w:t xml:space="preserve">. 2nd ed. Springer Texts in Statistics. Springer.</w:t>
-      </w:r>
-      <w:r>
-        <w:t xml:space="preserve"> </w:t>
-      </w:r>
-      <w:hyperlink r:id="rId80">
-        <w:r>
-          <w:rPr>
-            <w:rStyle w:val="Hyperlink"/>
-          </w:rPr>
-          <w:t xml:space="preserve">https://doi.org/10.1007/978-1-4614-4708-5</w:t>
-        </w:r>
-      </w:hyperlink>
-      <w:r>
-        <w:t xml:space="preserve">.</w:t>
-      </w:r>
-    </w:p>
-    <w:bookmarkEnd w:id="81"/>
-    <w:bookmarkStart w:id="83" w:name="ref-larsonCalc11e"/>
-    <w:p>
-      <w:pPr>
-        <w:pStyle w:val="Bibliography"/>
-      </w:pPr>
-      <w:r>
-        <w:t xml:space="preserve">Larson, Ron, and Bruce H. Edwards. 2018.</w:t>
+        <w:t xml:space="preserve">[2]</w:t>
+      </w:r>
+      <w:r>
+        <w:t xml:space="preserve"> </w:t>
+      </w:r>
+      <w:r>
+        <w:t xml:space="preserve">	</w:t>
+      </w:r>
+      <w:r>
+        <w:t xml:space="preserve">R. Larson and B. H. Edwards,</w:t>
       </w:r>
       <w:r>
         <w:t xml:space="preserve"> </w:t>
@@ -34544,12 +34518,12 @@
         <w:t xml:space="preserve">Calculus</w:t>
       </w:r>
       <w:r>
-        <w:t xml:space="preserve">. 11th ed. Cengage Learning.</w:t>
-      </w:r>
-      <w:r>
-        <w:t xml:space="preserve"> </w:t>
-      </w:r>
-      <w:hyperlink r:id="rId82">
+        <w:t xml:space="preserve">, 11th ed. Boston, MA: Cengage Learning, 2018. Available:</w:t>
+      </w:r>
+      <w:r>
+        <w:t xml:space="preserve"> </w:t>
+      </w:r>
+      <w:hyperlink r:id="rId80">
         <w:r>
           <w:rPr>
             <w:rStyle w:val="Hyperlink"/>
@@ -34557,18 +34531,138 @@
           <w:t xml:space="preserve">https://www.cengage.com/c/calculus-11e-larson/</w:t>
         </w:r>
       </w:hyperlink>
-      <w:r>
-        <w:t xml:space="preserve">.</w:t>
-      </w:r>
     </w:p>
-    <w:bookmarkEnd w:id="83"/>
-    <w:bookmarkStart w:id="85" w:name="ref-problifesavercalc"/>
+    <w:bookmarkEnd w:id="81"/>
+    <w:bookmarkStart w:id="83" w:name="ref-wikipedia_iterated_integral"/>
     <w:p>
       <w:pPr>
         <w:pStyle w:val="Bibliography"/>
       </w:pPr>
       <w:r>
-        <w:t xml:space="preserve">Miller, Steven J. 2016.</w:t>
+        <w:t xml:space="preserve">[3]</w:t>
+      </w:r>
+      <w:r>
+        <w:t xml:space="preserve"> </w:t>
+      </w:r>
+      <w:r>
+        <w:t xml:space="preserve">	</w:t>
+      </w:r>
+      <w:r>
+        <w:t xml:space="preserve">Wikipedia contributors,</w:t>
+      </w:r>
+      <w:r>
+        <w:t xml:space="preserve"> </w:t>
+      </w:r>
+      <w:r>
+        <w:t xml:space="preserve">“Iterated integral —</w:t>
+      </w:r>
+      <w:r>
+        <w:t xml:space="preserve"> </w:t>
+      </w:r>
+      <w:r>
+        <w:t xml:space="preserve">Wikipedia</w:t>
+      </w:r>
+      <w:r>
+        <w:t xml:space="preserve">,</w:t>
+      </w:r>
+      <w:r>
+        <w:t xml:space="preserve"> </w:t>
+      </w:r>
+      <w:r>
+        <w:t xml:space="preserve">the free encyclopedia.”</w:t>
+      </w:r>
+      <w:r>
+        <w:t xml:space="preserve"> </w:t>
+      </w:r>
+      <w:r>
+        <w:t xml:space="preserve">2026. Available:</w:t>
+      </w:r>
+      <w:r>
+        <w:t xml:space="preserve"> </w:t>
+      </w:r>
+      <w:hyperlink r:id="rId82">
+        <w:r>
+          <w:rPr>
+            <w:rStyle w:val="Hyperlink"/>
+          </w:rPr>
+          <w:t xml:space="preserve">https://en.wikipedia.org/wiki/Iterated_integral</w:t>
+        </w:r>
+      </w:hyperlink>
+    </w:p>
+    <w:bookmarkEnd w:id="83"/>
+    <w:bookmarkStart w:id="85" w:name="ref-wp:fubini"/>
+    <w:p>
+      <w:pPr>
+        <w:pStyle w:val="Bibliography"/>
+      </w:pPr>
+      <w:r>
+        <w:t xml:space="preserve">[4]</w:t>
+      </w:r>
+      <w:r>
+        <w:t xml:space="preserve"> </w:t>
+      </w:r>
+      <w:r>
+        <w:t xml:space="preserve">	</w:t>
+      </w:r>
+      <w:r>
+        <w:t xml:space="preserve">Wikipedia contributors,</w:t>
+      </w:r>
+      <w:r>
+        <w:t xml:space="preserve"> </w:t>
+      </w:r>
+      <w:r>
+        <w:t xml:space="preserve">“Fubini’s theorem —</w:t>
+      </w:r>
+      <w:r>
+        <w:t xml:space="preserve"> </w:t>
+      </w:r>
+      <w:r>
+        <w:t xml:space="preserve">Wikipedia</w:t>
+      </w:r>
+      <w:r>
+        <w:t xml:space="preserve">,</w:t>
+      </w:r>
+      <w:r>
+        <w:t xml:space="preserve"> </w:t>
+      </w:r>
+      <w:r>
+        <w:t xml:space="preserve">the free encyclopedia.”</w:t>
+      </w:r>
+      <w:r>
+        <w:t xml:space="preserve"> </w:t>
+      </w:r>
+      <w:r>
+        <w:t xml:space="preserve">2024. Available:</w:t>
+      </w:r>
+      <w:r>
+        <w:t xml:space="preserve"> </w:t>
+      </w:r>
+      <w:hyperlink r:id="rId84">
+        <w:r>
+          <w:rPr>
+            <w:rStyle w:val="Hyperlink"/>
+          </w:rPr>
+          <w:t xml:space="preserve">https://en.wikipedia.org/wiki/Fubini%27s_theorem</w:t>
+        </w:r>
+      </w:hyperlink>
+    </w:p>
+    <w:bookmarkEnd w:id="85"/>
+    <w:bookmarkStart w:id="87" w:name="ref-problifesavercalc"/>
+    <w:p>
+      <w:pPr>
+        <w:pStyle w:val="Bibliography"/>
+      </w:pPr>
+      <w:r>
+        <w:t xml:space="preserve">[5]</w:t>
+      </w:r>
+      <w:r>
+        <w:t xml:space="preserve"> </w:t>
+      </w:r>
+      <w:r>
+        <w:t xml:space="preserve">	</w:t>
+      </w:r>
+      <w:r>
+        <w:t xml:space="preserve">S. J. Miller,</w:t>
       </w:r>
       <w:r>
         <w:t xml:space="preserve"> </w:t>
@@ -34578,15 +34672,15 @@
           <w:i/>
           <w:iCs/>
         </w:rPr>
-        <w:t xml:space="preserve">The Probability Lifesaver: Calculus Review Problems</w:t>
-      </w:r>
-      <w:r>
-        <w:t xml:space="preserve">.</w:t>
-      </w:r>
-      <w:r>
-        <w:t xml:space="preserve"> </w:t>
-      </w:r>
-      <w:hyperlink r:id="rId84">
+        <w:t xml:space="preserve">The probability lifesaver: Calculus review problems</w:t>
+      </w:r>
+      <w:r>
+        <w:t xml:space="preserve">. 2016. Available:</w:t>
+      </w:r>
+      <w:r>
+        <w:t xml:space="preserve"> </w:t>
+      </w:r>
+      <w:hyperlink r:id="rId86">
         <w:r>
           <w:rPr>
             <w:rStyle w:val="Hyperlink"/>
@@ -34594,18 +34688,24 @@
           <w:t xml:space="preserve">https://web.williams.edu/Mathematics/sjmiller/public_html/probabilitylifesaver/index.htm#:~:text=http%3A//web.williams.edu/Mathematics/sjmiller/public_html/probabilitylifesaver/supplementalchap_calcreview.pdf</w:t>
         </w:r>
       </w:hyperlink>
-      <w:r>
-        <w:t xml:space="preserve">.</w:t>
-      </w:r>
     </w:p>
-    <w:bookmarkEnd w:id="85"/>
-    <w:bookmarkStart w:id="87" w:name="ref-wp:fubini"/>
+    <w:bookmarkEnd w:id="87"/>
+    <w:bookmarkStart w:id="88" w:name="ref-billingsley1995probability"/>
     <w:p>
       <w:pPr>
         <w:pStyle w:val="Bibliography"/>
       </w:pPr>
       <w:r>
-        <w:t xml:space="preserve">Wikipedia contributors. 2024.</w:t>
+        <w:t xml:space="preserve">[6]</w:t>
+      </w:r>
+      <w:r>
+        <w:t xml:space="preserve"> </w:t>
+      </w:r>
+      <w:r>
+        <w:t xml:space="preserve">	</w:t>
+      </w:r>
+      <w:r>
+        <w:t xml:space="preserve">P. Billingsley,</w:t>
       </w:r>
       <w:r>
         <w:t xml:space="preserve"> </w:t>
@@ -34615,13 +34715,83 @@
           <w:i/>
           <w:iCs/>
         </w:rPr>
-        <w:t xml:space="preserve">Fubini’s Theorem —</w:t>
+        <w:t xml:space="preserve">Probability and measure</w:t>
+      </w:r>
+      <w:r>
+        <w:t xml:space="preserve">, 3rd ed. in Wiley series in probability and mathematical statistics. New York: Wiley, 1995.</w:t>
+      </w:r>
+    </w:p>
+    <w:bookmarkEnd w:id="88"/>
+    <w:bookmarkStart w:id="90" w:name="ref-gut2013"/>
+    <w:p>
+      <w:pPr>
+        <w:pStyle w:val="Bibliography"/>
+      </w:pPr>
+      <w:r>
+        <w:t xml:space="preserve">[7]</w:t>
+      </w:r>
+      <w:r>
+        <w:t xml:space="preserve"> </w:t>
+      </w:r>
+      <w:r>
+        <w:t xml:space="preserve">	</w:t>
+      </w:r>
+      <w:r>
+        <w:t xml:space="preserve">A. Gut,</w:t>
+      </w:r>
+      <w:r>
+        <w:t xml:space="preserve"> </w:t>
       </w:r>
       <w:r>
         <w:rPr>
           <w:i/>
           <w:iCs/>
         </w:rPr>
+        <w:t xml:space="preserve">Probability: A graduate course</w:t>
+      </w:r>
+      <w:r>
+        <w:t xml:space="preserve">, 2nd ed. in Springer texts in statistics. New York: Springer, 2013. doi:</w:t>
+      </w:r>
+      <w:r>
+        <w:t xml:space="preserve"> </w:t>
+      </w:r>
+      <w:hyperlink r:id="rId89">
+        <w:r>
+          <w:rPr>
+            <w:rStyle w:val="Hyperlink"/>
+          </w:rPr>
+          <w:t xml:space="preserve">10.1007/978-1-4614-4708-5</w:t>
+        </w:r>
+      </w:hyperlink>
+      <w:r>
+        <w:t xml:space="preserve">.</w:t>
+      </w:r>
+    </w:p>
+    <w:bookmarkEnd w:id="90"/>
+    <w:bookmarkStart w:id="91" w:name="ref-fubini1907"/>
+    <w:p>
+      <w:pPr>
+        <w:pStyle w:val="Bibliography"/>
+      </w:pPr>
+      <w:r>
+        <w:t xml:space="preserve">[8]</w:t>
+      </w:r>
+      <w:r>
+        <w:t xml:space="preserve"> </w:t>
+      </w:r>
+      <w:r>
+        <w:t xml:space="preserve">	</w:t>
+      </w:r>
+      <w:r>
+        <w:t xml:space="preserve">G. Fubini,</w:t>
+      </w:r>
+      <w:r>
+        <w:t xml:space="preserve"> </w:t>
+      </w:r>
+      <w:r>
+        <w:t xml:space="preserve">“Sugli integrali multipli,”</w:t>
+      </w:r>
+      <w:r>
         <w:t xml:space="preserve"> </w:t>
       </w:r>
       <w:r>
@@ -34629,189 +34799,10 @@
           <w:i/>
           <w:iCs/>
         </w:rPr>
-        <w:t xml:space="preserve">Wikipedia</w:t>
-      </w:r>
-      <w:r>
-        <w:rPr>
-          <w:i/>
-          <w:iCs/>
-        </w:rPr>
-        <w:t xml:space="preserve">,</w:t>
-      </w:r>
-      <w:r>
-        <w:rPr>
-          <w:i/>
-          <w:iCs/>
-        </w:rPr>
-        <w:t xml:space="preserve"> </w:t>
-      </w:r>
-      <w:r>
-        <w:rPr>
-          <w:i/>
-          <w:iCs/>
-        </w:rPr>
-        <w:t xml:space="preserve">the Free Encyclopedia</w:t>
-      </w:r>
-      <w:r>
-        <w:t xml:space="preserve">.</w:t>
-      </w:r>
-      <w:r>
-        <w:t xml:space="preserve"> </w:t>
-      </w:r>
-      <w:hyperlink r:id="rId86">
-        <w:r>
-          <w:rPr>
-            <w:rStyle w:val="Hyperlink"/>
-          </w:rPr>
-          <w:t xml:space="preserve">https://en.wikipedia.org/wiki/Fubini%27s_theorem</w:t>
-        </w:r>
-      </w:hyperlink>
-      <w:r>
-        <w:t xml:space="preserve">.</w:t>
-      </w:r>
-    </w:p>
-    <w:bookmarkEnd w:id="87"/>
-    <w:bookmarkStart w:id="89" w:name="ref-wikipedia_iterated_integral"/>
-    <w:p>
-      <w:pPr>
-        <w:pStyle w:val="Bibliography"/>
-      </w:pPr>
-      <w:r>
-        <w:t xml:space="preserve">Wikipedia contributors. 2026a.</w:t>
-      </w:r>
-      <w:r>
-        <w:t xml:space="preserve"> </w:t>
-      </w:r>
-      <w:r>
-        <w:rPr>
-          <w:i/>
-          <w:iCs/>
-        </w:rPr>
-        <w:t xml:space="preserve">Iterated Integral —</w:t>
-      </w:r>
-      <w:r>
-        <w:rPr>
-          <w:i/>
-          <w:iCs/>
-        </w:rPr>
-        <w:t xml:space="preserve"> </w:t>
-      </w:r>
-      <w:r>
-        <w:rPr>
-          <w:i/>
-          <w:iCs/>
-        </w:rPr>
-        <w:t xml:space="preserve">Wikipedia</w:t>
-      </w:r>
-      <w:r>
-        <w:rPr>
-          <w:i/>
-          <w:iCs/>
-        </w:rPr>
-        <w:t xml:space="preserve">,</w:t>
-      </w:r>
-      <w:r>
-        <w:rPr>
-          <w:i/>
-          <w:iCs/>
-        </w:rPr>
-        <w:t xml:space="preserve"> </w:t>
-      </w:r>
-      <w:r>
-        <w:rPr>
-          <w:i/>
-          <w:iCs/>
-        </w:rPr>
-        <w:t xml:space="preserve">the Free Encyclopedia</w:t>
-      </w:r>
-      <w:r>
-        <w:t xml:space="preserve">.</w:t>
-      </w:r>
-      <w:r>
-        <w:t xml:space="preserve"> </w:t>
-      </w:r>
-      <w:hyperlink r:id="rId88">
-        <w:r>
-          <w:rPr>
-            <w:rStyle w:val="Hyperlink"/>
-          </w:rPr>
-          <w:t xml:space="preserve">https://en.wikipedia.org/wiki/Iterated_integral</w:t>
-        </w:r>
-      </w:hyperlink>
-      <w:r>
-        <w:t xml:space="preserve">.</w:t>
-      </w:r>
-    </w:p>
-    <w:bookmarkEnd w:id="89"/>
-    <w:bookmarkStart w:id="91" w:name="ref-wikipedia_multiple_integral"/>
-    <w:p>
-      <w:pPr>
-        <w:pStyle w:val="Bibliography"/>
-      </w:pPr>
-      <w:r>
-        <w:t xml:space="preserve">Wikipedia contributors. 2026b.</w:t>
-      </w:r>
-      <w:r>
-        <w:t xml:space="preserve"> </w:t>
-      </w:r>
-      <w:r>
-        <w:rPr>
-          <w:i/>
-          <w:iCs/>
-        </w:rPr>
-        <w:t xml:space="preserve">Multiple Integral —</w:t>
-      </w:r>
-      <w:r>
-        <w:rPr>
-          <w:i/>
-          <w:iCs/>
-        </w:rPr>
-        <w:t xml:space="preserve"> </w:t>
-      </w:r>
-      <w:r>
-        <w:rPr>
-          <w:i/>
-          <w:iCs/>
-        </w:rPr>
-        <w:t xml:space="preserve">Wikipedia</w:t>
-      </w:r>
-      <w:r>
-        <w:rPr>
-          <w:i/>
-          <w:iCs/>
-        </w:rPr>
-        <w:t xml:space="preserve">,</w:t>
-      </w:r>
-      <w:r>
-        <w:rPr>
-          <w:i/>
-          <w:iCs/>
-        </w:rPr>
-        <w:t xml:space="preserve"> </w:t>
-      </w:r>
-      <w:r>
-        <w:rPr>
-          <w:i/>
-          <w:iCs/>
-        </w:rPr>
-        <w:t xml:space="preserve">the Free Encyclopedia</w:t>
-      </w:r>
-      <w:r>
-        <w:t xml:space="preserve">.</w:t>
-      </w:r>
-      <w:r>
-        <w:t xml:space="preserve"> </w:t>
-      </w:r>
-      <w:hyperlink r:id="rId90">
-        <w:r>
-          <w:rPr>
-            <w:rStyle w:val="Hyperlink"/>
-          </w:rPr>
-          <w:t xml:space="preserve">https://en.wikipedia.org/wiki/Multiple_integral</w:t>
-        </w:r>
-      </w:hyperlink>
-      <w:r>
-        <w:t xml:space="preserve">.</w:t>
+        <w:t xml:space="preserve">Rendiconti della Reale Accademia dei Lincei. Classe di Scienze Fisiche, Matematiche e Naturali</w:t>
+      </w:r>
+      <w:r>
+        <w:t xml:space="preserve">, vol. 16, pp. 608–614, 1907.</w:t>
       </w:r>
     </w:p>
     <w:bookmarkEnd w:id="91"/>
@@ -34821,55 +34812,43 @@
         <w:pStyle w:val="Bibliography"/>
       </w:pPr>
       <w:r>
-        <w:t xml:space="preserve">Wikipedia contributors. 2026c.</w:t>
-      </w:r>
-      <w:r>
-        <w:t xml:space="preserve"> </w:t>
-      </w:r>
-      <w:r>
-        <w:rPr>
-          <w:i/>
-          <w:iCs/>
-        </w:rPr>
-        <w:t xml:space="preserve">Tonelli’s Theorem (Functional Analysis) —</w:t>
-      </w:r>
-      <w:r>
-        <w:rPr>
-          <w:i/>
-          <w:iCs/>
-        </w:rPr>
-        <w:t xml:space="preserve"> </w:t>
-      </w:r>
-      <w:r>
-        <w:rPr>
-          <w:i/>
-          <w:iCs/>
-        </w:rPr>
+        <w:t xml:space="preserve">[9]</w:t>
+      </w:r>
+      <w:r>
+        <w:t xml:space="preserve"> </w:t>
+      </w:r>
+      <w:r>
+        <w:t xml:space="preserve">	</w:t>
+      </w:r>
+      <w:r>
+        <w:t xml:space="preserve">Wikipedia contributors,</w:t>
+      </w:r>
+      <w:r>
+        <w:t xml:space="preserve"> </w:t>
+      </w:r>
+      <w:r>
+        <w:t xml:space="preserve">“Tonelli’s theorem (functional analysis) —</w:t>
+      </w:r>
+      <w:r>
+        <w:t xml:space="preserve"> </w:t>
+      </w:r>
+      <w:r>
         <w:t xml:space="preserve">Wikipedia</w:t>
       </w:r>
       <w:r>
-        <w:rPr>
-          <w:i/>
-          <w:iCs/>
-        </w:rPr>
         <w:t xml:space="preserve">,</w:t>
       </w:r>
       <w:r>
-        <w:rPr>
-          <w:i/>
-          <w:iCs/>
-        </w:rPr>
-        <w:t xml:space="preserve"> </w:t>
-      </w:r>
-      <w:r>
-        <w:rPr>
-          <w:i/>
-          <w:iCs/>
-        </w:rPr>
-        <w:t xml:space="preserve">the Free Encyclopedia</w:t>
-      </w:r>
-      <w:r>
-        <w:t xml:space="preserve">.</w:t>
+        <w:t xml:space="preserve"> </w:t>
+      </w:r>
+      <w:r>
+        <w:t xml:space="preserve">the free encyclopedia.”</w:t>
+      </w:r>
+      <w:r>
+        <w:t xml:space="preserve"> </w:t>
+      </w:r>
+      <w:r>
+        <w:t xml:space="preserve">2026. Available:</w:t>
       </w:r>
       <w:r>
         <w:t xml:space="preserve"> </w:t>
@@ -34882,9 +34861,6 @@
           <w:t xml:space="preserve">https://en.wikipedia.org/wiki/Tonelli%27s_theorem_%28functional_analysis%29</w:t>
         </w:r>
       </w:hyperlink>
-      <w:r>
-        <w:t xml:space="preserve">.</w:t>
-      </w:r>
     </w:p>
     <w:bookmarkEnd w:id="93"/>
     <w:bookmarkEnd w:id="94"/>

--- a/calculus-double-integrals.docx
+++ b/calculus-double-integrals.docx
@@ -15,7 +15,7 @@
         <w:pStyle w:val="Date"/>
       </w:pPr>
       <w:r>
-        <w:t xml:space="preserve">Last modified: 2026-10-18 11:27:44 (PDT)</w:t>
+        <w:t xml:space="preserve">Last modified: 2026-10-18 13:21:32 (PDT)</w:t>
       </w:r>
     </w:p>
     <w:bookmarkStart w:id="77" w:name="sec-double-integrals"/>
@@ -54,7 +54,16 @@
         <w:t xml:space="preserve"> </w:t>
       </w:r>
       <w:r>
-        <w:t xml:space="preserve">of integration in a double integral can be exchanged.</w:t>
+        <w:t xml:space="preserve">of integration in a double integral can be exchanged</w:t>
+      </w:r>
+      <w:r>
+        <w:t xml:space="preserve"> </w:t>
+      </w:r>
+      <w:r>
+        <w:t xml:space="preserve">[1]</w:t>
+      </w:r>
+      <w:r>
+        <w:t xml:space="preserve">.</w:t>
       </w:r>
       <w:r>
         <w:t xml:space="preserve"> </w:t>
@@ -253,7 +262,7 @@
         <w:t xml:space="preserve"> </w:t>
       </w:r>
       <w:r>
-        <w:t xml:space="preserve">[1]</w:t>
+        <w:t xml:space="preserve">[2]</w:t>
       </w:r>
       <w:r>
         <w:t xml:space="preserve">.</w:t>
@@ -874,7 +883,7 @@
         <w:pStyle w:val="BodyText"/>
       </w:pPr>
       <w:r>
-        <w:t xml:space="preserve">[2, Sec. 14.2]</w:t>
+        <w:t xml:space="preserve">[3, Sec. 14.2]</w:t>
       </w:r>
     </w:p>
     <w:bookmarkEnd w:id="11"/>
@@ -1229,7 +1238,7 @@
         <w:t xml:space="preserve"> </w:t>
       </w:r>
       <w:r>
-        <w:t xml:space="preserve">[3]</w:t>
+        <w:t xml:space="preserve">[4]</w:t>
       </w:r>
       <w:r>
         <w:t xml:space="preserve">:</w:t>
@@ -2629,7 +2638,7 @@
         <w:t xml:space="preserve"> </w:t>
       </w:r>
       <w:r>
-        <w:t xml:space="preserve">[4]</w:t>
+        <w:t xml:space="preserve">[5]</w:t>
       </w:r>
       <w:r>
         <w:t xml:space="preserve">.</w:t>
@@ -3564,7 +3573,7 @@
         <w:pStyle w:val="BodyText"/>
       </w:pPr>
       <w:r>
-        <w:t xml:space="preserve">[2], Theorem 14.2, p. 982</w:t>
+        <w:t xml:space="preserve">[3], Theorem 14.2, p. 982</w:t>
       </w:r>
     </w:p>
     <w:bookmarkEnd w:id="15"/>
@@ -3590,7 +3599,7 @@
         <w:t xml:space="preserve"> </w:t>
       </w:r>
       <w:r>
-        <w:t xml:space="preserve">[2, Sec. 14.2], Example 4, pp. 984–985</w:t>
+        <w:t xml:space="preserve">[3, Sec. 14.2], Example 4, pp. 984–985</w:t>
       </w:r>
       <w:r>
         <w:t xml:space="preserve">.</w:t>
@@ -9390,7 +9399,7 @@
         <w:t xml:space="preserve"> </w:t>
       </w:r>
       <w:r>
-        <w:t xml:space="preserve">Miller [5]</w:t>
+        <w:t xml:space="preserve">Miller [6]</w:t>
       </w:r>
       <w:r>
         <w:t xml:space="preserve">, Question 1.1.50.</w:t>
@@ -10728,7 +10737,7 @@
         <w:t xml:space="preserve"> </w:t>
       </w:r>
       <w:r>
-        <w:t xml:space="preserve">Miller [5]</w:t>
+        <w:t xml:space="preserve">Miller [6]</w:t>
       </w:r>
       <w:r>
         <w:t xml:space="preserve">, Question 1.1.51.</w:t>
@@ -14693,7 +14702,7 @@
         <w:pStyle w:val="BodyText"/>
       </w:pPr>
       <w:r>
-        <w:t xml:space="preserve">[4]</w:t>
+        <w:t xml:space="preserve">[5]</w:t>
       </w:r>
     </w:p>
     <w:p>
@@ -15840,7 +15849,7 @@
         <w:pStyle w:val="FirstParagraph"/>
       </w:pPr>
       <w:r>
-        <w:t xml:space="preserve">[2], Theorem 14.2, p. 982</w:t>
+        <w:t xml:space="preserve">[3], Theorem 14.2, p. 982</w:t>
       </w:r>
     </w:p>
     <w:bookmarkEnd w:id="38"/>
@@ -16120,7 +16129,7 @@
         <w:t xml:space="preserve"> </w:t>
       </w:r>
       <w:r>
-        <w:t xml:space="preserve">[2, Sec. 14.2], Example 2, pp. 982–983</w:t>
+        <w:t xml:space="preserve">[3, Sec. 14.2], Example 2, pp. 982–983</w:t>
       </w:r>
       <w:r>
         <w:t xml:space="preserve">;</w:t>
@@ -19909,7 +19918,7 @@
         <w:t xml:space="preserve"> </w:t>
       </w:r>
       <w:r>
-        <w:t xml:space="preserve">Miller [5]</w:t>
+        <w:t xml:space="preserve">Miller [6]</w:t>
       </w:r>
       <w:r>
         <w:t xml:space="preserve">, Question 1.1.47.</w:t>
@@ -20909,7 +20918,7 @@
         <w:t xml:space="preserve"> </w:t>
       </w:r>
       <w:r>
-        <w:t xml:space="preserve">Miller [5]</w:t>
+        <w:t xml:space="preserve">Miller [6]</w:t>
       </w:r>
       <w:r>
         <w:t xml:space="preserve">, Question 1.1.48.</w:t>
@@ -21654,7 +21663,7 @@
         <w:t xml:space="preserve"> </w:t>
       </w:r>
       <w:r>
-        <w:t xml:space="preserve">Miller [5]</w:t>
+        <w:t xml:space="preserve">Miller [6]</w:t>
       </w:r>
       <w:r>
         <w:t xml:space="preserve">, Question 1.1.49.</w:t>
@@ -22946,7 +22955,7 @@
         <w:t xml:space="preserve"> </w:t>
       </w:r>
       <w:r>
-        <w:t xml:space="preserve">Miller [5]</w:t>
+        <w:t xml:space="preserve">Miller [6]</w:t>
       </w:r>
       <w:r>
         <w:t xml:space="preserve">, Question 1.1.52.</w:t>
@@ -24032,7 +24041,7 @@
         <w:t xml:space="preserve"> </w:t>
       </w:r>
       <w:r>
-        <w:t xml:space="preserve">Miller [5]</w:t>
+        <w:t xml:space="preserve">Miller [6]</w:t>
       </w:r>
       <w:r>
         <w:t xml:space="preserve">, Question 1.1.53.</w:t>
@@ -24775,7 +24784,7 @@
         <w:t xml:space="preserve"> </w:t>
       </w:r>
       <w:r>
-        <w:t xml:space="preserve">Miller [5]</w:t>
+        <w:t xml:space="preserve">Miller [6]</w:t>
       </w:r>
       <w:r>
         <w:t xml:space="preserve">, Question 1.1.54.</w:t>
@@ -28418,7 +28427,7 @@
         <w:pStyle w:val="FirstParagraph"/>
       </w:pPr>
       <w:r>
-        <w:t xml:space="preserve">[6], Theorem 18.3, [7], Theorem 9.1, p. 65, [4]</w:t>
+        <w:t xml:space="preserve">[7], Theorem 18.3, [8], Theorem 9.1, p. 65, [5]</w:t>
       </w:r>
     </w:p>
     <w:bookmarkEnd w:id="66"/>
@@ -29586,7 +29595,7 @@
         <w:pStyle w:val="FirstParagraph"/>
       </w:pPr>
       <w:r>
-        <w:t xml:space="preserve">[6], Theorem 18.3, [7], Theorem 9.1, p. 65, [4], [8]</w:t>
+        <w:t xml:space="preserve">[7], Theorem 18.3, [8], Theorem 9.1, p. 65, [5], [9]</w:t>
       </w:r>
     </w:p>
     <w:bookmarkEnd w:id="68"/>
@@ -34350,7 +34359,7 @@
         <w:pStyle w:val="BodyText"/>
       </w:pPr>
       <w:r>
-        <w:t xml:space="preserve">[4]</w:t>
+        <w:t xml:space="preserve">[5]</w:t>
       </w:r>
     </w:p>
     <w:bookmarkEnd w:id="76"/>
@@ -34366,74 +34375,24 @@
     </w:p>
     <w:p>
       <w:pPr>
+        <w:pStyle w:val="Compact"/>
         <w:numPr>
           <w:ilvl w:val="0"/>
           <w:numId w:val="1002"/>
         </w:numPr>
       </w:pPr>
       <w:r>
-        <w:t xml:space="preserve">Wikipedia contributors [1]</w:t>
-      </w:r>
-      <w:r>
-        <w:t xml:space="preserve"> </w:t>
-      </w:r>
-      <w:r>
-        <w:t xml:space="preserve">— double and multiple integrals, with examples</w:t>
-      </w:r>
-    </w:p>
-    <w:p>
-      <w:pPr>
-        <w:numPr>
-          <w:ilvl w:val="0"/>
-          <w:numId w:val="1002"/>
-        </w:numPr>
-      </w:pPr>
-      <w:r>
-        <w:t xml:space="preserve">Wikipedia contributors [3]</w:t>
-      </w:r>
-      <w:r>
-        <w:t xml:space="preserve"> </w:t>
-      </w:r>
-      <w:r>
-        <w:t xml:space="preserve">— iterated integrals and the order of integration</w:t>
-      </w:r>
-    </w:p>
-    <w:p>
-      <w:pPr>
-        <w:numPr>
-          <w:ilvl w:val="0"/>
-          <w:numId w:val="1002"/>
-        </w:numPr>
-      </w:pPr>
-      <w:r>
-        <w:t xml:space="preserve">Wikipedia contributors [4]</w:t>
+        <w:t xml:space="preserve">Wikipedia contributors [5]</w:t>
       </w:r>
       <w:r>
         <w:t xml:space="preserve"> </w:t>
       </w:r>
       <w:r>
         <w:t xml:space="preserve">— Fubini’s theorem, in the Riemann and Lebesgue settings</w:t>
-      </w:r>
-    </w:p>
-    <w:p>
-      <w:pPr>
-        <w:numPr>
-          <w:ilvl w:val="0"/>
-          <w:numId w:val="1002"/>
-        </w:numPr>
-      </w:pPr>
-      <w:r>
-        <w:t xml:space="preserve">Wikipedia contributors [9]</w:t>
-      </w:r>
-      <w:r>
-        <w:t xml:space="preserve"> </w:t>
-      </w:r>
-      <w:r>
-        <w:t xml:space="preserve">— Tonelli’s theorem for non-negative functions</w:t>
       </w:r>
     </w:p>
     <w:bookmarkStart w:id="94" w:name="refs"/>
-    <w:bookmarkStart w:id="79" w:name="ref-wikipedia_multiple_integral"/>
+    <w:bookmarkStart w:id="79" w:name="ref-wikipedia_tonelli_s_theorem"/>
     <w:p>
       <w:pPr>
         <w:pStyle w:val="Bibliography"/>
@@ -34454,6 +34413,63 @@
         <w:t xml:space="preserve"> </w:t>
       </w:r>
       <w:r>
+        <w:t xml:space="preserve">“Tonelli’s theorem (functional analysis) —</w:t>
+      </w:r>
+      <w:r>
+        <w:t xml:space="preserve"> </w:t>
+      </w:r>
+      <w:r>
+        <w:t xml:space="preserve">Wikipedia</w:t>
+      </w:r>
+      <w:r>
+        <w:t xml:space="preserve">,</w:t>
+      </w:r>
+      <w:r>
+        <w:t xml:space="preserve"> </w:t>
+      </w:r>
+      <w:r>
+        <w:t xml:space="preserve">the free encyclopedia.”</w:t>
+      </w:r>
+      <w:r>
+        <w:t xml:space="preserve"> </w:t>
+      </w:r>
+      <w:r>
+        <w:t xml:space="preserve">2026. Available:</w:t>
+      </w:r>
+      <w:r>
+        <w:t xml:space="preserve"> </w:t>
+      </w:r>
+      <w:hyperlink r:id="rId78">
+        <w:r>
+          <w:rPr>
+            <w:rStyle w:val="Hyperlink"/>
+          </w:rPr>
+          <w:t xml:space="preserve">https://en.wikipedia.org/wiki/Tonelli%27s_theorem_%28functional_analysis%29</w:t>
+        </w:r>
+      </w:hyperlink>
+    </w:p>
+    <w:bookmarkEnd w:id="79"/>
+    <w:bookmarkStart w:id="81" w:name="ref-wikipedia_multiple_integral"/>
+    <w:p>
+      <w:pPr>
+        <w:pStyle w:val="Bibliography"/>
+      </w:pPr>
+      <w:r>
+        <w:t xml:space="preserve">[2]</w:t>
+      </w:r>
+      <w:r>
+        <w:t xml:space="preserve"> </w:t>
+      </w:r>
+      <w:r>
+        <w:t xml:space="preserve">	</w:t>
+      </w:r>
+      <w:r>
+        <w:t xml:space="preserve">Wikipedia contributors,</w:t>
+      </w:r>
+      <w:r>
+        <w:t xml:space="preserve"> </w:t>
+      </w:r>
+      <w:r>
         <w:t xml:space="preserve">“Multiple integral —</w:t>
       </w:r>
       <w:r>
@@ -34480,7 +34496,7 @@
       <w:r>
         <w:t xml:space="preserve"> </w:t>
       </w:r>
-      <w:hyperlink r:id="rId78">
+      <w:hyperlink r:id="rId80">
         <w:r>
           <w:rPr>
             <w:rStyle w:val="Hyperlink"/>
@@ -34489,14 +34505,14 @@
         </w:r>
       </w:hyperlink>
     </w:p>
-    <w:bookmarkEnd w:id="79"/>
-    <w:bookmarkStart w:id="81" w:name="ref-larsonCalc11e"/>
+    <w:bookmarkEnd w:id="81"/>
+    <w:bookmarkStart w:id="83" w:name="ref-larsonCalc11e"/>
     <w:p>
       <w:pPr>
         <w:pStyle w:val="Bibliography"/>
       </w:pPr>
       <w:r>
-        <w:t xml:space="preserve">[2]</w:t>
+        <w:t xml:space="preserve">[3]</w:t>
       </w:r>
       <w:r>
         <w:t xml:space="preserve"> </w:t>
@@ -34523,7 +34539,7 @@
       <w:r>
         <w:t xml:space="preserve"> </w:t>
       </w:r>
-      <w:hyperlink r:id="rId80">
+      <w:hyperlink r:id="rId82">
         <w:r>
           <w:rPr>
             <w:rStyle w:val="Hyperlink"/>
@@ -34532,14 +34548,14 @@
         </w:r>
       </w:hyperlink>
     </w:p>
-    <w:bookmarkEnd w:id="81"/>
-    <w:bookmarkStart w:id="83" w:name="ref-wikipedia_iterated_integral"/>
+    <w:bookmarkEnd w:id="83"/>
+    <w:bookmarkStart w:id="85" w:name="ref-wikipedia_iterated_integral"/>
     <w:p>
       <w:pPr>
         <w:pStyle w:val="Bibliography"/>
       </w:pPr>
       <w:r>
-        <w:t xml:space="preserve">[3]</w:t>
+        <w:t xml:space="preserve">[4]</w:t>
       </w:r>
       <w:r>
         <w:t xml:space="preserve"> </w:t>
@@ -34580,7 +34596,7 @@
       <w:r>
         <w:t xml:space="preserve"> </w:t>
       </w:r>
-      <w:hyperlink r:id="rId82">
+      <w:hyperlink r:id="rId84">
         <w:r>
           <w:rPr>
             <w:rStyle w:val="Hyperlink"/>
@@ -34589,14 +34605,14 @@
         </w:r>
       </w:hyperlink>
     </w:p>
-    <w:bookmarkEnd w:id="83"/>
-    <w:bookmarkStart w:id="85" w:name="ref-wp:fubini"/>
+    <w:bookmarkEnd w:id="85"/>
+    <w:bookmarkStart w:id="87" w:name="ref-wp:fubini"/>
     <w:p>
       <w:pPr>
         <w:pStyle w:val="Bibliography"/>
       </w:pPr>
       <w:r>
-        <w:t xml:space="preserve">[4]</w:t>
+        <w:t xml:space="preserve">[5]</w:t>
       </w:r>
       <w:r>
         <w:t xml:space="preserve"> </w:t>
@@ -34637,7 +34653,7 @@
       <w:r>
         <w:t xml:space="preserve"> </w:t>
       </w:r>
-      <w:hyperlink r:id="rId84">
+      <w:hyperlink r:id="rId86">
         <w:r>
           <w:rPr>
             <w:rStyle w:val="Hyperlink"/>
@@ -34646,14 +34662,14 @@
         </w:r>
       </w:hyperlink>
     </w:p>
-    <w:bookmarkEnd w:id="85"/>
-    <w:bookmarkStart w:id="87" w:name="ref-problifesavercalc"/>
+    <w:bookmarkEnd w:id="87"/>
+    <w:bookmarkStart w:id="89" w:name="ref-problifesavercalc"/>
     <w:p>
       <w:pPr>
         <w:pStyle w:val="Bibliography"/>
       </w:pPr>
       <w:r>
-        <w:t xml:space="preserve">[5]</w:t>
+        <w:t xml:space="preserve">[6]</w:t>
       </w:r>
       <w:r>
         <w:t xml:space="preserve"> </w:t>
@@ -34680,7 +34696,7 @@
       <w:r>
         <w:t xml:space="preserve"> </w:t>
       </w:r>
-      <w:hyperlink r:id="rId86">
+      <w:hyperlink r:id="rId88">
         <w:r>
           <w:rPr>
             <w:rStyle w:val="Hyperlink"/>
@@ -34689,14 +34705,14 @@
         </w:r>
       </w:hyperlink>
     </w:p>
-    <w:bookmarkEnd w:id="87"/>
-    <w:bookmarkStart w:id="88" w:name="ref-billingsley1995probability"/>
+    <w:bookmarkEnd w:id="89"/>
+    <w:bookmarkStart w:id="90" w:name="ref-billingsley1995probability"/>
     <w:p>
       <w:pPr>
         <w:pStyle w:val="Bibliography"/>
       </w:pPr>
       <w:r>
-        <w:t xml:space="preserve">[6]</w:t>
+        <w:t xml:space="preserve">[7]</w:t>
       </w:r>
       <w:r>
         <w:t xml:space="preserve"> </w:t>
@@ -34721,14 +34737,14 @@
         <w:t xml:space="preserve">, 3rd ed. in Wiley series in probability and mathematical statistics. New York: Wiley, 1995.</w:t>
       </w:r>
     </w:p>
-    <w:bookmarkEnd w:id="88"/>
-    <w:bookmarkStart w:id="90" w:name="ref-gut2013"/>
+    <w:bookmarkEnd w:id="90"/>
+    <w:bookmarkStart w:id="92" w:name="ref-gut2013"/>
     <w:p>
       <w:pPr>
         <w:pStyle w:val="Bibliography"/>
       </w:pPr>
       <w:r>
-        <w:t xml:space="preserve">[7]</w:t>
+        <w:t xml:space="preserve">[8]</w:t>
       </w:r>
       <w:r>
         <w:t xml:space="preserve"> </w:t>
@@ -34755,7 +34771,7 @@
       <w:r>
         <w:t xml:space="preserve"> </w:t>
       </w:r>
-      <w:hyperlink r:id="rId89">
+      <w:hyperlink r:id="rId91">
         <w:r>
           <w:rPr>
             <w:rStyle w:val="Hyperlink"/>
@@ -34767,14 +34783,14 @@
         <w:t xml:space="preserve">.</w:t>
       </w:r>
     </w:p>
-    <w:bookmarkEnd w:id="90"/>
-    <w:bookmarkStart w:id="91" w:name="ref-fubini1907"/>
+    <w:bookmarkEnd w:id="92"/>
+    <w:bookmarkStart w:id="93" w:name="ref-fubini1907"/>
     <w:p>
       <w:pPr>
         <w:pStyle w:val="Bibliography"/>
       </w:pPr>
       <w:r>
-        <w:t xml:space="preserve">[8]</w:t>
+        <w:t xml:space="preserve">[9]</w:t>
       </w:r>
       <w:r>
         <w:t xml:space="preserve"> </w:t>
@@ -34804,63 +34820,6 @@
       <w:r>
         <w:t xml:space="preserve">, vol. 16, pp. 608–614, 1907.</w:t>
       </w:r>
-    </w:p>
-    <w:bookmarkEnd w:id="91"/>
-    <w:bookmarkStart w:id="93" w:name="ref-wikipedia_tonelli_s_theorem"/>
-    <w:p>
-      <w:pPr>
-        <w:pStyle w:val="Bibliography"/>
-      </w:pPr>
-      <w:r>
-        <w:t xml:space="preserve">[9]</w:t>
-      </w:r>
-      <w:r>
-        <w:t xml:space="preserve"> </w:t>
-      </w:r>
-      <w:r>
-        <w:t xml:space="preserve">	</w:t>
-      </w:r>
-      <w:r>
-        <w:t xml:space="preserve">Wikipedia contributors,</w:t>
-      </w:r>
-      <w:r>
-        <w:t xml:space="preserve"> </w:t>
-      </w:r>
-      <w:r>
-        <w:t xml:space="preserve">“Tonelli’s theorem (functional analysis) —</w:t>
-      </w:r>
-      <w:r>
-        <w:t xml:space="preserve"> </w:t>
-      </w:r>
-      <w:r>
-        <w:t xml:space="preserve">Wikipedia</w:t>
-      </w:r>
-      <w:r>
-        <w:t xml:space="preserve">,</w:t>
-      </w:r>
-      <w:r>
-        <w:t xml:space="preserve"> </w:t>
-      </w:r>
-      <w:r>
-        <w:t xml:space="preserve">the free encyclopedia.”</w:t>
-      </w:r>
-      <w:r>
-        <w:t xml:space="preserve"> </w:t>
-      </w:r>
-      <w:r>
-        <w:t xml:space="preserve">2026. Available:</w:t>
-      </w:r>
-      <w:r>
-        <w:t xml:space="preserve"> </w:t>
-      </w:r>
-      <w:hyperlink r:id="rId92">
-        <w:r>
-          <w:rPr>
-            <w:rStyle w:val="Hyperlink"/>
-          </w:rPr>
-          <w:t xml:space="preserve">https://en.wikipedia.org/wiki/Tonelli%27s_theorem_%28functional_analysis%29</w:t>
-        </w:r>
-      </w:hyperlink>
     </w:p>
     <w:bookmarkEnd w:id="93"/>
     <w:bookmarkEnd w:id="94"/>

--- a/calculus-double-integrals.docx
+++ b/calculus-double-integrals.docx
@@ -15,7 +15,7 @@
         <w:pStyle w:val="Date"/>
       </w:pPr>
       <w:r>
-        <w:t xml:space="preserve">Last modified: 2026-10-18 13:21:32 (PDT)</w:t>
+        <w:t xml:space="preserve">Last modified: 2026-10-18 16:43:42 (PDT)</w:t>
       </w:r>
     </w:p>
     <w:bookmarkStart w:id="77" w:name="sec-double-integrals"/>

--- a/calculus-double-integrals.docx
+++ b/calculus-double-integrals.docx
@@ -15,7 +15,7 @@
         <w:pStyle w:val="Date"/>
       </w:pPr>
       <w:r>
-        <w:t xml:space="preserve">Last modified: 2026-10-18 16:43:42 (PDT)</w:t>
+        <w:t xml:space="preserve">Last modified: 2026-10-19 00:47:50 (PDT)</w:t>
       </w:r>
     </w:p>
     <w:bookmarkStart w:id="77" w:name="sec-double-integrals"/>

--- a/calculus-double-integrals.docx
+++ b/calculus-double-integrals.docx
@@ -15,7 +15,7 @@
         <w:pStyle w:val="Date"/>
       </w:pPr>
       <w:r>
-        <w:t xml:space="preserve">Last modified: 2026-10-19 00:47:50 (PDT)</w:t>
+        <w:t xml:space="preserve">Last modified: 2026-10-19 02:15:55 (PDT)</w:t>
       </w:r>
     </w:p>
     <w:bookmarkStart w:id="77" w:name="sec-double-integrals"/>

--- a/calculus-double-integrals.docx
+++ b/calculus-double-integrals.docx
@@ -15,7 +15,7 @@
         <w:pStyle w:val="Date"/>
       </w:pPr>
       <w:r>
-        <w:t xml:space="preserve">Last modified: 2026-10-19 02:15:55 (PDT)</w:t>
+        <w:t xml:space="preserve">Last modified: 2026-10-19 03:23:43 (PDT)</w:t>
       </w:r>
     </w:p>
     <w:bookmarkStart w:id="77" w:name="sec-double-integrals"/>

--- a/calculus-double-integrals.docx
+++ b/calculus-double-integrals.docx
@@ -15,7 +15,7 @@
         <w:pStyle w:val="Date"/>
       </w:pPr>
       <w:r>
-        <w:t xml:space="preserve">Last modified: 2026-10-19 03:23:43 (PDT)</w:t>
+        <w:t xml:space="preserve">Last modified: 2026-10-19 04:41:29 (PDT)</w:t>
       </w:r>
     </w:p>
     <w:bookmarkStart w:id="77" w:name="sec-double-integrals"/>

--- a/calculus-double-integrals.docx
+++ b/calculus-double-integrals.docx
@@ -15,7 +15,7 @@
         <w:pStyle w:val="Date"/>
       </w:pPr>
       <w:r>
-        <w:t xml:space="preserve">Last modified: 2026-10-19 04:41:29 (PDT)</w:t>
+        <w:t xml:space="preserve">Last modified: 2026-10-19 05:58:02 (PDT)</w:t>
       </w:r>
     </w:p>
     <w:bookmarkStart w:id="77" w:name="sec-double-integrals"/>

--- a/calculus-double-integrals.docx
+++ b/calculus-double-integrals.docx
@@ -15,7 +15,7 @@
         <w:pStyle w:val="Date"/>
       </w:pPr>
       <w:r>
-        <w:t xml:space="preserve">Last modified: 2026-10-19 05:58:02 (PDT)</w:t>
+        <w:t xml:space="preserve">Last modified: 2026-10-19 09:38:56 (PDT)</w:t>
       </w:r>
     </w:p>
     <w:bookmarkStart w:id="77" w:name="sec-double-integrals"/>

--- a/calculus-double-integrals.docx
+++ b/calculus-double-integrals.docx
@@ -15,7 +15,7 @@
         <w:pStyle w:val="Date"/>
       </w:pPr>
       <w:r>
-        <w:t xml:space="preserve">Last modified: 2026-10-19 09:38:56 (PDT)</w:t>
+        <w:t xml:space="preserve">Last modified: 2026-10-19 11:02:25 (PDT)</w:t>
       </w:r>
     </w:p>
     <w:bookmarkStart w:id="77" w:name="sec-double-integrals"/>

--- a/calculus-double-integrals.docx
+++ b/calculus-double-integrals.docx
@@ -15,7 +15,7 @@
         <w:pStyle w:val="Date"/>
       </w:pPr>
       <w:r>
-        <w:t xml:space="preserve">Last modified: 2026-10-19 11:02:25 (PDT)</w:t>
+        <w:t xml:space="preserve">Last modified: 2026-10-19 12:33:15 (PDT)</w:t>
       </w:r>
     </w:p>
     <w:bookmarkStart w:id="77" w:name="sec-double-integrals"/>

--- a/calculus-double-integrals.docx
+++ b/calculus-double-integrals.docx
@@ -15,7 +15,7 @@
         <w:pStyle w:val="Date"/>
       </w:pPr>
       <w:r>
-        <w:t xml:space="preserve">Last modified: 2026-10-19 12:33:15 (PDT)</w:t>
+        <w:t xml:space="preserve">Last modified: 2026-10-19 23:31:34 (PDT)</w:t>
       </w:r>
     </w:p>
     <w:bookmarkStart w:id="77" w:name="sec-double-integrals"/>

--- a/calculus-double-integrals.docx
+++ b/calculus-double-integrals.docx
@@ -15,7 +15,7 @@
         <w:pStyle w:val="Date"/>
       </w:pPr>
       <w:r>
-        <w:t xml:space="preserve">Last modified: 2026-10-19 23:31:34 (PDT)</w:t>
+        <w:t xml:space="preserve">Last modified: 2026-10-20 00:42:48 (PDT)</w:t>
       </w:r>
     </w:p>
     <w:bookmarkStart w:id="77" w:name="sec-double-integrals"/>

--- a/calculus-double-integrals.docx
+++ b/calculus-double-integrals.docx
@@ -15,7 +15,7 @@
         <w:pStyle w:val="Date"/>
       </w:pPr>
       <w:r>
-        <w:t xml:space="preserve">Last modified: 2026-10-20 00:42:48 (PDT)</w:t>
+        <w:t xml:space="preserve">Last modified: 2026-10-21 13:11:08 (PDT)</w:t>
       </w:r>
     </w:p>
     <w:bookmarkStart w:id="77" w:name="sec-double-integrals"/>

--- a/calculus-double-integrals.docx
+++ b/calculus-double-integrals.docx
@@ -15,7 +15,7 @@
         <w:pStyle w:val="Date"/>
       </w:pPr>
       <w:r>
-        <w:t xml:space="preserve">Last modified: 2026-10-21 13:11:08 (PDT)</w:t>
+        <w:t xml:space="preserve">Last modified: 2026-10-21 14:24:09 (PDT)</w:t>
       </w:r>
     </w:p>
     <w:bookmarkStart w:id="77" w:name="sec-double-integrals"/>

--- a/calculus-double-integrals.docx
+++ b/calculus-double-integrals.docx
@@ -15,7 +15,7 @@
         <w:pStyle w:val="Date"/>
       </w:pPr>
       <w:r>
-        <w:t xml:space="preserve">Last modified: 2026-10-21 14:24:09 (PDT)</w:t>
+        <w:t xml:space="preserve">Last modified: 2026-10-22 00:50:13 (PDT)</w:t>
       </w:r>
     </w:p>
     <w:bookmarkStart w:id="77" w:name="sec-double-integrals"/>

--- a/calculus-double-integrals.docx
+++ b/calculus-double-integrals.docx
@@ -15,7 +15,7 @@
         <w:pStyle w:val="Date"/>
       </w:pPr>
       <w:r>
-        <w:t xml:space="preserve">Last modified: 2026-10-22 00:50:13 (PDT)</w:t>
+        <w:t xml:space="preserve">Last modified: 2026-10-22 08:26:35 (PDT)</w:t>
       </w:r>
     </w:p>
     <w:bookmarkStart w:id="77" w:name="sec-double-integrals"/>

--- a/calculus-double-integrals.docx
+++ b/calculus-double-integrals.docx
@@ -15,7 +15,7 @@
         <w:pStyle w:val="Date"/>
       </w:pPr>
       <w:r>
-        <w:t xml:space="preserve">Last modified: 2026-10-22 08:26:35 (PDT)</w:t>
+        <w:t xml:space="preserve">Last modified: 2026-10-22 09:50:17 (PDT)</w:t>
       </w:r>
     </w:p>
     <w:bookmarkStart w:id="77" w:name="sec-double-integrals"/>

--- a/calculus-double-integrals.docx
+++ b/calculus-double-integrals.docx
@@ -15,7 +15,7 @@
         <w:pStyle w:val="Date"/>
       </w:pPr>
       <w:r>
-        <w:t xml:space="preserve">Last modified: 2026-10-22 09:50:17 (PDT)</w:t>
+        <w:t xml:space="preserve">Last modified: 2026-10-22 11:05:55 (PDT)</w:t>
       </w:r>
     </w:p>
     <w:bookmarkStart w:id="77" w:name="sec-double-integrals"/>

--- a/calculus-double-integrals.docx
+++ b/calculus-double-integrals.docx
@@ -15,7 +15,7 @@
         <w:pStyle w:val="Date"/>
       </w:pPr>
       <w:r>
-        <w:t xml:space="preserve">Last modified: 2026-10-24 15:35:26 (PDT)</w:t>
+        <w:t xml:space="preserve">Last modified: 2026-10-24 20:19:00 (PDT)</w:t>
       </w:r>
     </w:p>
     <w:bookmarkStart w:id="77" w:name="sec-double-integrals"/>

--- a/calculus-double-integrals.docx
+++ b/calculus-double-integrals.docx
@@ -15,7 +15,7 @@
         <w:pStyle w:val="Date"/>
       </w:pPr>
       <w:r>
-        <w:t xml:space="preserve">Last modified: 2026-10-24 20:19:00 (PDT)</w:t>
+        <w:t xml:space="preserve">Last modified: 2026-10-25 16:46:34 (PDT)</w:t>
       </w:r>
     </w:p>
     <w:bookmarkStart w:id="77" w:name="sec-double-integrals"/>

--- a/calculus-double-integrals.docx
+++ b/calculus-double-integrals.docx
@@ -15,7 +15,7 @@
         <w:pStyle w:val="Date"/>
       </w:pPr>
       <w:r>
-        <w:t xml:space="preserve">Last modified: 2026-10-25 16:46:34 (PDT)</w:t>
+        <w:t xml:space="preserve">Last modified: 2026-10-25 18:01:14 (PDT)</w:t>
       </w:r>
     </w:p>
     <w:bookmarkStart w:id="77" w:name="sec-double-integrals"/>

--- a/calculus-double-integrals.docx
+++ b/calculus-double-integrals.docx
@@ -15,7 +15,7 @@
         <w:pStyle w:val="Date"/>
       </w:pPr>
       <w:r>
-        <w:t xml:space="preserve">Last modified: 2026-10-25 18:01:14 (PDT)</w:t>
+        <w:t xml:space="preserve">Last modified: 2026-10-26 02:21:32 (PDT)</w:t>
       </w:r>
     </w:p>
     <w:bookmarkStart w:id="77" w:name="sec-double-integrals"/>

--- a/calculus-double-integrals.docx
+++ b/calculus-double-integrals.docx
@@ -15,7 +15,7 @@
         <w:pStyle w:val="Date"/>
       </w:pPr>
       <w:r>
-        <w:t xml:space="preserve">Last modified: 2026-10-26 02:21:32 (PDT)</w:t>
+        <w:t xml:space="preserve">Last modified: 2026-10-26 03:33:07 (PDT)</w:t>
       </w:r>
     </w:p>
     <w:bookmarkStart w:id="77" w:name="sec-double-integrals"/>

--- a/calculus-double-integrals.docx
+++ b/calculus-double-integrals.docx
@@ -15,7 +15,7 @@
         <w:pStyle w:val="Date"/>
       </w:pPr>
       <w:r>
-        <w:t xml:space="preserve">Last modified: 2026-10-26 03:33:07 (PDT)</w:t>
+        <w:t xml:space="preserve">Last modified: 2026-10-26 10:13:13 (PDT)</w:t>
       </w:r>
     </w:p>
     <w:bookmarkStart w:id="77" w:name="sec-double-integrals"/>

--- a/calculus-double-integrals.docx
+++ b/calculus-double-integrals.docx
@@ -15,7 +15,7 @@
         <w:pStyle w:val="Date"/>
       </w:pPr>
       <w:r>
-        <w:t xml:space="preserve">Last modified: 2026-10-26 10:13:13 (PDT)</w:t>
+        <w:t xml:space="preserve">Last modified: 2026-10-26 12:55:55 (PDT)</w:t>
       </w:r>
     </w:p>
     <w:bookmarkStart w:id="77" w:name="sec-double-integrals"/>

--- a/calculus-double-integrals.docx
+++ b/calculus-double-integrals.docx
@@ -15,7 +15,7 @@
         <w:pStyle w:val="Date"/>
       </w:pPr>
       <w:r>
-        <w:t xml:space="preserve">Last modified: 2026-10-26 12:55:55 (PDT)</w:t>
+        <w:t xml:space="preserve">Last modified: 2026-10-26 14:36:46 (PDT)</w:t>
       </w:r>
     </w:p>
     <w:bookmarkStart w:id="77" w:name="sec-double-integrals"/>

--- a/calculus-double-integrals.docx
+++ b/calculus-double-integrals.docx
@@ -15,7 +15,7 @@
         <w:pStyle w:val="Date"/>
       </w:pPr>
       <w:r>
-        <w:t xml:space="preserve">Last modified: 2026-10-26 14:36:46 (PDT)</w:t>
+        <w:t xml:space="preserve">Last modified: 2026-10-26 20:57:05 (PDT)</w:t>
       </w:r>
     </w:p>
     <w:bookmarkStart w:id="77" w:name="sec-double-integrals"/>

--- a/calculus-double-integrals.docx
+++ b/calculus-double-integrals.docx
@@ -15,7 +15,7 @@
         <w:pStyle w:val="Date"/>
       </w:pPr>
       <w:r>
-        <w:t xml:space="preserve">Last modified: 2026-10-26 20:57:05 (PDT)</w:t>
+        <w:t xml:space="preserve">Last modified: 2026-10-26 23:10:47 (PDT)</w:t>
       </w:r>
     </w:p>
     <w:bookmarkStart w:id="77" w:name="sec-double-integrals"/>

--- a/calculus-double-integrals.docx
+++ b/calculus-double-integrals.docx
@@ -15,7 +15,7 @@
         <w:pStyle w:val="Date"/>
       </w:pPr>
       <w:r>
-        <w:t xml:space="preserve">Last modified: 2026-10-26 23:10:47 (PDT)</w:t>
+        <w:t xml:space="preserve">Last modified: 2026-10-27 00:23:12 (PDT)</w:t>
       </w:r>
     </w:p>
     <w:bookmarkStart w:id="77" w:name="sec-double-integrals"/>

--- a/calculus-double-integrals.docx
+++ b/calculus-double-integrals.docx
@@ -15,7 +15,7 @@
         <w:pStyle w:val="Date"/>
       </w:pPr>
       <w:r>
-        <w:t xml:space="preserve">Last modified: 2026-10-27 00:23:12 (PDT)</w:t>
+        <w:t xml:space="preserve">Last modified: 2026-10-27 01:34:30 (PDT)</w:t>
       </w:r>
     </w:p>
     <w:bookmarkStart w:id="77" w:name="sec-double-integrals"/>

--- a/calculus-double-integrals.docx
+++ b/calculus-double-integrals.docx
@@ -15,7 +15,7 @@
         <w:pStyle w:val="Date"/>
       </w:pPr>
       <w:r>
-        <w:t xml:space="preserve">Last modified: 2026-10-27 01:34:30 (PDT)</w:t>
+        <w:t xml:space="preserve">Last modified: 2026-10-27 09:35:20 (PDT)</w:t>
       </w:r>
     </w:p>
     <w:bookmarkStart w:id="77" w:name="sec-double-integrals"/>

--- a/calculus-double-integrals.docx
+++ b/calculus-double-integrals.docx
@@ -15,7 +15,7 @@
         <w:pStyle w:val="Date"/>
       </w:pPr>
       <w:r>
-        <w:t xml:space="preserve">Last modified: 2026-10-27 09:35:20 (PDT)</w:t>
+        <w:t xml:space="preserve">Last modified: 2026-10-27 11:01:31 (PDT)</w:t>
       </w:r>
     </w:p>
     <w:bookmarkStart w:id="77" w:name="sec-double-integrals"/>
@@ -6269,7 +6269,7 @@
               <w:rPr>
                 <w:rStyle w:val="StringTok"/>
               </w:rPr>
-              <w:t xml:space="preserve">"x"</w:t>
+              <w:t xml:space="preserve">"First coordinate, x"</w:t>
             </w:r>
             <w:r>
               <w:rPr>
@@ -6293,7 +6293,7 @@
               <w:rPr>
                 <w:rStyle w:val="StringTok"/>
               </w:rPr>
-              <w:t xml:space="preserve">"y"</w:t>
+              <w:t xml:space="preserve">"Second coordinate, y"</w:t>
             </w:r>
             <w:r>
               <w:rPr>
@@ -17822,7 +17822,7 @@
               <w:rPr>
                 <w:rStyle w:val="StringTok"/>
               </w:rPr>
-              <w:t xml:space="preserve">"x"</w:t>
+              <w:t xml:space="preserve">"First coordinate, x"</w:t>
             </w:r>
             <w:r>
               <w:rPr>
@@ -17846,7 +17846,7 @@
               <w:rPr>
                 <w:rStyle w:val="StringTok"/>
               </w:rPr>
-              <w:t xml:space="preserve">"y"</w:t>
+              <w:t xml:space="preserve">"Second coordinate, y"</w:t>
             </w:r>
             <w:r>
               <w:rPr>

--- a/calculus-double-integrals.docx
+++ b/calculus-double-integrals.docx
@@ -15,7 +15,7 @@
         <w:pStyle w:val="Date"/>
       </w:pPr>
       <w:r>
-        <w:t xml:space="preserve">Last modified: 2026-10-27 11:01:31 (PDT)</w:t>
+        <w:t xml:space="preserve">Last modified: 2026-10-27 17:38:18 (PDT)</w:t>
       </w:r>
     </w:p>
     <w:bookmarkStart w:id="77" w:name="sec-double-integrals"/>

--- a/calculus-double-integrals.docx
+++ b/calculus-double-integrals.docx
@@ -15,7 +15,7 @@
         <w:pStyle w:val="Date"/>
       </w:pPr>
       <w:r>
-        <w:t xml:space="preserve">Last modified: 2026-10-27 17:38:18 (PDT)</w:t>
+        <w:t xml:space="preserve">Last modified: 2026-10-27 20:53:54 (PDT)</w:t>
       </w:r>
     </w:p>
     <w:bookmarkStart w:id="77" w:name="sec-double-integrals"/>

--- a/calculus-double-integrals.docx
+++ b/calculus-double-integrals.docx
@@ -15,7 +15,7 @@
         <w:pStyle w:val="Date"/>
       </w:pPr>
       <w:r>
-        <w:t xml:space="preserve">Last modified: 2026-10-27 20:53:54 (PDT)</w:t>
+        <w:t xml:space="preserve">Last modified: 2026-10-28 13:13:09 (PDT)</w:t>
       </w:r>
     </w:p>
     <w:bookmarkStart w:id="77" w:name="sec-double-integrals"/>

--- a/calculus-double-integrals.docx
+++ b/calculus-double-integrals.docx
@@ -15,7 +15,7 @@
         <w:pStyle w:val="Date"/>
       </w:pPr>
       <w:r>
-        <w:t xml:space="preserve">Last modified: 2026-10-28 13:13:09 (PDT)</w:t>
+        <w:t xml:space="preserve">Last modified: 2026-10-28 16:00:43 (PDT)</w:t>
       </w:r>
     </w:p>
     <w:bookmarkStart w:id="77" w:name="sec-double-integrals"/>

--- a/calculus-double-integrals.docx
+++ b/calculus-double-integrals.docx
@@ -15,7 +15,7 @@
         <w:pStyle w:val="Date"/>
       </w:pPr>
       <w:r>
-        <w:t xml:space="preserve">Last modified: 2026-10-28 16:00:43 (PDT)</w:t>
+        <w:t xml:space="preserve">Last modified: 2026-10-28 17:04:35 (PDT)</w:t>
       </w:r>
     </w:p>
     <w:bookmarkStart w:id="77" w:name="sec-double-integrals"/>

--- a/calculus-double-integrals.docx
+++ b/calculus-double-integrals.docx
@@ -15,7 +15,7 @@
         <w:pStyle w:val="Date"/>
       </w:pPr>
       <w:r>
-        <w:t xml:space="preserve">Last modified: 2026-10-28 17:04:35 (PDT)</w:t>
+        <w:t xml:space="preserve">Last modified: 2026-10-28 18:32:18 (PDT)</w:t>
       </w:r>
     </w:p>
     <w:bookmarkStart w:id="77" w:name="sec-double-integrals"/>

--- a/calculus-double-integrals.docx
+++ b/calculus-double-integrals.docx
@@ -15,7 +15,7 @@
         <w:pStyle w:val="Date"/>
       </w:pPr>
       <w:r>
-        <w:t xml:space="preserve">Last modified: 2026-10-28 18:32:18 (PDT)</w:t>
+        <w:t xml:space="preserve">Last modified: 2026-10-28 20:07:26 (PDT)</w:t>
       </w:r>
     </w:p>
     <w:bookmarkStart w:id="77" w:name="sec-double-integrals"/>

--- a/calculus-double-integrals.docx
+++ b/calculus-double-integrals.docx
@@ -15,7 +15,7 @@
         <w:pStyle w:val="Date"/>
       </w:pPr>
       <w:r>
-        <w:t xml:space="preserve">Last modified: 2026-10-28 20:07:26 (PDT)</w:t>
+        <w:t xml:space="preserve">Last modified: 2026-10-28 21:37:44 (PDT)</w:t>
       </w:r>
     </w:p>
     <w:bookmarkStart w:id="77" w:name="sec-double-integrals"/>

--- a/calculus-double-integrals.docx
+++ b/calculus-double-integrals.docx
@@ -15,7 +15,7 @@
         <w:pStyle w:val="Date"/>
       </w:pPr>
       <w:r>
-        <w:t xml:space="preserve">Last modified: 2026-10-28 21:37:44 (PDT)</w:t>
+        <w:t xml:space="preserve">Last modified: 2026-10-28 23:05:07 (PDT)</w:t>
       </w:r>
     </w:p>
     <w:bookmarkStart w:id="77" w:name="sec-double-integrals"/>

--- a/calculus-double-integrals.docx
+++ b/calculus-double-integrals.docx
@@ -15,7 +15,7 @@
         <w:pStyle w:val="Date"/>
       </w:pPr>
       <w:r>
-        <w:t xml:space="preserve">Last modified: 2026-10-28 23:05:07 (PDT)</w:t>
+        <w:t xml:space="preserve">Last modified: 2026-10-29 00:14:30 (PDT)</w:t>
       </w:r>
     </w:p>
     <w:bookmarkStart w:id="77" w:name="sec-double-integrals"/>

--- a/calculus-double-integrals.docx
+++ b/calculus-double-integrals.docx
@@ -15,7 +15,7 @@
         <w:pStyle w:val="Date"/>
       </w:pPr>
       <w:r>
-        <w:t xml:space="preserve">Last modified: 2026-10-29 00:14:30 (PDT)</w:t>
+        <w:t xml:space="preserve">Last modified: 2026-10-29 01:38:31 (PDT)</w:t>
       </w:r>
     </w:p>
     <w:bookmarkStart w:id="77" w:name="sec-double-integrals"/>

--- a/calculus-double-integrals.docx
+++ b/calculus-double-integrals.docx
@@ -15,7 +15,7 @@
         <w:pStyle w:val="Date"/>
       </w:pPr>
       <w:r>
-        <w:t xml:space="preserve">Last modified: 2026-10-29 01:38:31 (PDT)</w:t>
+        <w:t xml:space="preserve">Last modified: 2026-10-29 07:45:31 (PDT)</w:t>
       </w:r>
     </w:p>
     <w:bookmarkStart w:id="77" w:name="sec-double-integrals"/>

--- a/calculus-double-integrals.docx
+++ b/calculus-double-integrals.docx
@@ -15,7 +15,7 @@
         <w:pStyle w:val="Date"/>
       </w:pPr>
       <w:r>
-        <w:t xml:space="preserve">Last modified: 2026-10-29 07:45:31 (PDT)</w:t>
+        <w:t xml:space="preserve">Last modified: 2026-10-29 09:12:46 (PDT)</w:t>
       </w:r>
     </w:p>
     <w:bookmarkStart w:id="77" w:name="sec-double-integrals"/>

--- a/calculus-double-integrals.docx
+++ b/calculus-double-integrals.docx
@@ -15,7 +15,7 @@
         <w:pStyle w:val="Date"/>
       </w:pPr>
       <w:r>
-        <w:t xml:space="preserve">Last modified: 2026-10-29 09:12:46 (PDT)</w:t>
+        <w:t xml:space="preserve">Last modified: 2026-10-29 10:33:15 (PDT)</w:t>
       </w:r>
     </w:p>
     <w:bookmarkStart w:id="77" w:name="sec-double-integrals"/>

--- a/calculus-double-integrals.docx
+++ b/calculus-double-integrals.docx
@@ -15,7 +15,7 @@
         <w:pStyle w:val="Date"/>
       </w:pPr>
       <w:r>
-        <w:t xml:space="preserve">Last modified: 2026-10-29 10:33:15 (PDT)</w:t>
+        <w:t xml:space="preserve">Last modified: 2026-10-29 11:51:41 (PDT)</w:t>
       </w:r>
     </w:p>
     <w:bookmarkStart w:id="77" w:name="sec-double-integrals"/>

--- a/calculus-double-integrals.docx
+++ b/calculus-double-integrals.docx
@@ -15,7 +15,7 @@
         <w:pStyle w:val="Date"/>
       </w:pPr>
       <w:r>
-        <w:t xml:space="preserve">Last modified: 2026-10-29 11:51:41 (PDT)</w:t>
+        <w:t xml:space="preserve">Last modified: 2026-10-29 13:28:16 (PDT)</w:t>
       </w:r>
     </w:p>
     <w:bookmarkStart w:id="77" w:name="sec-double-integrals"/>

--- a/calculus-double-integrals.docx
+++ b/calculus-double-integrals.docx
@@ -15,7 +15,7 @@
         <w:pStyle w:val="Date"/>
       </w:pPr>
       <w:r>
-        <w:t xml:space="preserve">Last modified: 2026-10-29 13:28:16 (PDT)</w:t>
+        <w:t xml:space="preserve">Last modified: 2026-10-29 14:56:31 (PDT)</w:t>
       </w:r>
     </w:p>
     <w:bookmarkStart w:id="77" w:name="sec-double-integrals"/>

--- a/calculus-double-integrals.docx
+++ b/calculus-double-integrals.docx
@@ -15,7 +15,7 @@
         <w:pStyle w:val="Date"/>
       </w:pPr>
       <w:r>
-        <w:t xml:space="preserve">Last modified: 2026-10-29 14:56:31 (PDT)</w:t>
+        <w:t xml:space="preserve">Last modified: 2026-10-29 16:45:03 (PDT)</w:t>
       </w:r>
     </w:p>
     <w:bookmarkStart w:id="77" w:name="sec-double-integrals"/>

--- a/calculus-double-integrals.docx
+++ b/calculus-double-integrals.docx
@@ -15,7 +15,7 @@
         <w:pStyle w:val="Date"/>
       </w:pPr>
       <w:r>
-        <w:t xml:space="preserve">Last modified: 2026-10-29 16:45:03 (PDT)</w:t>
+        <w:t xml:space="preserve">Last modified: 2026-10-29 20:01:11 (PDT)</w:t>
       </w:r>
     </w:p>
     <w:bookmarkStart w:id="77" w:name="sec-double-integrals"/>

--- a/calculus-double-integrals.docx
+++ b/calculus-double-integrals.docx
@@ -15,7 +15,7 @@
         <w:pStyle w:val="Date"/>
       </w:pPr>
       <w:r>
-        <w:t xml:space="preserve">Last modified: 2026-10-29 20:01:11 (PDT)</w:t>
+        <w:t xml:space="preserve">Last modified: 2026-10-30 00:52:40 (PDT)</w:t>
       </w:r>
     </w:p>
     <w:bookmarkStart w:id="77" w:name="sec-double-integrals"/>

--- a/calculus-double-integrals.docx
+++ b/calculus-double-integrals.docx
@@ -15,7 +15,7 @@
         <w:pStyle w:val="Date"/>
       </w:pPr>
       <w:r>
-        <w:t xml:space="preserve">Last modified: 2026-10-30 00:52:40 (PDT)</w:t>
+        <w:t xml:space="preserve">Last modified: 2026-10-30 02:22:19 (PDT)</w:t>
       </w:r>
     </w:p>
     <w:bookmarkStart w:id="77" w:name="sec-double-integrals"/>

--- a/calculus-double-integrals.docx
+++ b/calculus-double-integrals.docx
@@ -15,7 +15,7 @@
         <w:pStyle w:val="Date"/>
       </w:pPr>
       <w:r>
-        <w:t xml:space="preserve">Last modified: 2026-10-30 02:22:19 (PDT)</w:t>
+        <w:t xml:space="preserve">Last modified: 2026-10-30 12:07:09 (PDT)</w:t>
       </w:r>
     </w:p>
     <w:bookmarkStart w:id="77" w:name="sec-double-integrals"/>

--- a/calculus-double-integrals.docx
+++ b/calculus-double-integrals.docx
@@ -15,7 +15,7 @@
         <w:pStyle w:val="Date"/>
       </w:pPr>
       <w:r>
-        <w:t xml:space="preserve">Last modified: 2026-10-30 12:07:09 (PDT)</w:t>
+        <w:t xml:space="preserve">Last modified: 2026-10-30 13:54:56 (PDT)</w:t>
       </w:r>
     </w:p>
     <w:bookmarkStart w:id="77" w:name="sec-double-integrals"/>

--- a/calculus-double-integrals.docx
+++ b/calculus-double-integrals.docx
@@ -15,7 +15,7 @@
         <w:pStyle w:val="Date"/>
       </w:pPr>
       <w:r>
-        <w:t xml:space="preserve">Last modified: 2026-10-30 13:54:56 (PDT)</w:t>
+        <w:t xml:space="preserve">Last modified: 2026-10-30 15:46:06 (PDT)</w:t>
       </w:r>
     </w:p>
     <w:bookmarkStart w:id="77" w:name="sec-double-integrals"/>

--- a/calculus-double-integrals.docx
+++ b/calculus-double-integrals.docx
@@ -15,7 +15,7 @@
         <w:pStyle w:val="Date"/>
       </w:pPr>
       <w:r>
-        <w:t xml:space="preserve">Last modified: 2026-10-30 15:46:06 (PDT)</w:t>
+        <w:t xml:space="preserve">Last modified: 2026-10-30 17:15:43 (PDT)</w:t>
       </w:r>
     </w:p>
     <w:bookmarkStart w:id="77" w:name="sec-double-integrals"/>

--- a/calculus-double-integrals.docx
+++ b/calculus-double-integrals.docx
@@ -15,7 +15,7 @@
         <w:pStyle w:val="Date"/>
       </w:pPr>
       <w:r>
-        <w:t xml:space="preserve">Last modified: 2026-10-30 17:15:43 (PDT)</w:t>
+        <w:t xml:space="preserve">Last modified: 2026-10-30 18:45:42 (PDT)</w:t>
       </w:r>
     </w:p>
     <w:bookmarkStart w:id="77" w:name="sec-double-integrals"/>

--- a/calculus-double-integrals.docx
+++ b/calculus-double-integrals.docx
@@ -15,7 +15,7 @@
         <w:pStyle w:val="Date"/>
       </w:pPr>
       <w:r>
-        <w:t xml:space="preserve">Last modified: 2026-10-30 18:45:42 (PDT)</w:t>
+        <w:t xml:space="preserve">Last modified: 2026-10-30 21:18:12 (PDT)</w:t>
       </w:r>
     </w:p>
     <w:bookmarkStart w:id="77" w:name="sec-double-integrals"/>

--- a/calculus-double-integrals.docx
+++ b/calculus-double-integrals.docx
@@ -15,7 +15,7 @@
         <w:pStyle w:val="Date"/>
       </w:pPr>
       <w:r>
-        <w:t xml:space="preserve">Last modified: 2026-10-30 21:18:12 (PDT)</w:t>
+        <w:t xml:space="preserve">Last modified: 2026-10-31 00:08:50 (PDT)</w:t>
       </w:r>
     </w:p>
     <w:bookmarkStart w:id="77" w:name="sec-double-integrals"/>

--- a/calculus-double-integrals.docx
+++ b/calculus-double-integrals.docx
@@ -15,7 +15,7 @@
         <w:pStyle w:val="Date"/>
       </w:pPr>
       <w:r>
-        <w:t xml:space="preserve">Last modified: 2026-10-31 00:08:50 (PDT)</w:t>
+        <w:t xml:space="preserve">Last modified: 2026-10-31 06:43:52 (PDT)</w:t>
       </w:r>
     </w:p>
     <w:bookmarkStart w:id="77" w:name="sec-double-integrals"/>
